--- a/Rent_Template.docx
+++ b/Rent_Template.docx
@@ -808,6 +808,22 @@
           <w:szCs w:val="36"/>
         </w:rPr>
         <w:t>, which shall be refundable at the time of expiry of tenancy period or termination of tenancy, after deducting the rent arrears, electricity charges or loss/damages, if any in respect of the said tenanted premises.</w:t>
+      </w:r>
+      <w:r>
+        <w:rPr>
+          <w:sz w:val="36"/>
+          <w:szCs w:val="36"/>
+        </w:rPr>
+        <w:t xml:space="preserve"> </w:t>
+      </w:r>
+      <w:r>
+        <w:rPr>
+          <w:b/>
+          <w:bCs/>
+          <w:sz w:val="36"/>
+          <w:szCs w:val="36"/>
+        </w:rPr>
+        <w:t>{{NON_REFUNDABLE_SECURITY}}</w:t>
       </w:r>
     </w:p>
     <w:p>
@@ -2308,7 +2324,6 @@
   <w:style w:type="character" w:default="1" w:styleId="DefaultParagraphFont">
     <w:name w:val="Default Paragraph Font"/>
     <w:uiPriority w:val="1"/>
-    <w:semiHidden/>
     <w:unhideWhenUsed/>
   </w:style>
   <w:style w:type="table" w:default="1" w:styleId="TableNormal">

--- a/Rent_Template.docx
+++ b/Rent_Template.docx
@@ -1136,6 +1136,2515 @@
         </w:rPr>
         <w:t xml:space="preserve"> ………………………………….</w:t>
       </w:r>
+    </w:p>
+    <w:p>
+      <w:pPr>
+        <w:ind w:left="4320"/>
+        <w:rPr>
+          <w:sz w:val="36"/>
+          <w:szCs w:val="36"/>
+        </w:rPr>
+      </w:pPr>
+    </w:p>
+    <w:p>
+      <w:pPr>
+        <w:ind w:left="4320"/>
+        <w:rPr>
+          <w:sz w:val="36"/>
+          <w:szCs w:val="36"/>
+        </w:rPr>
+      </w:pPr>
+    </w:p>
+    <w:p>
+      <w:pPr>
+        <w:ind w:left="4320"/>
+        <w:rPr>
+          <w:sz w:val="36"/>
+          <w:szCs w:val="36"/>
+        </w:rPr>
+      </w:pPr>
+    </w:p>
+    <w:p>
+      <w:pPr>
+        <w:ind w:left="4320"/>
+        <w:rPr>
+          <w:sz w:val="36"/>
+          <w:szCs w:val="36"/>
+        </w:rPr>
+      </w:pPr>
+    </w:p>
+    <w:p>
+      <w:pPr>
+        <w:ind w:left="4320"/>
+        <w:rPr>
+          <w:sz w:val="36"/>
+          <w:szCs w:val="36"/>
+        </w:rPr>
+      </w:pPr>
+    </w:p>
+    <w:p>
+      <w:pPr>
+        <w:ind w:left="4320"/>
+        <w:rPr>
+          <w:sz w:val="36"/>
+          <w:szCs w:val="36"/>
+        </w:rPr>
+      </w:pPr>
+    </w:p>
+    <w:p>
+      <w:pPr>
+        <w:ind w:left="4320"/>
+        <w:rPr>
+          <w:sz w:val="36"/>
+          <w:szCs w:val="36"/>
+        </w:rPr>
+      </w:pPr>
+    </w:p>
+    <w:p>
+      <w:pPr>
+        <w:ind w:left="4320"/>
+        <w:rPr>
+          <w:sz w:val="36"/>
+          <w:szCs w:val="36"/>
+        </w:rPr>
+      </w:pPr>
+    </w:p>
+    <w:p>
+      <w:pPr>
+        <w:ind w:left="4320"/>
+        <w:rPr>
+          <w:sz w:val="36"/>
+          <w:szCs w:val="36"/>
+        </w:rPr>
+      </w:pPr>
+    </w:p>
+    <w:p>
+      <w:pPr>
+        <w:ind w:left="4320"/>
+        <w:rPr>
+          <w:sz w:val="36"/>
+          <w:szCs w:val="36"/>
+        </w:rPr>
+      </w:pPr>
+    </w:p>
+    <w:p>
+      <w:pPr>
+        <w:ind w:left="4320"/>
+        <w:rPr>
+          <w:sz w:val="36"/>
+          <w:szCs w:val="36"/>
+        </w:rPr>
+      </w:pPr>
+    </w:p>
+    <w:p>
+      <w:pPr>
+        <w:ind w:left="4320"/>
+        <w:rPr>
+          <w:sz w:val="36"/>
+          <w:szCs w:val="36"/>
+        </w:rPr>
+      </w:pPr>
+    </w:p>
+    <w:p>
+      <w:pPr>
+        <w:jc w:val="both"/>
+        <w:rPr>
+          <w:sz w:val="36"/>
+          <w:szCs w:val="36"/>
+        </w:rPr>
+      </w:pPr>
+    </w:p>
+    <w:p>
+      <w:pPr>
+        <w:jc w:val="both"/>
+        <w:rPr>
+          <w:sz w:val="24"/>
+          <w:szCs w:val="24"/>
+        </w:rPr>
+      </w:pPr>
+      <w:r>
+        <w:rPr>
+          <w:sz w:val="24"/>
+          <w:szCs w:val="24"/>
+        </w:rPr>
+        <w:lastRenderedPageBreak/>
+        <w:t>{%p if SHOW_ANNEXURE %}</w:t>
+      </w:r>
+    </w:p>
+    <w:tbl>
+      <w:tblPr>
+        <w:tblpPr w:leftFromText="180" w:rightFromText="180" w:vertAnchor="page" w:horzAnchor="margin" w:tblpXSpec="center" w:tblpY="2301"/>
+        <w:tblW w:w="7975" w:type="dxa"/>
+        <w:tblCellSpacing w:w="15" w:type="dxa"/>
+        <w:tblCellMar>
+          <w:left w:w="0" w:type="dxa"/>
+          <w:right w:w="0" w:type="dxa"/>
+        </w:tblCellMar>
+        <w:tblLook w:val="04A0" w:firstRow="1" w:lastRow="0" w:firstColumn="1" w:lastColumn="0" w:noHBand="0" w:noVBand="1"/>
+      </w:tblPr>
+      <w:tblGrid>
+        <w:gridCol w:w="1477"/>
+        <w:gridCol w:w="5344"/>
+        <w:gridCol w:w="1154"/>
+      </w:tblGrid>
+      <w:tr>
+        <w:trPr>
+          <w:trHeight w:val="17"/>
+          <w:tblHeader/>
+          <w:tblCellSpacing w:w="15" w:type="dxa"/>
+        </w:trPr>
+        <w:tc>
+          <w:tcPr>
+            <w:tcW w:w="1432" w:type="dxa"/>
+            <w:tcBorders>
+              <w:top w:val="single" w:sz="6" w:space="0" w:color="auto"/>
+              <w:left w:val="single" w:sz="6" w:space="0" w:color="auto"/>
+              <w:bottom w:val="single" w:sz="6" w:space="0" w:color="auto"/>
+              <w:right w:val="single" w:sz="6" w:space="0" w:color="auto"/>
+            </w:tcBorders>
+            <w:tcMar>
+              <w:top w:w="120" w:type="dxa"/>
+              <w:left w:w="180" w:type="dxa"/>
+              <w:bottom w:w="120" w:type="dxa"/>
+              <w:right w:w="180" w:type="dxa"/>
+            </w:tcMar>
+            <w:vAlign w:val="center"/>
+            <w:hideMark/>
+          </w:tcPr>
+          <w:p>
+            <w:pPr>
+              <w:rPr>
+                <w:b/>
+                <w:bCs/>
+                <w:sz w:val="26"/>
+                <w:szCs w:val="26"/>
+              </w:rPr>
+            </w:pPr>
+            <w:r>
+              <w:rPr>
+                <w:b/>
+                <w:bCs/>
+                <w:sz w:val="26"/>
+                <w:szCs w:val="26"/>
+              </w:rPr>
+              <w:t>Sr. No.</w:t>
+            </w:r>
+          </w:p>
+        </w:tc>
+        <w:tc>
+          <w:tcPr>
+            <w:tcW w:w="5314" w:type="dxa"/>
+            <w:tcBorders>
+              <w:top w:val="single" w:sz="6" w:space="0" w:color="auto"/>
+              <w:left w:val="single" w:sz="6" w:space="0" w:color="auto"/>
+              <w:bottom w:val="single" w:sz="6" w:space="0" w:color="auto"/>
+              <w:right w:val="single" w:sz="6" w:space="0" w:color="auto"/>
+            </w:tcBorders>
+            <w:tcMar>
+              <w:top w:w="120" w:type="dxa"/>
+              <w:left w:w="180" w:type="dxa"/>
+              <w:bottom w:w="120" w:type="dxa"/>
+              <w:right w:w="180" w:type="dxa"/>
+            </w:tcMar>
+            <w:vAlign w:val="center"/>
+            <w:hideMark/>
+          </w:tcPr>
+          <w:p>
+            <w:pPr>
+              <w:rPr>
+                <w:b/>
+                <w:bCs/>
+                <w:sz w:val="26"/>
+                <w:szCs w:val="26"/>
+              </w:rPr>
+            </w:pPr>
+            <w:r>
+              <w:rPr>
+                <w:b/>
+                <w:bCs/>
+                <w:sz w:val="26"/>
+                <w:szCs w:val="26"/>
+              </w:rPr>
+              <w:t>Particulars</w:t>
+            </w:r>
+          </w:p>
+        </w:tc>
+        <w:tc>
+          <w:tcPr>
+            <w:tcW w:w="1109" w:type="dxa"/>
+            <w:tcBorders>
+              <w:top w:val="single" w:sz="6" w:space="0" w:color="auto"/>
+              <w:left w:val="single" w:sz="6" w:space="0" w:color="auto"/>
+              <w:bottom w:val="single" w:sz="6" w:space="0" w:color="auto"/>
+              <w:right w:val="single" w:sz="6" w:space="0" w:color="auto"/>
+            </w:tcBorders>
+            <w:tcMar>
+              <w:top w:w="120" w:type="dxa"/>
+              <w:left w:w="180" w:type="dxa"/>
+              <w:bottom w:w="120" w:type="dxa"/>
+              <w:right w:w="180" w:type="dxa"/>
+            </w:tcMar>
+            <w:vAlign w:val="center"/>
+            <w:hideMark/>
+          </w:tcPr>
+          <w:p>
+            <w:pPr>
+              <w:rPr>
+                <w:b/>
+                <w:bCs/>
+                <w:sz w:val="26"/>
+                <w:szCs w:val="26"/>
+              </w:rPr>
+            </w:pPr>
+            <w:r>
+              <w:rPr>
+                <w:b/>
+                <w:bCs/>
+                <w:sz w:val="26"/>
+                <w:szCs w:val="26"/>
+              </w:rPr>
+              <w:t>Qty</w:t>
+            </w:r>
+          </w:p>
+        </w:tc>
+      </w:tr>
+      <w:tr>
+        <w:trPr>
+          <w:trHeight w:val="16"/>
+          <w:tblCellSpacing w:w="15" w:type="dxa"/>
+        </w:trPr>
+        <w:tc>
+          <w:tcPr>
+            <w:tcW w:w="1432" w:type="dxa"/>
+            <w:tcBorders>
+              <w:top w:val="single" w:sz="6" w:space="0" w:color="auto"/>
+              <w:left w:val="single" w:sz="6" w:space="0" w:color="auto"/>
+              <w:bottom w:val="single" w:sz="6" w:space="0" w:color="auto"/>
+              <w:right w:val="single" w:sz="6" w:space="0" w:color="auto"/>
+            </w:tcBorders>
+            <w:tcMar>
+              <w:top w:w="120" w:type="dxa"/>
+              <w:left w:w="180" w:type="dxa"/>
+              <w:bottom w:w="120" w:type="dxa"/>
+              <w:right w:w="180" w:type="dxa"/>
+            </w:tcMar>
+            <w:vAlign w:val="center"/>
+            <w:hideMark/>
+          </w:tcPr>
+          <w:p>
+            <w:pPr>
+              <w:rPr>
+                <w:b/>
+                <w:bCs/>
+                <w:sz w:val="26"/>
+                <w:szCs w:val="26"/>
+              </w:rPr>
+            </w:pPr>
+            <w:r>
+              <w:rPr>
+                <w:b/>
+                <w:bCs/>
+                <w:sz w:val="26"/>
+                <w:szCs w:val="26"/>
+              </w:rPr>
+              <w:t>1.</w:t>
+            </w:r>
+          </w:p>
+        </w:tc>
+        <w:tc>
+          <w:tcPr>
+            <w:tcW w:w="5314" w:type="dxa"/>
+            <w:tcBorders>
+              <w:top w:val="single" w:sz="6" w:space="0" w:color="auto"/>
+              <w:left w:val="single" w:sz="6" w:space="0" w:color="auto"/>
+              <w:bottom w:val="single" w:sz="6" w:space="0" w:color="auto"/>
+              <w:right w:val="single" w:sz="6" w:space="0" w:color="auto"/>
+            </w:tcBorders>
+            <w:tcMar>
+              <w:top w:w="120" w:type="dxa"/>
+              <w:left w:w="180" w:type="dxa"/>
+              <w:bottom w:w="120" w:type="dxa"/>
+              <w:right w:w="180" w:type="dxa"/>
+            </w:tcMar>
+            <w:vAlign w:val="center"/>
+            <w:hideMark/>
+          </w:tcPr>
+          <w:p>
+            <w:pPr>
+              <w:rPr>
+                <w:b/>
+                <w:bCs/>
+                <w:sz w:val="26"/>
+                <w:szCs w:val="26"/>
+              </w:rPr>
+            </w:pPr>
+          </w:p>
+        </w:tc>
+        <w:tc>
+          <w:tcPr>
+            <w:tcW w:w="1109" w:type="dxa"/>
+            <w:tcBorders>
+              <w:top w:val="single" w:sz="6" w:space="0" w:color="auto"/>
+              <w:left w:val="single" w:sz="6" w:space="0" w:color="auto"/>
+              <w:bottom w:val="single" w:sz="6" w:space="0" w:color="auto"/>
+              <w:right w:val="single" w:sz="6" w:space="0" w:color="auto"/>
+            </w:tcBorders>
+            <w:tcMar>
+              <w:top w:w="120" w:type="dxa"/>
+              <w:left w:w="180" w:type="dxa"/>
+              <w:bottom w:w="120" w:type="dxa"/>
+              <w:right w:w="180" w:type="dxa"/>
+            </w:tcMar>
+            <w:vAlign w:val="center"/>
+            <w:hideMark/>
+          </w:tcPr>
+          <w:p>
+            <w:pPr>
+              <w:rPr>
+                <w:b/>
+                <w:bCs/>
+                <w:sz w:val="26"/>
+                <w:szCs w:val="26"/>
+              </w:rPr>
+            </w:pPr>
+          </w:p>
+        </w:tc>
+      </w:tr>
+      <w:tr>
+        <w:trPr>
+          <w:trHeight w:val="444"/>
+          <w:tblCellSpacing w:w="15" w:type="dxa"/>
+        </w:trPr>
+        <w:tc>
+          <w:tcPr>
+            <w:tcW w:w="1432" w:type="dxa"/>
+            <w:tcBorders>
+              <w:top w:val="single" w:sz="6" w:space="0" w:color="auto"/>
+              <w:left w:val="single" w:sz="6" w:space="0" w:color="auto"/>
+              <w:bottom w:val="single" w:sz="6" w:space="0" w:color="auto"/>
+              <w:right w:val="single" w:sz="6" w:space="0" w:color="auto"/>
+            </w:tcBorders>
+            <w:tcMar>
+              <w:top w:w="120" w:type="dxa"/>
+              <w:left w:w="180" w:type="dxa"/>
+              <w:bottom w:w="120" w:type="dxa"/>
+              <w:right w:w="180" w:type="dxa"/>
+            </w:tcMar>
+            <w:vAlign w:val="center"/>
+            <w:hideMark/>
+          </w:tcPr>
+          <w:p>
+            <w:pPr>
+              <w:rPr>
+                <w:b/>
+                <w:bCs/>
+                <w:sz w:val="26"/>
+                <w:szCs w:val="26"/>
+              </w:rPr>
+            </w:pPr>
+            <w:r>
+              <w:rPr>
+                <w:b/>
+                <w:bCs/>
+                <w:sz w:val="26"/>
+                <w:szCs w:val="26"/>
+              </w:rPr>
+              <w:t>2.</w:t>
+            </w:r>
+          </w:p>
+        </w:tc>
+        <w:tc>
+          <w:tcPr>
+            <w:tcW w:w="5314" w:type="dxa"/>
+            <w:tcBorders>
+              <w:top w:val="single" w:sz="6" w:space="0" w:color="auto"/>
+              <w:left w:val="single" w:sz="6" w:space="0" w:color="auto"/>
+              <w:bottom w:val="single" w:sz="6" w:space="0" w:color="auto"/>
+              <w:right w:val="single" w:sz="6" w:space="0" w:color="auto"/>
+            </w:tcBorders>
+            <w:tcMar>
+              <w:top w:w="120" w:type="dxa"/>
+              <w:left w:w="180" w:type="dxa"/>
+              <w:bottom w:w="120" w:type="dxa"/>
+              <w:right w:w="180" w:type="dxa"/>
+            </w:tcMar>
+            <w:vAlign w:val="center"/>
+            <w:hideMark/>
+          </w:tcPr>
+          <w:p>
+            <w:pPr>
+              <w:rPr>
+                <w:b/>
+                <w:bCs/>
+                <w:sz w:val="26"/>
+                <w:szCs w:val="26"/>
+              </w:rPr>
+            </w:pPr>
+          </w:p>
+        </w:tc>
+        <w:tc>
+          <w:tcPr>
+            <w:tcW w:w="1109" w:type="dxa"/>
+            <w:tcBorders>
+              <w:top w:val="single" w:sz="6" w:space="0" w:color="auto"/>
+              <w:left w:val="single" w:sz="6" w:space="0" w:color="auto"/>
+              <w:bottom w:val="single" w:sz="6" w:space="0" w:color="auto"/>
+              <w:right w:val="single" w:sz="6" w:space="0" w:color="auto"/>
+            </w:tcBorders>
+            <w:tcMar>
+              <w:top w:w="120" w:type="dxa"/>
+              <w:left w:w="180" w:type="dxa"/>
+              <w:bottom w:w="120" w:type="dxa"/>
+              <w:right w:w="180" w:type="dxa"/>
+            </w:tcMar>
+            <w:vAlign w:val="center"/>
+            <w:hideMark/>
+          </w:tcPr>
+          <w:p>
+            <w:pPr>
+              <w:rPr>
+                <w:b/>
+                <w:bCs/>
+                <w:sz w:val="26"/>
+                <w:szCs w:val="26"/>
+              </w:rPr>
+            </w:pPr>
+          </w:p>
+        </w:tc>
+      </w:tr>
+      <w:tr>
+        <w:trPr>
+          <w:trHeight w:val="444"/>
+          <w:tblCellSpacing w:w="15" w:type="dxa"/>
+        </w:trPr>
+        <w:tc>
+          <w:tcPr>
+            <w:tcW w:w="1432" w:type="dxa"/>
+            <w:tcBorders>
+              <w:top w:val="single" w:sz="6" w:space="0" w:color="auto"/>
+              <w:left w:val="single" w:sz="6" w:space="0" w:color="auto"/>
+              <w:bottom w:val="single" w:sz="6" w:space="0" w:color="auto"/>
+              <w:right w:val="single" w:sz="6" w:space="0" w:color="auto"/>
+            </w:tcBorders>
+            <w:tcMar>
+              <w:top w:w="120" w:type="dxa"/>
+              <w:left w:w="180" w:type="dxa"/>
+              <w:bottom w:w="120" w:type="dxa"/>
+              <w:right w:w="180" w:type="dxa"/>
+            </w:tcMar>
+            <w:vAlign w:val="center"/>
+            <w:hideMark/>
+          </w:tcPr>
+          <w:p>
+            <w:pPr>
+              <w:rPr>
+                <w:b/>
+                <w:bCs/>
+                <w:sz w:val="26"/>
+                <w:szCs w:val="26"/>
+              </w:rPr>
+            </w:pPr>
+            <w:r>
+              <w:rPr>
+                <w:b/>
+                <w:bCs/>
+                <w:sz w:val="26"/>
+                <w:szCs w:val="26"/>
+              </w:rPr>
+              <w:t>3.</w:t>
+            </w:r>
+          </w:p>
+        </w:tc>
+        <w:tc>
+          <w:tcPr>
+            <w:tcW w:w="5314" w:type="dxa"/>
+            <w:tcBorders>
+              <w:top w:val="single" w:sz="6" w:space="0" w:color="auto"/>
+              <w:left w:val="single" w:sz="6" w:space="0" w:color="auto"/>
+              <w:bottom w:val="single" w:sz="6" w:space="0" w:color="auto"/>
+              <w:right w:val="single" w:sz="6" w:space="0" w:color="auto"/>
+            </w:tcBorders>
+            <w:tcMar>
+              <w:top w:w="120" w:type="dxa"/>
+              <w:left w:w="180" w:type="dxa"/>
+              <w:bottom w:w="120" w:type="dxa"/>
+              <w:right w:w="180" w:type="dxa"/>
+            </w:tcMar>
+            <w:vAlign w:val="center"/>
+            <w:hideMark/>
+          </w:tcPr>
+          <w:p>
+            <w:pPr>
+              <w:rPr>
+                <w:b/>
+                <w:bCs/>
+                <w:sz w:val="26"/>
+                <w:szCs w:val="26"/>
+              </w:rPr>
+            </w:pPr>
+          </w:p>
+        </w:tc>
+        <w:tc>
+          <w:tcPr>
+            <w:tcW w:w="1109" w:type="dxa"/>
+            <w:tcBorders>
+              <w:top w:val="single" w:sz="6" w:space="0" w:color="auto"/>
+              <w:left w:val="single" w:sz="6" w:space="0" w:color="auto"/>
+              <w:bottom w:val="single" w:sz="6" w:space="0" w:color="auto"/>
+              <w:right w:val="single" w:sz="6" w:space="0" w:color="auto"/>
+            </w:tcBorders>
+            <w:tcMar>
+              <w:top w:w="120" w:type="dxa"/>
+              <w:left w:w="180" w:type="dxa"/>
+              <w:bottom w:w="120" w:type="dxa"/>
+              <w:right w:w="180" w:type="dxa"/>
+            </w:tcMar>
+            <w:vAlign w:val="center"/>
+            <w:hideMark/>
+          </w:tcPr>
+          <w:p>
+            <w:pPr>
+              <w:rPr>
+                <w:b/>
+                <w:bCs/>
+                <w:sz w:val="26"/>
+                <w:szCs w:val="26"/>
+              </w:rPr>
+            </w:pPr>
+          </w:p>
+        </w:tc>
+      </w:tr>
+      <w:tr>
+        <w:trPr>
+          <w:trHeight w:val="444"/>
+          <w:tblCellSpacing w:w="15" w:type="dxa"/>
+        </w:trPr>
+        <w:tc>
+          <w:tcPr>
+            <w:tcW w:w="1432" w:type="dxa"/>
+            <w:tcBorders>
+              <w:top w:val="single" w:sz="6" w:space="0" w:color="auto"/>
+              <w:left w:val="single" w:sz="6" w:space="0" w:color="auto"/>
+              <w:bottom w:val="single" w:sz="6" w:space="0" w:color="auto"/>
+              <w:right w:val="single" w:sz="6" w:space="0" w:color="auto"/>
+            </w:tcBorders>
+            <w:tcMar>
+              <w:top w:w="120" w:type="dxa"/>
+              <w:left w:w="180" w:type="dxa"/>
+              <w:bottom w:w="120" w:type="dxa"/>
+              <w:right w:w="180" w:type="dxa"/>
+            </w:tcMar>
+            <w:vAlign w:val="center"/>
+            <w:hideMark/>
+          </w:tcPr>
+          <w:p>
+            <w:pPr>
+              <w:rPr>
+                <w:b/>
+                <w:bCs/>
+                <w:sz w:val="26"/>
+                <w:szCs w:val="26"/>
+              </w:rPr>
+            </w:pPr>
+            <w:r>
+              <w:rPr>
+                <w:b/>
+                <w:bCs/>
+                <w:sz w:val="26"/>
+                <w:szCs w:val="26"/>
+              </w:rPr>
+              <w:t>4.</w:t>
+            </w:r>
+          </w:p>
+        </w:tc>
+        <w:tc>
+          <w:tcPr>
+            <w:tcW w:w="5314" w:type="dxa"/>
+            <w:tcBorders>
+              <w:top w:val="single" w:sz="6" w:space="0" w:color="auto"/>
+              <w:left w:val="single" w:sz="6" w:space="0" w:color="auto"/>
+              <w:bottom w:val="single" w:sz="6" w:space="0" w:color="auto"/>
+              <w:right w:val="single" w:sz="6" w:space="0" w:color="auto"/>
+            </w:tcBorders>
+            <w:tcMar>
+              <w:top w:w="120" w:type="dxa"/>
+              <w:left w:w="180" w:type="dxa"/>
+              <w:bottom w:w="120" w:type="dxa"/>
+              <w:right w:w="180" w:type="dxa"/>
+            </w:tcMar>
+            <w:vAlign w:val="center"/>
+            <w:hideMark/>
+          </w:tcPr>
+          <w:p>
+            <w:pPr>
+              <w:rPr>
+                <w:b/>
+                <w:bCs/>
+                <w:sz w:val="26"/>
+                <w:szCs w:val="26"/>
+              </w:rPr>
+            </w:pPr>
+          </w:p>
+        </w:tc>
+        <w:tc>
+          <w:tcPr>
+            <w:tcW w:w="1109" w:type="dxa"/>
+            <w:tcBorders>
+              <w:top w:val="single" w:sz="6" w:space="0" w:color="auto"/>
+              <w:left w:val="single" w:sz="6" w:space="0" w:color="auto"/>
+              <w:bottom w:val="single" w:sz="6" w:space="0" w:color="auto"/>
+              <w:right w:val="single" w:sz="6" w:space="0" w:color="auto"/>
+            </w:tcBorders>
+            <w:tcMar>
+              <w:top w:w="120" w:type="dxa"/>
+              <w:left w:w="180" w:type="dxa"/>
+              <w:bottom w:w="120" w:type="dxa"/>
+              <w:right w:w="180" w:type="dxa"/>
+            </w:tcMar>
+            <w:vAlign w:val="center"/>
+            <w:hideMark/>
+          </w:tcPr>
+          <w:p>
+            <w:pPr>
+              <w:rPr>
+                <w:b/>
+                <w:bCs/>
+                <w:sz w:val="26"/>
+                <w:szCs w:val="26"/>
+              </w:rPr>
+            </w:pPr>
+          </w:p>
+        </w:tc>
+      </w:tr>
+      <w:tr>
+        <w:trPr>
+          <w:trHeight w:val="430"/>
+          <w:tblCellSpacing w:w="15" w:type="dxa"/>
+        </w:trPr>
+        <w:tc>
+          <w:tcPr>
+            <w:tcW w:w="1432" w:type="dxa"/>
+            <w:tcBorders>
+              <w:top w:val="single" w:sz="6" w:space="0" w:color="auto"/>
+              <w:left w:val="single" w:sz="6" w:space="0" w:color="auto"/>
+              <w:bottom w:val="single" w:sz="6" w:space="0" w:color="auto"/>
+              <w:right w:val="single" w:sz="6" w:space="0" w:color="auto"/>
+            </w:tcBorders>
+            <w:tcMar>
+              <w:top w:w="120" w:type="dxa"/>
+              <w:left w:w="180" w:type="dxa"/>
+              <w:bottom w:w="120" w:type="dxa"/>
+              <w:right w:w="180" w:type="dxa"/>
+            </w:tcMar>
+            <w:vAlign w:val="center"/>
+            <w:hideMark/>
+          </w:tcPr>
+          <w:p>
+            <w:pPr>
+              <w:rPr>
+                <w:b/>
+                <w:bCs/>
+                <w:sz w:val="26"/>
+                <w:szCs w:val="26"/>
+              </w:rPr>
+            </w:pPr>
+            <w:r>
+              <w:rPr>
+                <w:b/>
+                <w:bCs/>
+                <w:sz w:val="26"/>
+                <w:szCs w:val="26"/>
+              </w:rPr>
+              <w:t>5.</w:t>
+            </w:r>
+          </w:p>
+        </w:tc>
+        <w:tc>
+          <w:tcPr>
+            <w:tcW w:w="5314" w:type="dxa"/>
+            <w:tcBorders>
+              <w:top w:val="single" w:sz="6" w:space="0" w:color="auto"/>
+              <w:left w:val="single" w:sz="6" w:space="0" w:color="auto"/>
+              <w:bottom w:val="single" w:sz="6" w:space="0" w:color="auto"/>
+              <w:right w:val="single" w:sz="6" w:space="0" w:color="auto"/>
+            </w:tcBorders>
+            <w:tcMar>
+              <w:top w:w="120" w:type="dxa"/>
+              <w:left w:w="180" w:type="dxa"/>
+              <w:bottom w:w="120" w:type="dxa"/>
+              <w:right w:w="180" w:type="dxa"/>
+            </w:tcMar>
+            <w:vAlign w:val="center"/>
+            <w:hideMark/>
+          </w:tcPr>
+          <w:p>
+            <w:pPr>
+              <w:rPr>
+                <w:b/>
+                <w:bCs/>
+                <w:sz w:val="26"/>
+                <w:szCs w:val="26"/>
+              </w:rPr>
+            </w:pPr>
+          </w:p>
+        </w:tc>
+        <w:tc>
+          <w:tcPr>
+            <w:tcW w:w="1109" w:type="dxa"/>
+            <w:tcBorders>
+              <w:top w:val="single" w:sz="6" w:space="0" w:color="auto"/>
+              <w:left w:val="single" w:sz="6" w:space="0" w:color="auto"/>
+              <w:bottom w:val="single" w:sz="6" w:space="0" w:color="auto"/>
+              <w:right w:val="single" w:sz="6" w:space="0" w:color="auto"/>
+            </w:tcBorders>
+            <w:tcMar>
+              <w:top w:w="120" w:type="dxa"/>
+              <w:left w:w="180" w:type="dxa"/>
+              <w:bottom w:w="120" w:type="dxa"/>
+              <w:right w:w="180" w:type="dxa"/>
+            </w:tcMar>
+            <w:vAlign w:val="center"/>
+            <w:hideMark/>
+          </w:tcPr>
+          <w:p>
+            <w:pPr>
+              <w:rPr>
+                <w:b/>
+                <w:bCs/>
+                <w:sz w:val="26"/>
+                <w:szCs w:val="26"/>
+              </w:rPr>
+            </w:pPr>
+          </w:p>
+        </w:tc>
+      </w:tr>
+      <w:tr>
+        <w:trPr>
+          <w:trHeight w:val="444"/>
+          <w:tblCellSpacing w:w="15" w:type="dxa"/>
+        </w:trPr>
+        <w:tc>
+          <w:tcPr>
+            <w:tcW w:w="1432" w:type="dxa"/>
+            <w:tcBorders>
+              <w:top w:val="single" w:sz="6" w:space="0" w:color="auto"/>
+              <w:left w:val="single" w:sz="6" w:space="0" w:color="auto"/>
+              <w:bottom w:val="single" w:sz="6" w:space="0" w:color="auto"/>
+              <w:right w:val="single" w:sz="6" w:space="0" w:color="auto"/>
+            </w:tcBorders>
+            <w:tcMar>
+              <w:top w:w="120" w:type="dxa"/>
+              <w:left w:w="180" w:type="dxa"/>
+              <w:bottom w:w="120" w:type="dxa"/>
+              <w:right w:w="180" w:type="dxa"/>
+            </w:tcMar>
+            <w:vAlign w:val="center"/>
+            <w:hideMark/>
+          </w:tcPr>
+          <w:p>
+            <w:pPr>
+              <w:rPr>
+                <w:b/>
+                <w:bCs/>
+                <w:sz w:val="26"/>
+                <w:szCs w:val="26"/>
+              </w:rPr>
+            </w:pPr>
+            <w:r>
+              <w:rPr>
+                <w:b/>
+                <w:bCs/>
+                <w:sz w:val="26"/>
+                <w:szCs w:val="26"/>
+              </w:rPr>
+              <w:t>6.</w:t>
+            </w:r>
+          </w:p>
+        </w:tc>
+        <w:tc>
+          <w:tcPr>
+            <w:tcW w:w="5314" w:type="dxa"/>
+            <w:tcBorders>
+              <w:top w:val="single" w:sz="6" w:space="0" w:color="auto"/>
+              <w:left w:val="single" w:sz="6" w:space="0" w:color="auto"/>
+              <w:bottom w:val="single" w:sz="6" w:space="0" w:color="auto"/>
+              <w:right w:val="single" w:sz="6" w:space="0" w:color="auto"/>
+            </w:tcBorders>
+            <w:tcMar>
+              <w:top w:w="120" w:type="dxa"/>
+              <w:left w:w="180" w:type="dxa"/>
+              <w:bottom w:w="120" w:type="dxa"/>
+              <w:right w:w="180" w:type="dxa"/>
+            </w:tcMar>
+            <w:vAlign w:val="center"/>
+            <w:hideMark/>
+          </w:tcPr>
+          <w:p>
+            <w:pPr>
+              <w:rPr>
+                <w:b/>
+                <w:bCs/>
+                <w:sz w:val="26"/>
+                <w:szCs w:val="26"/>
+              </w:rPr>
+            </w:pPr>
+          </w:p>
+        </w:tc>
+        <w:tc>
+          <w:tcPr>
+            <w:tcW w:w="1109" w:type="dxa"/>
+            <w:tcBorders>
+              <w:top w:val="single" w:sz="6" w:space="0" w:color="auto"/>
+              <w:left w:val="single" w:sz="6" w:space="0" w:color="auto"/>
+              <w:bottom w:val="single" w:sz="6" w:space="0" w:color="auto"/>
+              <w:right w:val="single" w:sz="6" w:space="0" w:color="auto"/>
+            </w:tcBorders>
+            <w:tcMar>
+              <w:top w:w="120" w:type="dxa"/>
+              <w:left w:w="180" w:type="dxa"/>
+              <w:bottom w:w="120" w:type="dxa"/>
+              <w:right w:w="180" w:type="dxa"/>
+            </w:tcMar>
+            <w:vAlign w:val="center"/>
+            <w:hideMark/>
+          </w:tcPr>
+          <w:p>
+            <w:pPr>
+              <w:rPr>
+                <w:b/>
+                <w:bCs/>
+                <w:sz w:val="26"/>
+                <w:szCs w:val="26"/>
+              </w:rPr>
+            </w:pPr>
+          </w:p>
+        </w:tc>
+      </w:tr>
+      <w:tr>
+        <w:trPr>
+          <w:trHeight w:val="444"/>
+          <w:tblCellSpacing w:w="15" w:type="dxa"/>
+        </w:trPr>
+        <w:tc>
+          <w:tcPr>
+            <w:tcW w:w="1432" w:type="dxa"/>
+            <w:tcBorders>
+              <w:top w:val="single" w:sz="6" w:space="0" w:color="auto"/>
+              <w:left w:val="single" w:sz="6" w:space="0" w:color="auto"/>
+              <w:bottom w:val="single" w:sz="6" w:space="0" w:color="auto"/>
+              <w:right w:val="single" w:sz="6" w:space="0" w:color="auto"/>
+            </w:tcBorders>
+            <w:tcMar>
+              <w:top w:w="120" w:type="dxa"/>
+              <w:left w:w="180" w:type="dxa"/>
+              <w:bottom w:w="120" w:type="dxa"/>
+              <w:right w:w="180" w:type="dxa"/>
+            </w:tcMar>
+            <w:vAlign w:val="center"/>
+            <w:hideMark/>
+          </w:tcPr>
+          <w:p>
+            <w:pPr>
+              <w:rPr>
+                <w:b/>
+                <w:bCs/>
+                <w:sz w:val="26"/>
+                <w:szCs w:val="26"/>
+              </w:rPr>
+            </w:pPr>
+            <w:r>
+              <w:rPr>
+                <w:b/>
+                <w:bCs/>
+                <w:sz w:val="26"/>
+                <w:szCs w:val="26"/>
+              </w:rPr>
+              <w:t>7.</w:t>
+            </w:r>
+          </w:p>
+        </w:tc>
+        <w:tc>
+          <w:tcPr>
+            <w:tcW w:w="5314" w:type="dxa"/>
+            <w:tcBorders>
+              <w:top w:val="single" w:sz="6" w:space="0" w:color="auto"/>
+              <w:left w:val="single" w:sz="6" w:space="0" w:color="auto"/>
+              <w:bottom w:val="single" w:sz="6" w:space="0" w:color="auto"/>
+              <w:right w:val="single" w:sz="6" w:space="0" w:color="auto"/>
+            </w:tcBorders>
+            <w:tcMar>
+              <w:top w:w="120" w:type="dxa"/>
+              <w:left w:w="180" w:type="dxa"/>
+              <w:bottom w:w="120" w:type="dxa"/>
+              <w:right w:w="180" w:type="dxa"/>
+            </w:tcMar>
+            <w:vAlign w:val="center"/>
+            <w:hideMark/>
+          </w:tcPr>
+          <w:p>
+            <w:pPr>
+              <w:rPr>
+                <w:b/>
+                <w:bCs/>
+                <w:sz w:val="26"/>
+                <w:szCs w:val="26"/>
+              </w:rPr>
+            </w:pPr>
+          </w:p>
+        </w:tc>
+        <w:tc>
+          <w:tcPr>
+            <w:tcW w:w="1109" w:type="dxa"/>
+            <w:tcBorders>
+              <w:top w:val="single" w:sz="6" w:space="0" w:color="auto"/>
+              <w:left w:val="single" w:sz="6" w:space="0" w:color="auto"/>
+              <w:bottom w:val="single" w:sz="6" w:space="0" w:color="auto"/>
+              <w:right w:val="single" w:sz="6" w:space="0" w:color="auto"/>
+            </w:tcBorders>
+            <w:tcMar>
+              <w:top w:w="120" w:type="dxa"/>
+              <w:left w:w="180" w:type="dxa"/>
+              <w:bottom w:w="120" w:type="dxa"/>
+              <w:right w:w="180" w:type="dxa"/>
+            </w:tcMar>
+            <w:vAlign w:val="center"/>
+            <w:hideMark/>
+          </w:tcPr>
+          <w:p>
+            <w:pPr>
+              <w:rPr>
+                <w:b/>
+                <w:bCs/>
+                <w:sz w:val="26"/>
+                <w:szCs w:val="26"/>
+              </w:rPr>
+            </w:pPr>
+          </w:p>
+        </w:tc>
+      </w:tr>
+      <w:tr>
+        <w:trPr>
+          <w:trHeight w:val="444"/>
+          <w:tblCellSpacing w:w="15" w:type="dxa"/>
+        </w:trPr>
+        <w:tc>
+          <w:tcPr>
+            <w:tcW w:w="1432" w:type="dxa"/>
+            <w:tcBorders>
+              <w:top w:val="single" w:sz="6" w:space="0" w:color="auto"/>
+              <w:left w:val="single" w:sz="6" w:space="0" w:color="auto"/>
+              <w:bottom w:val="single" w:sz="6" w:space="0" w:color="auto"/>
+              <w:right w:val="single" w:sz="6" w:space="0" w:color="auto"/>
+            </w:tcBorders>
+            <w:tcMar>
+              <w:top w:w="120" w:type="dxa"/>
+              <w:left w:w="180" w:type="dxa"/>
+              <w:bottom w:w="120" w:type="dxa"/>
+              <w:right w:w="180" w:type="dxa"/>
+            </w:tcMar>
+            <w:vAlign w:val="center"/>
+            <w:hideMark/>
+          </w:tcPr>
+          <w:p>
+            <w:pPr>
+              <w:rPr>
+                <w:b/>
+                <w:bCs/>
+                <w:sz w:val="26"/>
+                <w:szCs w:val="26"/>
+              </w:rPr>
+            </w:pPr>
+            <w:r>
+              <w:rPr>
+                <w:b/>
+                <w:bCs/>
+                <w:sz w:val="26"/>
+                <w:szCs w:val="26"/>
+              </w:rPr>
+              <w:t>8.</w:t>
+            </w:r>
+          </w:p>
+        </w:tc>
+        <w:tc>
+          <w:tcPr>
+            <w:tcW w:w="5314" w:type="dxa"/>
+            <w:tcBorders>
+              <w:top w:val="single" w:sz="6" w:space="0" w:color="auto"/>
+              <w:left w:val="single" w:sz="6" w:space="0" w:color="auto"/>
+              <w:bottom w:val="single" w:sz="6" w:space="0" w:color="auto"/>
+              <w:right w:val="single" w:sz="6" w:space="0" w:color="auto"/>
+            </w:tcBorders>
+            <w:tcMar>
+              <w:top w:w="120" w:type="dxa"/>
+              <w:left w:w="180" w:type="dxa"/>
+              <w:bottom w:w="120" w:type="dxa"/>
+              <w:right w:w="180" w:type="dxa"/>
+            </w:tcMar>
+            <w:vAlign w:val="center"/>
+            <w:hideMark/>
+          </w:tcPr>
+          <w:p>
+            <w:pPr>
+              <w:rPr>
+                <w:b/>
+                <w:bCs/>
+                <w:sz w:val="26"/>
+                <w:szCs w:val="26"/>
+              </w:rPr>
+            </w:pPr>
+          </w:p>
+        </w:tc>
+        <w:tc>
+          <w:tcPr>
+            <w:tcW w:w="1109" w:type="dxa"/>
+            <w:tcBorders>
+              <w:top w:val="single" w:sz="6" w:space="0" w:color="auto"/>
+              <w:left w:val="single" w:sz="6" w:space="0" w:color="auto"/>
+              <w:bottom w:val="single" w:sz="6" w:space="0" w:color="auto"/>
+              <w:right w:val="single" w:sz="6" w:space="0" w:color="auto"/>
+            </w:tcBorders>
+            <w:tcMar>
+              <w:top w:w="120" w:type="dxa"/>
+              <w:left w:w="180" w:type="dxa"/>
+              <w:bottom w:w="120" w:type="dxa"/>
+              <w:right w:w="180" w:type="dxa"/>
+            </w:tcMar>
+            <w:vAlign w:val="center"/>
+            <w:hideMark/>
+          </w:tcPr>
+          <w:p>
+            <w:pPr>
+              <w:rPr>
+                <w:b/>
+                <w:bCs/>
+                <w:sz w:val="26"/>
+                <w:szCs w:val="26"/>
+              </w:rPr>
+            </w:pPr>
+          </w:p>
+        </w:tc>
+      </w:tr>
+      <w:tr>
+        <w:trPr>
+          <w:trHeight w:val="444"/>
+          <w:tblCellSpacing w:w="15" w:type="dxa"/>
+        </w:trPr>
+        <w:tc>
+          <w:tcPr>
+            <w:tcW w:w="1432" w:type="dxa"/>
+            <w:tcBorders>
+              <w:top w:val="single" w:sz="6" w:space="0" w:color="auto"/>
+              <w:left w:val="single" w:sz="6" w:space="0" w:color="auto"/>
+              <w:bottom w:val="single" w:sz="6" w:space="0" w:color="auto"/>
+              <w:right w:val="single" w:sz="6" w:space="0" w:color="auto"/>
+            </w:tcBorders>
+            <w:tcMar>
+              <w:top w:w="120" w:type="dxa"/>
+              <w:left w:w="180" w:type="dxa"/>
+              <w:bottom w:w="120" w:type="dxa"/>
+              <w:right w:w="180" w:type="dxa"/>
+            </w:tcMar>
+            <w:vAlign w:val="center"/>
+            <w:hideMark/>
+          </w:tcPr>
+          <w:p>
+            <w:pPr>
+              <w:rPr>
+                <w:b/>
+                <w:bCs/>
+                <w:sz w:val="26"/>
+                <w:szCs w:val="26"/>
+              </w:rPr>
+            </w:pPr>
+            <w:r>
+              <w:rPr>
+                <w:b/>
+                <w:bCs/>
+                <w:sz w:val="26"/>
+                <w:szCs w:val="26"/>
+              </w:rPr>
+              <w:t>9.</w:t>
+            </w:r>
+          </w:p>
+        </w:tc>
+        <w:tc>
+          <w:tcPr>
+            <w:tcW w:w="5314" w:type="dxa"/>
+            <w:tcBorders>
+              <w:top w:val="single" w:sz="6" w:space="0" w:color="auto"/>
+              <w:left w:val="single" w:sz="6" w:space="0" w:color="auto"/>
+              <w:bottom w:val="single" w:sz="6" w:space="0" w:color="auto"/>
+              <w:right w:val="single" w:sz="6" w:space="0" w:color="auto"/>
+            </w:tcBorders>
+            <w:tcMar>
+              <w:top w:w="120" w:type="dxa"/>
+              <w:left w:w="180" w:type="dxa"/>
+              <w:bottom w:w="120" w:type="dxa"/>
+              <w:right w:w="180" w:type="dxa"/>
+            </w:tcMar>
+            <w:vAlign w:val="center"/>
+            <w:hideMark/>
+          </w:tcPr>
+          <w:p>
+            <w:pPr>
+              <w:rPr>
+                <w:b/>
+                <w:bCs/>
+                <w:sz w:val="26"/>
+                <w:szCs w:val="26"/>
+              </w:rPr>
+            </w:pPr>
+          </w:p>
+        </w:tc>
+        <w:tc>
+          <w:tcPr>
+            <w:tcW w:w="1109" w:type="dxa"/>
+            <w:tcBorders>
+              <w:top w:val="single" w:sz="6" w:space="0" w:color="auto"/>
+              <w:left w:val="single" w:sz="6" w:space="0" w:color="auto"/>
+              <w:bottom w:val="single" w:sz="6" w:space="0" w:color="auto"/>
+              <w:right w:val="single" w:sz="6" w:space="0" w:color="auto"/>
+            </w:tcBorders>
+            <w:tcMar>
+              <w:top w:w="120" w:type="dxa"/>
+              <w:left w:w="180" w:type="dxa"/>
+              <w:bottom w:w="120" w:type="dxa"/>
+              <w:right w:w="180" w:type="dxa"/>
+            </w:tcMar>
+            <w:vAlign w:val="center"/>
+            <w:hideMark/>
+          </w:tcPr>
+          <w:p>
+            <w:pPr>
+              <w:rPr>
+                <w:b/>
+                <w:bCs/>
+                <w:sz w:val="26"/>
+                <w:szCs w:val="26"/>
+              </w:rPr>
+            </w:pPr>
+          </w:p>
+        </w:tc>
+      </w:tr>
+      <w:tr>
+        <w:trPr>
+          <w:trHeight w:val="444"/>
+          <w:tblCellSpacing w:w="15" w:type="dxa"/>
+        </w:trPr>
+        <w:tc>
+          <w:tcPr>
+            <w:tcW w:w="1432" w:type="dxa"/>
+            <w:tcBorders>
+              <w:top w:val="single" w:sz="6" w:space="0" w:color="auto"/>
+              <w:left w:val="single" w:sz="6" w:space="0" w:color="auto"/>
+              <w:bottom w:val="single" w:sz="6" w:space="0" w:color="auto"/>
+              <w:right w:val="single" w:sz="6" w:space="0" w:color="auto"/>
+            </w:tcBorders>
+            <w:tcMar>
+              <w:top w:w="120" w:type="dxa"/>
+              <w:left w:w="180" w:type="dxa"/>
+              <w:bottom w:w="120" w:type="dxa"/>
+              <w:right w:w="180" w:type="dxa"/>
+            </w:tcMar>
+            <w:vAlign w:val="center"/>
+            <w:hideMark/>
+          </w:tcPr>
+          <w:p>
+            <w:pPr>
+              <w:rPr>
+                <w:b/>
+                <w:bCs/>
+                <w:sz w:val="26"/>
+                <w:szCs w:val="26"/>
+              </w:rPr>
+            </w:pPr>
+            <w:r>
+              <w:rPr>
+                <w:b/>
+                <w:bCs/>
+                <w:sz w:val="26"/>
+                <w:szCs w:val="26"/>
+              </w:rPr>
+              <w:t>10.</w:t>
+            </w:r>
+          </w:p>
+        </w:tc>
+        <w:tc>
+          <w:tcPr>
+            <w:tcW w:w="5314" w:type="dxa"/>
+            <w:tcBorders>
+              <w:top w:val="single" w:sz="6" w:space="0" w:color="auto"/>
+              <w:left w:val="single" w:sz="6" w:space="0" w:color="auto"/>
+              <w:bottom w:val="single" w:sz="6" w:space="0" w:color="auto"/>
+              <w:right w:val="single" w:sz="6" w:space="0" w:color="auto"/>
+            </w:tcBorders>
+            <w:tcMar>
+              <w:top w:w="120" w:type="dxa"/>
+              <w:left w:w="180" w:type="dxa"/>
+              <w:bottom w:w="120" w:type="dxa"/>
+              <w:right w:w="180" w:type="dxa"/>
+            </w:tcMar>
+            <w:vAlign w:val="center"/>
+            <w:hideMark/>
+          </w:tcPr>
+          <w:p>
+            <w:pPr>
+              <w:rPr>
+                <w:b/>
+                <w:bCs/>
+                <w:sz w:val="26"/>
+                <w:szCs w:val="26"/>
+              </w:rPr>
+            </w:pPr>
+          </w:p>
+        </w:tc>
+        <w:tc>
+          <w:tcPr>
+            <w:tcW w:w="1109" w:type="dxa"/>
+            <w:tcBorders>
+              <w:top w:val="single" w:sz="6" w:space="0" w:color="auto"/>
+              <w:left w:val="single" w:sz="6" w:space="0" w:color="auto"/>
+              <w:bottom w:val="single" w:sz="6" w:space="0" w:color="auto"/>
+              <w:right w:val="single" w:sz="6" w:space="0" w:color="auto"/>
+            </w:tcBorders>
+            <w:tcMar>
+              <w:top w:w="120" w:type="dxa"/>
+              <w:left w:w="180" w:type="dxa"/>
+              <w:bottom w:w="120" w:type="dxa"/>
+              <w:right w:w="180" w:type="dxa"/>
+            </w:tcMar>
+            <w:vAlign w:val="center"/>
+            <w:hideMark/>
+          </w:tcPr>
+          <w:p>
+            <w:pPr>
+              <w:rPr>
+                <w:b/>
+                <w:bCs/>
+                <w:sz w:val="26"/>
+                <w:szCs w:val="26"/>
+              </w:rPr>
+            </w:pPr>
+          </w:p>
+        </w:tc>
+      </w:tr>
+      <w:tr>
+        <w:trPr>
+          <w:trHeight w:val="444"/>
+          <w:tblCellSpacing w:w="15" w:type="dxa"/>
+        </w:trPr>
+        <w:tc>
+          <w:tcPr>
+            <w:tcW w:w="1432" w:type="dxa"/>
+            <w:tcBorders>
+              <w:top w:val="single" w:sz="6" w:space="0" w:color="auto"/>
+              <w:left w:val="single" w:sz="6" w:space="0" w:color="auto"/>
+              <w:bottom w:val="single" w:sz="6" w:space="0" w:color="auto"/>
+              <w:right w:val="single" w:sz="6" w:space="0" w:color="auto"/>
+            </w:tcBorders>
+            <w:tcMar>
+              <w:top w:w="120" w:type="dxa"/>
+              <w:left w:w="180" w:type="dxa"/>
+              <w:bottom w:w="120" w:type="dxa"/>
+              <w:right w:w="180" w:type="dxa"/>
+            </w:tcMar>
+            <w:vAlign w:val="center"/>
+            <w:hideMark/>
+          </w:tcPr>
+          <w:p>
+            <w:pPr>
+              <w:rPr>
+                <w:b/>
+                <w:bCs/>
+                <w:sz w:val="26"/>
+                <w:szCs w:val="26"/>
+              </w:rPr>
+            </w:pPr>
+            <w:r>
+              <w:rPr>
+                <w:b/>
+                <w:bCs/>
+                <w:sz w:val="26"/>
+                <w:szCs w:val="26"/>
+              </w:rPr>
+              <w:t>11.</w:t>
+            </w:r>
+          </w:p>
+        </w:tc>
+        <w:tc>
+          <w:tcPr>
+            <w:tcW w:w="5314" w:type="dxa"/>
+            <w:tcBorders>
+              <w:top w:val="single" w:sz="6" w:space="0" w:color="auto"/>
+              <w:left w:val="single" w:sz="6" w:space="0" w:color="auto"/>
+              <w:bottom w:val="single" w:sz="6" w:space="0" w:color="auto"/>
+              <w:right w:val="single" w:sz="6" w:space="0" w:color="auto"/>
+            </w:tcBorders>
+            <w:tcMar>
+              <w:top w:w="120" w:type="dxa"/>
+              <w:left w:w="180" w:type="dxa"/>
+              <w:bottom w:w="120" w:type="dxa"/>
+              <w:right w:w="180" w:type="dxa"/>
+            </w:tcMar>
+            <w:vAlign w:val="center"/>
+            <w:hideMark/>
+          </w:tcPr>
+          <w:p>
+            <w:pPr>
+              <w:rPr>
+                <w:b/>
+                <w:bCs/>
+                <w:sz w:val="26"/>
+                <w:szCs w:val="26"/>
+              </w:rPr>
+            </w:pPr>
+          </w:p>
+        </w:tc>
+        <w:tc>
+          <w:tcPr>
+            <w:tcW w:w="1109" w:type="dxa"/>
+            <w:tcBorders>
+              <w:top w:val="single" w:sz="6" w:space="0" w:color="auto"/>
+              <w:left w:val="single" w:sz="6" w:space="0" w:color="auto"/>
+              <w:bottom w:val="single" w:sz="6" w:space="0" w:color="auto"/>
+              <w:right w:val="single" w:sz="6" w:space="0" w:color="auto"/>
+            </w:tcBorders>
+            <w:tcMar>
+              <w:top w:w="120" w:type="dxa"/>
+              <w:left w:w="180" w:type="dxa"/>
+              <w:bottom w:w="120" w:type="dxa"/>
+              <w:right w:w="180" w:type="dxa"/>
+            </w:tcMar>
+            <w:vAlign w:val="center"/>
+            <w:hideMark/>
+          </w:tcPr>
+          <w:p>
+            <w:pPr>
+              <w:rPr>
+                <w:b/>
+                <w:bCs/>
+                <w:sz w:val="26"/>
+                <w:szCs w:val="26"/>
+              </w:rPr>
+            </w:pPr>
+          </w:p>
+        </w:tc>
+      </w:tr>
+      <w:tr>
+        <w:trPr>
+          <w:trHeight w:val="444"/>
+          <w:tblCellSpacing w:w="15" w:type="dxa"/>
+        </w:trPr>
+        <w:tc>
+          <w:tcPr>
+            <w:tcW w:w="1432" w:type="dxa"/>
+            <w:tcBorders>
+              <w:top w:val="single" w:sz="6" w:space="0" w:color="auto"/>
+              <w:left w:val="single" w:sz="6" w:space="0" w:color="auto"/>
+              <w:bottom w:val="single" w:sz="6" w:space="0" w:color="auto"/>
+              <w:right w:val="single" w:sz="6" w:space="0" w:color="auto"/>
+            </w:tcBorders>
+            <w:tcMar>
+              <w:top w:w="120" w:type="dxa"/>
+              <w:left w:w="180" w:type="dxa"/>
+              <w:bottom w:w="120" w:type="dxa"/>
+              <w:right w:w="180" w:type="dxa"/>
+            </w:tcMar>
+            <w:vAlign w:val="center"/>
+            <w:hideMark/>
+          </w:tcPr>
+          <w:p>
+            <w:pPr>
+              <w:rPr>
+                <w:b/>
+                <w:bCs/>
+                <w:sz w:val="26"/>
+                <w:szCs w:val="26"/>
+              </w:rPr>
+            </w:pPr>
+            <w:r>
+              <w:rPr>
+                <w:b/>
+                <w:bCs/>
+                <w:sz w:val="26"/>
+                <w:szCs w:val="26"/>
+              </w:rPr>
+              <w:t>12.</w:t>
+            </w:r>
+          </w:p>
+        </w:tc>
+        <w:tc>
+          <w:tcPr>
+            <w:tcW w:w="5314" w:type="dxa"/>
+            <w:tcBorders>
+              <w:top w:val="single" w:sz="6" w:space="0" w:color="auto"/>
+              <w:left w:val="single" w:sz="6" w:space="0" w:color="auto"/>
+              <w:bottom w:val="single" w:sz="6" w:space="0" w:color="auto"/>
+              <w:right w:val="single" w:sz="6" w:space="0" w:color="auto"/>
+            </w:tcBorders>
+            <w:tcMar>
+              <w:top w:w="120" w:type="dxa"/>
+              <w:left w:w="180" w:type="dxa"/>
+              <w:bottom w:w="120" w:type="dxa"/>
+              <w:right w:w="180" w:type="dxa"/>
+            </w:tcMar>
+            <w:vAlign w:val="center"/>
+            <w:hideMark/>
+          </w:tcPr>
+          <w:p>
+            <w:pPr>
+              <w:rPr>
+                <w:b/>
+                <w:bCs/>
+                <w:sz w:val="26"/>
+                <w:szCs w:val="26"/>
+              </w:rPr>
+            </w:pPr>
+          </w:p>
+        </w:tc>
+        <w:tc>
+          <w:tcPr>
+            <w:tcW w:w="1109" w:type="dxa"/>
+            <w:tcBorders>
+              <w:top w:val="single" w:sz="6" w:space="0" w:color="auto"/>
+              <w:left w:val="single" w:sz="6" w:space="0" w:color="auto"/>
+              <w:bottom w:val="single" w:sz="6" w:space="0" w:color="auto"/>
+              <w:right w:val="single" w:sz="6" w:space="0" w:color="auto"/>
+            </w:tcBorders>
+            <w:tcMar>
+              <w:top w:w="120" w:type="dxa"/>
+              <w:left w:w="180" w:type="dxa"/>
+              <w:bottom w:w="120" w:type="dxa"/>
+              <w:right w:w="180" w:type="dxa"/>
+            </w:tcMar>
+            <w:vAlign w:val="center"/>
+            <w:hideMark/>
+          </w:tcPr>
+          <w:p>
+            <w:pPr>
+              <w:rPr>
+                <w:b/>
+                <w:bCs/>
+                <w:sz w:val="26"/>
+                <w:szCs w:val="26"/>
+              </w:rPr>
+            </w:pPr>
+          </w:p>
+        </w:tc>
+      </w:tr>
+      <w:tr>
+        <w:trPr>
+          <w:trHeight w:val="444"/>
+          <w:tblCellSpacing w:w="15" w:type="dxa"/>
+        </w:trPr>
+        <w:tc>
+          <w:tcPr>
+            <w:tcW w:w="1432" w:type="dxa"/>
+            <w:tcBorders>
+              <w:top w:val="single" w:sz="6" w:space="0" w:color="auto"/>
+              <w:left w:val="single" w:sz="6" w:space="0" w:color="auto"/>
+              <w:bottom w:val="single" w:sz="6" w:space="0" w:color="auto"/>
+              <w:right w:val="single" w:sz="6" w:space="0" w:color="auto"/>
+            </w:tcBorders>
+            <w:tcMar>
+              <w:top w:w="120" w:type="dxa"/>
+              <w:left w:w="180" w:type="dxa"/>
+              <w:bottom w:w="120" w:type="dxa"/>
+              <w:right w:w="180" w:type="dxa"/>
+            </w:tcMar>
+            <w:vAlign w:val="center"/>
+            <w:hideMark/>
+          </w:tcPr>
+          <w:p>
+            <w:pPr>
+              <w:rPr>
+                <w:b/>
+                <w:bCs/>
+                <w:sz w:val="26"/>
+                <w:szCs w:val="26"/>
+              </w:rPr>
+            </w:pPr>
+            <w:r>
+              <w:rPr>
+                <w:b/>
+                <w:bCs/>
+                <w:sz w:val="26"/>
+                <w:szCs w:val="26"/>
+              </w:rPr>
+              <w:t>13.</w:t>
+            </w:r>
+          </w:p>
+        </w:tc>
+        <w:tc>
+          <w:tcPr>
+            <w:tcW w:w="5314" w:type="dxa"/>
+            <w:tcBorders>
+              <w:top w:val="single" w:sz="6" w:space="0" w:color="auto"/>
+              <w:left w:val="single" w:sz="6" w:space="0" w:color="auto"/>
+              <w:bottom w:val="single" w:sz="6" w:space="0" w:color="auto"/>
+              <w:right w:val="single" w:sz="6" w:space="0" w:color="auto"/>
+            </w:tcBorders>
+            <w:tcMar>
+              <w:top w:w="120" w:type="dxa"/>
+              <w:left w:w="180" w:type="dxa"/>
+              <w:bottom w:w="120" w:type="dxa"/>
+              <w:right w:w="180" w:type="dxa"/>
+            </w:tcMar>
+            <w:vAlign w:val="center"/>
+            <w:hideMark/>
+          </w:tcPr>
+          <w:p>
+            <w:pPr>
+              <w:rPr>
+                <w:b/>
+                <w:bCs/>
+                <w:sz w:val="26"/>
+                <w:szCs w:val="26"/>
+              </w:rPr>
+            </w:pPr>
+          </w:p>
+        </w:tc>
+        <w:tc>
+          <w:tcPr>
+            <w:tcW w:w="1109" w:type="dxa"/>
+            <w:tcBorders>
+              <w:top w:val="single" w:sz="6" w:space="0" w:color="auto"/>
+              <w:left w:val="single" w:sz="6" w:space="0" w:color="auto"/>
+              <w:bottom w:val="single" w:sz="6" w:space="0" w:color="auto"/>
+              <w:right w:val="single" w:sz="6" w:space="0" w:color="auto"/>
+            </w:tcBorders>
+            <w:tcMar>
+              <w:top w:w="120" w:type="dxa"/>
+              <w:left w:w="180" w:type="dxa"/>
+              <w:bottom w:w="120" w:type="dxa"/>
+              <w:right w:w="180" w:type="dxa"/>
+            </w:tcMar>
+            <w:vAlign w:val="center"/>
+            <w:hideMark/>
+          </w:tcPr>
+          <w:p>
+            <w:pPr>
+              <w:rPr>
+                <w:b/>
+                <w:bCs/>
+                <w:sz w:val="26"/>
+                <w:szCs w:val="26"/>
+              </w:rPr>
+            </w:pPr>
+          </w:p>
+        </w:tc>
+      </w:tr>
+      <w:tr>
+        <w:trPr>
+          <w:trHeight w:val="444"/>
+          <w:tblCellSpacing w:w="15" w:type="dxa"/>
+        </w:trPr>
+        <w:tc>
+          <w:tcPr>
+            <w:tcW w:w="1432" w:type="dxa"/>
+            <w:tcBorders>
+              <w:top w:val="single" w:sz="6" w:space="0" w:color="auto"/>
+              <w:left w:val="single" w:sz="6" w:space="0" w:color="auto"/>
+              <w:bottom w:val="single" w:sz="6" w:space="0" w:color="auto"/>
+              <w:right w:val="single" w:sz="6" w:space="0" w:color="auto"/>
+            </w:tcBorders>
+            <w:tcMar>
+              <w:top w:w="120" w:type="dxa"/>
+              <w:left w:w="180" w:type="dxa"/>
+              <w:bottom w:w="120" w:type="dxa"/>
+              <w:right w:w="180" w:type="dxa"/>
+            </w:tcMar>
+            <w:vAlign w:val="center"/>
+            <w:hideMark/>
+          </w:tcPr>
+          <w:p>
+            <w:pPr>
+              <w:rPr>
+                <w:b/>
+                <w:bCs/>
+                <w:sz w:val="26"/>
+                <w:szCs w:val="26"/>
+              </w:rPr>
+            </w:pPr>
+            <w:r>
+              <w:rPr>
+                <w:b/>
+                <w:bCs/>
+                <w:sz w:val="26"/>
+                <w:szCs w:val="26"/>
+              </w:rPr>
+              <w:t>14.</w:t>
+            </w:r>
+          </w:p>
+        </w:tc>
+        <w:tc>
+          <w:tcPr>
+            <w:tcW w:w="5314" w:type="dxa"/>
+            <w:tcBorders>
+              <w:top w:val="single" w:sz="6" w:space="0" w:color="auto"/>
+              <w:left w:val="single" w:sz="6" w:space="0" w:color="auto"/>
+              <w:bottom w:val="single" w:sz="6" w:space="0" w:color="auto"/>
+              <w:right w:val="single" w:sz="6" w:space="0" w:color="auto"/>
+            </w:tcBorders>
+            <w:tcMar>
+              <w:top w:w="120" w:type="dxa"/>
+              <w:left w:w="180" w:type="dxa"/>
+              <w:bottom w:w="120" w:type="dxa"/>
+              <w:right w:w="180" w:type="dxa"/>
+            </w:tcMar>
+            <w:vAlign w:val="center"/>
+            <w:hideMark/>
+          </w:tcPr>
+          <w:p>
+            <w:pPr>
+              <w:rPr>
+                <w:b/>
+                <w:bCs/>
+                <w:sz w:val="26"/>
+                <w:szCs w:val="26"/>
+              </w:rPr>
+            </w:pPr>
+          </w:p>
+        </w:tc>
+        <w:tc>
+          <w:tcPr>
+            <w:tcW w:w="1109" w:type="dxa"/>
+            <w:tcBorders>
+              <w:top w:val="single" w:sz="6" w:space="0" w:color="auto"/>
+              <w:left w:val="single" w:sz="6" w:space="0" w:color="auto"/>
+              <w:bottom w:val="single" w:sz="6" w:space="0" w:color="auto"/>
+              <w:right w:val="single" w:sz="6" w:space="0" w:color="auto"/>
+            </w:tcBorders>
+            <w:tcMar>
+              <w:top w:w="120" w:type="dxa"/>
+              <w:left w:w="180" w:type="dxa"/>
+              <w:bottom w:w="120" w:type="dxa"/>
+              <w:right w:w="180" w:type="dxa"/>
+            </w:tcMar>
+            <w:vAlign w:val="center"/>
+            <w:hideMark/>
+          </w:tcPr>
+          <w:p>
+            <w:pPr>
+              <w:rPr>
+                <w:b/>
+                <w:bCs/>
+                <w:sz w:val="26"/>
+                <w:szCs w:val="26"/>
+              </w:rPr>
+            </w:pPr>
+          </w:p>
+        </w:tc>
+      </w:tr>
+      <w:tr>
+        <w:trPr>
+          <w:trHeight w:val="444"/>
+          <w:tblCellSpacing w:w="15" w:type="dxa"/>
+        </w:trPr>
+        <w:tc>
+          <w:tcPr>
+            <w:tcW w:w="1432" w:type="dxa"/>
+            <w:tcBorders>
+              <w:top w:val="single" w:sz="6" w:space="0" w:color="auto"/>
+              <w:left w:val="single" w:sz="6" w:space="0" w:color="auto"/>
+              <w:bottom w:val="single" w:sz="6" w:space="0" w:color="auto"/>
+              <w:right w:val="single" w:sz="6" w:space="0" w:color="auto"/>
+            </w:tcBorders>
+            <w:tcMar>
+              <w:top w:w="120" w:type="dxa"/>
+              <w:left w:w="180" w:type="dxa"/>
+              <w:bottom w:w="120" w:type="dxa"/>
+              <w:right w:w="180" w:type="dxa"/>
+            </w:tcMar>
+            <w:vAlign w:val="center"/>
+            <w:hideMark/>
+          </w:tcPr>
+          <w:p>
+            <w:pPr>
+              <w:rPr>
+                <w:b/>
+                <w:bCs/>
+                <w:sz w:val="26"/>
+                <w:szCs w:val="26"/>
+              </w:rPr>
+            </w:pPr>
+            <w:r>
+              <w:rPr>
+                <w:b/>
+                <w:bCs/>
+                <w:sz w:val="26"/>
+                <w:szCs w:val="26"/>
+              </w:rPr>
+              <w:t>15.</w:t>
+            </w:r>
+          </w:p>
+        </w:tc>
+        <w:tc>
+          <w:tcPr>
+            <w:tcW w:w="5314" w:type="dxa"/>
+            <w:tcBorders>
+              <w:top w:val="single" w:sz="6" w:space="0" w:color="auto"/>
+              <w:left w:val="single" w:sz="6" w:space="0" w:color="auto"/>
+              <w:bottom w:val="single" w:sz="6" w:space="0" w:color="auto"/>
+              <w:right w:val="single" w:sz="6" w:space="0" w:color="auto"/>
+            </w:tcBorders>
+            <w:tcMar>
+              <w:top w:w="120" w:type="dxa"/>
+              <w:left w:w="180" w:type="dxa"/>
+              <w:bottom w:w="120" w:type="dxa"/>
+              <w:right w:w="180" w:type="dxa"/>
+            </w:tcMar>
+            <w:vAlign w:val="center"/>
+            <w:hideMark/>
+          </w:tcPr>
+          <w:p>
+            <w:pPr>
+              <w:rPr>
+                <w:b/>
+                <w:bCs/>
+                <w:sz w:val="26"/>
+                <w:szCs w:val="26"/>
+              </w:rPr>
+            </w:pPr>
+          </w:p>
+        </w:tc>
+        <w:tc>
+          <w:tcPr>
+            <w:tcW w:w="1109" w:type="dxa"/>
+            <w:tcBorders>
+              <w:top w:val="single" w:sz="6" w:space="0" w:color="auto"/>
+              <w:left w:val="single" w:sz="6" w:space="0" w:color="auto"/>
+              <w:bottom w:val="single" w:sz="6" w:space="0" w:color="auto"/>
+              <w:right w:val="single" w:sz="6" w:space="0" w:color="auto"/>
+            </w:tcBorders>
+            <w:tcMar>
+              <w:top w:w="120" w:type="dxa"/>
+              <w:left w:w="180" w:type="dxa"/>
+              <w:bottom w:w="120" w:type="dxa"/>
+              <w:right w:w="180" w:type="dxa"/>
+            </w:tcMar>
+            <w:vAlign w:val="center"/>
+            <w:hideMark/>
+          </w:tcPr>
+          <w:p>
+            <w:pPr>
+              <w:rPr>
+                <w:b/>
+                <w:bCs/>
+                <w:sz w:val="26"/>
+                <w:szCs w:val="26"/>
+              </w:rPr>
+            </w:pPr>
+          </w:p>
+        </w:tc>
+      </w:tr>
+      <w:tr>
+        <w:trPr>
+          <w:trHeight w:val="444"/>
+          <w:tblCellSpacing w:w="15" w:type="dxa"/>
+        </w:trPr>
+        <w:tc>
+          <w:tcPr>
+            <w:tcW w:w="1432" w:type="dxa"/>
+            <w:tcBorders>
+              <w:top w:val="single" w:sz="6" w:space="0" w:color="auto"/>
+              <w:left w:val="single" w:sz="6" w:space="0" w:color="auto"/>
+              <w:bottom w:val="single" w:sz="6" w:space="0" w:color="auto"/>
+              <w:right w:val="single" w:sz="6" w:space="0" w:color="auto"/>
+            </w:tcBorders>
+            <w:tcMar>
+              <w:top w:w="120" w:type="dxa"/>
+              <w:left w:w="180" w:type="dxa"/>
+              <w:bottom w:w="120" w:type="dxa"/>
+              <w:right w:w="180" w:type="dxa"/>
+            </w:tcMar>
+            <w:vAlign w:val="center"/>
+            <w:hideMark/>
+          </w:tcPr>
+          <w:p>
+            <w:pPr>
+              <w:rPr>
+                <w:b/>
+                <w:bCs/>
+                <w:sz w:val="26"/>
+                <w:szCs w:val="26"/>
+              </w:rPr>
+            </w:pPr>
+            <w:r>
+              <w:rPr>
+                <w:b/>
+                <w:bCs/>
+                <w:sz w:val="26"/>
+                <w:szCs w:val="26"/>
+              </w:rPr>
+              <w:t>16.</w:t>
+            </w:r>
+          </w:p>
+        </w:tc>
+        <w:tc>
+          <w:tcPr>
+            <w:tcW w:w="5314" w:type="dxa"/>
+            <w:tcBorders>
+              <w:top w:val="single" w:sz="6" w:space="0" w:color="auto"/>
+              <w:left w:val="single" w:sz="6" w:space="0" w:color="auto"/>
+              <w:bottom w:val="single" w:sz="6" w:space="0" w:color="auto"/>
+              <w:right w:val="single" w:sz="6" w:space="0" w:color="auto"/>
+            </w:tcBorders>
+            <w:tcMar>
+              <w:top w:w="120" w:type="dxa"/>
+              <w:left w:w="180" w:type="dxa"/>
+              <w:bottom w:w="120" w:type="dxa"/>
+              <w:right w:w="180" w:type="dxa"/>
+            </w:tcMar>
+            <w:vAlign w:val="center"/>
+            <w:hideMark/>
+          </w:tcPr>
+          <w:p>
+            <w:pPr>
+              <w:rPr>
+                <w:b/>
+                <w:bCs/>
+                <w:sz w:val="26"/>
+                <w:szCs w:val="26"/>
+              </w:rPr>
+            </w:pPr>
+          </w:p>
+        </w:tc>
+        <w:tc>
+          <w:tcPr>
+            <w:tcW w:w="1109" w:type="dxa"/>
+            <w:tcBorders>
+              <w:top w:val="single" w:sz="6" w:space="0" w:color="auto"/>
+              <w:left w:val="single" w:sz="6" w:space="0" w:color="auto"/>
+              <w:bottom w:val="single" w:sz="6" w:space="0" w:color="auto"/>
+              <w:right w:val="single" w:sz="6" w:space="0" w:color="auto"/>
+            </w:tcBorders>
+            <w:tcMar>
+              <w:top w:w="120" w:type="dxa"/>
+              <w:left w:w="180" w:type="dxa"/>
+              <w:bottom w:w="120" w:type="dxa"/>
+              <w:right w:w="180" w:type="dxa"/>
+            </w:tcMar>
+            <w:vAlign w:val="center"/>
+            <w:hideMark/>
+          </w:tcPr>
+          <w:p>
+            <w:pPr>
+              <w:rPr>
+                <w:b/>
+                <w:bCs/>
+                <w:sz w:val="26"/>
+                <w:szCs w:val="26"/>
+              </w:rPr>
+            </w:pPr>
+          </w:p>
+        </w:tc>
+      </w:tr>
+    </w:tbl>
+    <w:p>
+      <w:pPr>
+        <w:jc w:val="center"/>
+        <w:rPr>
+          <w:b/>
+          <w:bCs/>
+          <w:sz w:val="48"/>
+          <w:szCs w:val="48"/>
+          <w:u w:val="single"/>
+        </w:rPr>
+      </w:pPr>
+      <w:r>
+        <w:rPr>
+          <w:b/>
+          <w:bCs/>
+          <w:sz w:val="48"/>
+          <w:szCs w:val="48"/>
+          <w:u w:val="single"/>
+        </w:rPr>
+        <w:t>ANNEXURE-A</w:t>
+      </w:r>
+    </w:p>
+    <w:p>
+      <w:pPr>
+        <w:rPr>
+          <w:b/>
+          <w:bCs/>
+          <w:sz w:val="26"/>
+          <w:szCs w:val="26"/>
+        </w:rPr>
+      </w:pPr>
+    </w:p>
+    <w:p>
+      <w:pPr>
+        <w:rPr>
+          <w:b/>
+          <w:bCs/>
+          <w:sz w:val="26"/>
+          <w:szCs w:val="26"/>
+        </w:rPr>
+      </w:pPr>
+    </w:p>
+    <w:p>
+      <w:pPr>
+        <w:rPr>
+          <w:b/>
+          <w:bCs/>
+          <w:sz w:val="26"/>
+          <w:szCs w:val="26"/>
+        </w:rPr>
+      </w:pPr>
+    </w:p>
+    <w:p>
+      <w:pPr>
+        <w:rPr>
+          <w:b/>
+          <w:bCs/>
+          <w:sz w:val="26"/>
+          <w:szCs w:val="26"/>
+        </w:rPr>
+      </w:pPr>
+    </w:p>
+    <w:p>
+      <w:pPr>
+        <w:rPr>
+          <w:b/>
+          <w:bCs/>
+          <w:sz w:val="26"/>
+          <w:szCs w:val="26"/>
+        </w:rPr>
+      </w:pPr>
+    </w:p>
+    <w:p>
+      <w:pPr>
+        <w:rPr>
+          <w:b/>
+          <w:bCs/>
+          <w:sz w:val="26"/>
+          <w:szCs w:val="26"/>
+        </w:rPr>
+      </w:pPr>
+    </w:p>
+    <w:p>
+      <w:pPr>
+        <w:rPr>
+          <w:b/>
+          <w:bCs/>
+          <w:sz w:val="26"/>
+          <w:szCs w:val="26"/>
+        </w:rPr>
+      </w:pPr>
+    </w:p>
+    <w:p>
+      <w:pPr>
+        <w:rPr>
+          <w:b/>
+          <w:bCs/>
+          <w:sz w:val="26"/>
+          <w:szCs w:val="26"/>
+        </w:rPr>
+      </w:pPr>
+    </w:p>
+    <w:p>
+      <w:pPr>
+        <w:rPr>
+          <w:b/>
+          <w:bCs/>
+          <w:sz w:val="26"/>
+          <w:szCs w:val="26"/>
+        </w:rPr>
+      </w:pPr>
+    </w:p>
+    <w:p>
+      <w:pPr>
+        <w:rPr>
+          <w:b/>
+          <w:bCs/>
+          <w:sz w:val="26"/>
+          <w:szCs w:val="26"/>
+        </w:rPr>
+      </w:pPr>
+    </w:p>
+    <w:p>
+      <w:pPr>
+        <w:rPr>
+          <w:b/>
+          <w:bCs/>
+          <w:sz w:val="26"/>
+          <w:szCs w:val="26"/>
+        </w:rPr>
+      </w:pPr>
+    </w:p>
+    <w:p>
+      <w:pPr>
+        <w:rPr>
+          <w:b/>
+          <w:bCs/>
+          <w:sz w:val="26"/>
+          <w:szCs w:val="26"/>
+        </w:rPr>
+      </w:pPr>
+    </w:p>
+    <w:p>
+      <w:pPr>
+        <w:rPr>
+          <w:b/>
+          <w:bCs/>
+          <w:sz w:val="26"/>
+          <w:szCs w:val="26"/>
+        </w:rPr>
+      </w:pPr>
+    </w:p>
+    <w:p>
+      <w:pPr>
+        <w:rPr>
+          <w:b/>
+          <w:bCs/>
+          <w:sz w:val="26"/>
+          <w:szCs w:val="26"/>
+        </w:rPr>
+      </w:pPr>
+      <w:r>
+        <w:rPr>
+          <w:b/>
+          <w:bCs/>
+          <w:sz w:val="26"/>
+          <w:szCs w:val="26"/>
+        </w:rPr>
+        <w:br/>
+      </w:r>
+      <w:r>
+        <w:rPr>
+          <w:b/>
+          <w:bCs/>
+          <w:sz w:val="26"/>
+          <w:szCs w:val="26"/>
+        </w:rPr>
+        <w:br/>
+      </w:r>
+      <w:r>
+        <w:rPr>
+          <w:b/>
+          <w:bCs/>
+          <w:sz w:val="26"/>
+          <w:szCs w:val="26"/>
+        </w:rPr>
+        <w:br/>
+      </w:r>
+    </w:p>
+    <w:p>
+      <w:pPr>
+        <w:rPr>
+          <w:b/>
+          <w:bCs/>
+          <w:sz w:val="26"/>
+          <w:szCs w:val="26"/>
+        </w:rPr>
+      </w:pPr>
+    </w:p>
+    <w:p>
+      <w:pPr>
+        <w:rPr>
+          <w:b/>
+          <w:bCs/>
+          <w:sz w:val="26"/>
+          <w:szCs w:val="26"/>
+        </w:rPr>
+      </w:pPr>
+    </w:p>
+    <w:p>
+      <w:pPr>
+        <w:rPr>
+          <w:b/>
+          <w:bCs/>
+          <w:sz w:val="26"/>
+          <w:szCs w:val="26"/>
+        </w:rPr>
+      </w:pPr>
+    </w:p>
+    <w:p>
+      <w:pPr>
+        <w:rPr>
+          <w:b/>
+          <w:bCs/>
+          <w:sz w:val="26"/>
+          <w:szCs w:val="26"/>
+        </w:rPr>
+      </w:pPr>
+    </w:p>
+    <w:p>
+      <w:pPr>
+        <w:rPr>
+          <w:b/>
+          <w:bCs/>
+          <w:sz w:val="26"/>
+          <w:szCs w:val="26"/>
+        </w:rPr>
+      </w:pPr>
+    </w:p>
+    <w:p>
+      <w:pPr>
+        <w:rPr>
+          <w:b/>
+          <w:bCs/>
+          <w:sz w:val="26"/>
+          <w:szCs w:val="26"/>
+        </w:rPr>
+      </w:pPr>
+    </w:p>
+    <w:p>
+      <w:pPr>
+        <w:rPr>
+          <w:b/>
+          <w:bCs/>
+          <w:sz w:val="26"/>
+          <w:szCs w:val="26"/>
+        </w:rPr>
+      </w:pPr>
+    </w:p>
+    <w:p>
+      <w:pPr>
+        <w:rPr>
+          <w:b/>
+          <w:bCs/>
+          <w:sz w:val="26"/>
+          <w:szCs w:val="26"/>
+        </w:rPr>
+      </w:pPr>
+    </w:p>
+    <w:p>
+      <w:pPr>
+        <w:rPr>
+          <w:b/>
+          <w:bCs/>
+          <w:sz w:val="26"/>
+          <w:szCs w:val="26"/>
+        </w:rPr>
+      </w:pPr>
+    </w:p>
+    <w:p>
+      <w:pPr>
+        <w:rPr>
+          <w:b/>
+          <w:bCs/>
+          <w:sz w:val="26"/>
+          <w:szCs w:val="26"/>
+        </w:rPr>
+      </w:pPr>
+      <w:r>
+        <w:rPr>
+          <w:b/>
+          <w:bCs/>
+          <w:sz w:val="26"/>
+          <w:szCs w:val="26"/>
+        </w:rPr>
+        <w:br/>
+      </w:r>
+    </w:p>
+    <w:p>
+      <w:pPr>
+        <w:rPr>
+          <w:b/>
+          <w:bCs/>
+          <w:sz w:val="26"/>
+          <w:szCs w:val="26"/>
+        </w:rPr>
+      </w:pPr>
+    </w:p>
+    <w:p>
+      <w:pPr>
+        <w:rPr>
+          <w:b/>
+          <w:bCs/>
+          <w:sz w:val="26"/>
+          <w:szCs w:val="26"/>
+        </w:rPr>
+      </w:pPr>
+    </w:p>
+    <w:p>
+      <w:pPr>
+        <w:rPr>
+          <w:b/>
+          <w:bCs/>
+          <w:sz w:val="26"/>
+          <w:szCs w:val="26"/>
+        </w:rPr>
+      </w:pPr>
+    </w:p>
+    <w:p>
+      <w:pPr>
+        <w:rPr>
+          <w:b/>
+          <w:bCs/>
+          <w:sz w:val="28"/>
+          <w:szCs w:val="28"/>
+        </w:rPr>
+      </w:pPr>
+    </w:p>
+    <w:p>
+      <w:pPr>
+        <w:rPr>
+          <w:b/>
+          <w:bCs/>
+          <w:sz w:val="26"/>
+          <w:szCs w:val="26"/>
+        </w:rPr>
+      </w:pPr>
+      <w:r>
+        <w:rPr>
+          <w:b/>
+          <w:bCs/>
+          <w:sz w:val="28"/>
+          <w:szCs w:val="28"/>
+        </w:rPr>
+        <w:t xml:space="preserve">LANDLORD: </w:t>
+      </w:r>
+      <w:r>
+        <w:rPr>
+          <w:b/>
+          <w:bCs/>
+          <w:sz w:val="28"/>
+          <w:szCs w:val="28"/>
+        </w:rPr>
+        <w:t>{{LANDLORD_NAME}}</w:t>
+      </w:r>
+      <w:r>
+        <w:rPr>
+          <w:b/>
+          <w:bCs/>
+          <w:sz w:val="26"/>
+          <w:szCs w:val="26"/>
+        </w:rPr>
+        <w:tab/>
+      </w:r>
+      <w:r>
+        <w:rPr>
+          <w:b/>
+          <w:bCs/>
+          <w:sz w:val="26"/>
+          <w:szCs w:val="26"/>
+        </w:rPr>
+        <w:tab/>
+      </w:r>
+      <w:r>
+        <w:rPr>
+          <w:b/>
+          <w:bCs/>
+          <w:sz w:val="26"/>
+          <w:szCs w:val="26"/>
+        </w:rPr>
+        <w:tab/>
+      </w:r>
+      <w:r>
+        <w:rPr>
+          <w:b/>
+          <w:bCs/>
+          <w:sz w:val="28"/>
+          <w:szCs w:val="28"/>
+        </w:rPr>
+        <w:t xml:space="preserve">TENANT: </w:t>
+      </w:r>
+      <w:r>
+        <w:rPr>
+          <w:b/>
+          <w:bCs/>
+          <w:sz w:val="28"/>
+          <w:szCs w:val="28"/>
+        </w:rPr>
+        <w:t>{{TENANT_NAME}}</w:t>
+      </w:r>
+      <w:r>
+        <w:rPr>
+          <w:b/>
+          <w:bCs/>
+          <w:sz w:val="26"/>
+          <w:szCs w:val="26"/>
+        </w:rPr>
+        <w:tab/>
+      </w:r>
+      <w:r>
+        <w:rPr>
+          <w:b/>
+          <w:bCs/>
+          <w:sz w:val="26"/>
+          <w:szCs w:val="26"/>
+        </w:rPr>
+        <w:tab/>
+      </w:r>
+    </w:p>
+    <w:p>
+      <w:pPr>
+        <w:rPr>
+          <w:b/>
+          <w:bCs/>
+          <w:sz w:val="26"/>
+          <w:szCs w:val="26"/>
+        </w:rPr>
+      </w:pPr>
+    </w:p>
+    <w:p>
+      <w:pPr>
+        <w:rPr>
+          <w:b/>
+          <w:bCs/>
+          <w:sz w:val="28"/>
+          <w:szCs w:val="28"/>
+        </w:rPr>
+      </w:pPr>
+      <w:r>
+        <w:rPr>
+          <w:b/>
+          <w:bCs/>
+          <w:sz w:val="28"/>
+          <w:szCs w:val="28"/>
+        </w:rPr>
+        <w:t>Signature: ……………………</w:t>
+      </w:r>
+      <w:r>
+        <w:rPr>
+          <w:b/>
+          <w:bCs/>
+          <w:sz w:val="28"/>
+          <w:szCs w:val="28"/>
+        </w:rPr>
+        <w:t>.</w:t>
+      </w:r>
+      <w:r>
+        <w:rPr>
+          <w:b/>
+          <w:bCs/>
+          <w:sz w:val="28"/>
+          <w:szCs w:val="28"/>
+        </w:rPr>
+        <w:tab/>
+      </w:r>
+      <w:r>
+        <w:rPr>
+          <w:b/>
+          <w:bCs/>
+          <w:sz w:val="28"/>
+          <w:szCs w:val="28"/>
+        </w:rPr>
+        <w:tab/>
+      </w:r>
+      <w:r>
+        <w:rPr>
+          <w:b/>
+          <w:bCs/>
+          <w:sz w:val="28"/>
+          <w:szCs w:val="28"/>
+        </w:rPr>
+        <w:tab/>
+      </w:r>
+      <w:r>
+        <w:rPr>
+          <w:b/>
+          <w:bCs/>
+          <w:sz w:val="28"/>
+          <w:szCs w:val="28"/>
+        </w:rPr>
+        <w:tab/>
+      </w:r>
+      <w:proofErr w:type="gramStart"/>
+      <w:r>
+        <w:rPr>
+          <w:b/>
+          <w:bCs/>
+          <w:sz w:val="28"/>
+          <w:szCs w:val="28"/>
+        </w:rPr>
+        <w:t>Signature:…</w:t>
+      </w:r>
+      <w:proofErr w:type="gramEnd"/>
+      <w:r>
+        <w:rPr>
+          <w:b/>
+          <w:bCs/>
+          <w:sz w:val="28"/>
+          <w:szCs w:val="28"/>
+        </w:rPr>
+        <w:t>…………………</w:t>
+      </w:r>
+      <w:r>
+        <w:rPr>
+          <w:b/>
+          <w:bCs/>
+          <w:sz w:val="28"/>
+          <w:szCs w:val="28"/>
+        </w:rPr>
+        <w:t>.</w:t>
+      </w:r>
+      <w:r>
+        <w:rPr>
+          <w:b/>
+          <w:bCs/>
+          <w:sz w:val="28"/>
+          <w:szCs w:val="28"/>
+        </w:rPr>
+        <w:br/>
+      </w:r>
+    </w:p>
+    <w:p>
+      <w:pPr>
+        <w:jc w:val="both"/>
+        <w:rPr>
+          <w:sz w:val="24"/>
+          <w:szCs w:val="24"/>
+        </w:rPr>
+      </w:pPr>
+      <w:r>
+        <w:rPr>
+          <w:b/>
+          <w:bCs/>
+          <w:sz w:val="28"/>
+          <w:szCs w:val="28"/>
+        </w:rPr>
+        <w:lastRenderedPageBreak/>
+        <w:tab/>
+      </w:r>
+      <w:r>
+        <w:rPr>
+          <w:b/>
+          <w:bCs/>
+          <w:sz w:val="28"/>
+          <w:szCs w:val="28"/>
+        </w:rPr>
+        <w:tab/>
+      </w:r>
+      <w:r>
+        <w:rPr>
+          <w:b/>
+          <w:bCs/>
+          <w:sz w:val="28"/>
+          <w:szCs w:val="28"/>
+        </w:rPr>
+        <w:tab/>
+      </w:r>
+      <w:r>
+        <w:rPr>
+          <w:b/>
+          <w:bCs/>
+          <w:sz w:val="28"/>
+          <w:szCs w:val="28"/>
+        </w:rPr>
+        <w:tab/>
+      </w:r>
+      <w:r>
+        <w:rPr>
+          <w:b/>
+          <w:bCs/>
+          <w:sz w:val="28"/>
+          <w:szCs w:val="28"/>
+        </w:rPr>
+        <w:br/>
+      </w:r>
+    </w:p>
+    <w:p>
+      <w:pPr>
+        <w:jc w:val="both"/>
+        <w:rPr>
+          <w:sz w:val="36"/>
+          <w:szCs w:val="36"/>
+        </w:rPr>
+      </w:pPr>
     </w:p>
     <w:p>
       <w:pPr>

--- a/Rent_Template.docx
+++ b/Rent_Template.docx
@@ -3580,6 +3580,13 @@
           <w:szCs w:val="28"/>
         </w:rPr>
         <w:br/>
+      </w:r>
+      <w:r>
+        <w:rPr>
+          <w:sz w:val="28"/>
+          <w:szCs w:val="28"/>
+        </w:rPr>
+        <w:t>{%p endif %}</w:t>
       </w:r>
     </w:p>
     <w:p>

--- a/Rent_Template.docx
+++ b/Rent_Template.docx
@@ -520,36 +520,16 @@
           <w:sz w:val="36"/>
           <w:szCs w:val="36"/>
         </w:rPr>
-        <w:t>{{PERCENT_INC</w:t>
-      </w:r>
-      <w:proofErr w:type="gramStart"/>
-      <w:r>
-        <w:rPr>
-          <w:b/>
-          <w:bCs/>
-          <w:sz w:val="36"/>
-          <w:szCs w:val="36"/>
-        </w:rPr>
-        <w:t>}}</w:t>
-      </w:r>
-      <w:r>
-        <w:rPr>
-          <w:b/>
-          <w:bCs/>
-          <w:sz w:val="36"/>
-          <w:szCs w:val="36"/>
-        </w:rPr>
-        <w:t>%</w:t>
-      </w:r>
-      <w:proofErr w:type="gramEnd"/>
-      <w:r>
-        <w:rPr>
-          <w:b/>
-          <w:bCs/>
-          <w:sz w:val="36"/>
-          <w:szCs w:val="36"/>
-        </w:rPr>
-        <w:t xml:space="preserve"> increase in the rent</w:t>
+        <w:t>{{PERCENT_INC}}</w:t>
+      </w:r>
+      <w:r>
+        <w:rPr>
+          <w:b/>
+          <w:bCs/>
+          <w:sz w:val="36"/>
+          <w:szCs w:val="36"/>
+        </w:rPr>
+        <w:t>% increase in the rent</w:t>
       </w:r>
       <w:r>
         <w:rPr>
@@ -1238,15 +1218,6 @@
     </w:p>
     <w:p>
       <w:pPr>
-        <w:ind w:left="4320"/>
-        <w:rPr>
-          <w:sz w:val="36"/>
-          <w:szCs w:val="36"/>
-        </w:rPr>
-      </w:pPr>
-    </w:p>
-    <w:p>
-      <w:pPr>
         <w:jc w:val="both"/>
         <w:rPr>
           <w:sz w:val="36"/>
@@ -1262,18 +1233,27 @@
           <w:szCs w:val="24"/>
         </w:rPr>
       </w:pPr>
-      <w:r>
+    </w:p>
+    <w:p>
+      <w:pPr>
+        <w:jc w:val="both"/>
         <w:rPr>
           <w:sz w:val="24"/>
           <w:szCs w:val="24"/>
         </w:rPr>
+      </w:pPr>
+      <w:r>
+        <w:rPr>
+          <w:sz w:val="24"/>
+          <w:szCs w:val="24"/>
+        </w:rPr>
         <w:lastRenderedPageBreak/>
         <w:t>{%p if SHOW_ANNEXURE %}</w:t>
       </w:r>
     </w:p>
     <w:tbl>
       <w:tblPr>
-        <w:tblpPr w:leftFromText="180" w:rightFromText="180" w:vertAnchor="page" w:horzAnchor="margin" w:tblpXSpec="center" w:tblpY="2301"/>
+        <w:tblpPr w:leftFromText="180" w:rightFromText="180" w:vertAnchor="page" w:horzAnchor="margin" w:tblpXSpec="center" w:tblpY="2181"/>
         <w:tblW w:w="7975" w:type="dxa"/>
         <w:tblCellSpacing w:w="15" w:type="dxa"/>
         <w:tblCellMar>
@@ -3047,8 +3027,8 @@
         <w:rPr>
           <w:b/>
           <w:bCs/>
-          <w:sz w:val="48"/>
-          <w:szCs w:val="48"/>
+          <w:sz w:val="40"/>
+          <w:szCs w:val="40"/>
           <w:u w:val="single"/>
         </w:rPr>
       </w:pPr>
@@ -3056,8 +3036,8 @@
         <w:rPr>
           <w:b/>
           <w:bCs/>
-          <w:sz w:val="48"/>
-          <w:szCs w:val="48"/>
+          <w:sz w:val="40"/>
+          <w:szCs w:val="40"/>
           <w:u w:val="single"/>
         </w:rPr>
         <w:t>ANNEXURE-A</w:t>
@@ -3202,33 +3182,36 @@
           <w:szCs w:val="26"/>
         </w:rPr>
       </w:pPr>
-      <w:r>
+    </w:p>
+    <w:p>
+      <w:pPr>
         <w:rPr>
           <w:b/>
           <w:bCs/>
           <w:sz w:val="26"/>
           <w:szCs w:val="26"/>
         </w:rPr>
-        <w:br/>
-      </w:r>
-      <w:r>
+      </w:pPr>
+    </w:p>
+    <w:p>
+      <w:pPr>
         <w:rPr>
           <w:b/>
           <w:bCs/>
           <w:sz w:val="26"/>
           <w:szCs w:val="26"/>
         </w:rPr>
-        <w:br/>
-      </w:r>
-      <w:r>
+      </w:pPr>
+    </w:p>
+    <w:p>
+      <w:pPr>
         <w:rPr>
           <w:b/>
           <w:bCs/>
           <w:sz w:val="26"/>
           <w:szCs w:val="26"/>
         </w:rPr>
-        <w:br/>
-      </w:r>
+      </w:pPr>
     </w:p>
     <w:p>
       <w:pPr>
@@ -3295,40 +3278,113 @@
         <w:rPr>
           <w:b/>
           <w:bCs/>
+          <w:sz w:val="28"/>
+          <w:szCs w:val="28"/>
+        </w:rPr>
+      </w:pPr>
+    </w:p>
+    <w:p>
+      <w:pPr>
+        <w:rPr>
+          <w:b/>
+          <w:bCs/>
+          <w:sz w:val="28"/>
+          <w:szCs w:val="28"/>
+        </w:rPr>
+      </w:pPr>
+    </w:p>
+    <w:p>
+      <w:pPr>
+        <w:rPr>
+          <w:b/>
+          <w:bCs/>
+          <w:sz w:val="28"/>
+          <w:szCs w:val="28"/>
+        </w:rPr>
+      </w:pPr>
+    </w:p>
+    <w:p>
+      <w:pPr>
+        <w:rPr>
+          <w:b/>
+          <w:bCs/>
+          <w:sz w:val="28"/>
+          <w:szCs w:val="28"/>
+        </w:rPr>
+      </w:pPr>
+    </w:p>
+    <w:p>
+      <w:pPr>
+        <w:rPr>
+          <w:b/>
+          <w:bCs/>
           <w:sz w:val="26"/>
           <w:szCs w:val="26"/>
         </w:rPr>
       </w:pPr>
-    </w:p>
-    <w:p>
-      <w:pPr>
+      <w:r>
+        <w:rPr>
+          <w:b/>
+          <w:bCs/>
+          <w:sz w:val="28"/>
+          <w:szCs w:val="28"/>
+        </w:rPr>
+        <w:t xml:space="preserve">LANDLORD: </w:t>
+      </w:r>
+      <w:r>
+        <w:rPr>
+          <w:b/>
+          <w:bCs/>
+          <w:sz w:val="28"/>
+          <w:szCs w:val="28"/>
+        </w:rPr>
+        <w:t>{{LANDLORD_NAME}}</w:t>
+      </w:r>
+      <w:r>
         <w:rPr>
           <w:b/>
           <w:bCs/>
           <w:sz w:val="26"/>
           <w:szCs w:val="26"/>
         </w:rPr>
-      </w:pPr>
-    </w:p>
-    <w:p>
-      <w:pPr>
+        <w:tab/>
+      </w:r>
+      <w:r>
         <w:rPr>
           <w:b/>
           <w:bCs/>
           <w:sz w:val="26"/>
           <w:szCs w:val="26"/>
         </w:rPr>
-      </w:pPr>
-    </w:p>
-    <w:p>
-      <w:pPr>
+        <w:tab/>
+      </w:r>
+      <w:r>
         <w:rPr>
           <w:b/>
           <w:bCs/>
           <w:sz w:val="26"/>
           <w:szCs w:val="26"/>
         </w:rPr>
-      </w:pPr>
+        <w:tab/>
+      </w:r>
+      <w:r>
+        <w:rPr>
+          <w:b/>
+          <w:bCs/>
+          <w:sz w:val="28"/>
+          <w:szCs w:val="28"/>
+        </w:rPr>
+        <w:t xml:space="preserve">TENANT: </w:t>
+      </w:r>
+      <w:r>
+        <w:rPr>
+          <w:b/>
+          <w:bCs/>
+          <w:sz w:val="28"/>
+          <w:szCs w:val="28"/>
+        </w:rPr>
+        <w:t>{{TENANT_NAME}}</w:t>
+      </w:r>
       <w:r>
         <w:rPr>
           <w:b/>
@@ -3336,7 +3392,7 @@
           <w:sz w:val="26"/>
           <w:szCs w:val="26"/>
         </w:rPr>
-        <w:br/>
+        <w:tab/>
       </w:r>
     </w:p>
     <w:p>
@@ -3358,36 +3414,23 @@
           <w:szCs w:val="26"/>
         </w:rPr>
       </w:pPr>
-    </w:p>
-    <w:p>
-      <w:pPr>
+      <w:r>
         <w:rPr>
           <w:b/>
           <w:bCs/>
           <w:sz w:val="26"/>
           <w:szCs w:val="26"/>
         </w:rPr>
-      </w:pPr>
-    </w:p>
-    <w:p>
-      <w:pPr>
-        <w:rPr>
-          <w:b/>
-          <w:bCs/>
+        <w:tab/>
+      </w:r>
+    </w:p>
+    <w:p>
+      <w:pPr>
+        <w:rPr>
           <w:sz w:val="28"/>
           <w:szCs w:val="28"/>
         </w:rPr>
       </w:pPr>
-    </w:p>
-    <w:p>
-      <w:pPr>
-        <w:rPr>
-          <w:b/>
-          <w:bCs/>
-          <w:sz w:val="26"/>
-          <w:szCs w:val="26"/>
-        </w:rPr>
-      </w:pPr>
       <w:r>
         <w:rPr>
           <w:b/>
@@ -3395,7 +3438,7 @@
           <w:sz w:val="28"/>
           <w:szCs w:val="28"/>
         </w:rPr>
-        <w:t xml:space="preserve">LANDLORD: </w:t>
+        <w:t>Signature: ……………………</w:t>
       </w:r>
       <w:r>
         <w:rPr>
@@ -3404,34 +3447,7 @@
           <w:sz w:val="28"/>
           <w:szCs w:val="28"/>
         </w:rPr>
-        <w:t>{{LANDLORD_NAME}}</w:t>
-      </w:r>
-      <w:r>
-        <w:rPr>
-          <w:b/>
-          <w:bCs/>
-          <w:sz w:val="26"/>
-          <w:szCs w:val="26"/>
-        </w:rPr>
-        <w:tab/>
-      </w:r>
-      <w:r>
-        <w:rPr>
-          <w:b/>
-          <w:bCs/>
-          <w:sz w:val="26"/>
-          <w:szCs w:val="26"/>
-        </w:rPr>
-        <w:tab/>
-      </w:r>
-      <w:r>
-        <w:rPr>
-          <w:b/>
-          <w:bCs/>
-          <w:sz w:val="26"/>
-          <w:szCs w:val="26"/>
-        </w:rPr>
-        <w:tab/>
+        <w:t>.</w:t>
       </w:r>
       <w:r>
         <w:rPr>
@@ -3440,7 +3456,7 @@
           <w:sz w:val="28"/>
           <w:szCs w:val="28"/>
         </w:rPr>
-        <w:t xml:space="preserve">TENANT: </w:t>
+        <w:tab/>
       </w:r>
       <w:r>
         <w:rPr>
@@ -3449,46 +3465,17 @@
           <w:sz w:val="28"/>
           <w:szCs w:val="28"/>
         </w:rPr>
-        <w:t>{{TENANT_NAME}}</w:t>
-      </w:r>
-      <w:r>
-        <w:rPr>
-          <w:b/>
-          <w:bCs/>
-          <w:sz w:val="26"/>
-          <w:szCs w:val="26"/>
-        </w:rPr>
         <w:tab/>
       </w:r>
       <w:r>
-        <w:rPr>
-          <w:b/>
-          <w:bCs/>
-          <w:sz w:val="26"/>
-          <w:szCs w:val="26"/>
-        </w:rPr>
-        <w:tab/>
-      </w:r>
-    </w:p>
-    <w:p>
-      <w:pPr>
-        <w:rPr>
-          <w:b/>
-          <w:bCs/>
-          <w:sz w:val="26"/>
-          <w:szCs w:val="26"/>
-        </w:rPr>
-      </w:pPr>
-    </w:p>
-    <w:p>
-      <w:pPr>
         <w:rPr>
           <w:b/>
           <w:bCs/>
           <w:sz w:val="28"/>
           <w:szCs w:val="28"/>
         </w:rPr>
-      </w:pPr>
+        <w:tab/>
+      </w:r>
       <w:r>
         <w:rPr>
           <w:b/>
@@ -3496,7 +3483,7 @@
           <w:sz w:val="28"/>
           <w:szCs w:val="28"/>
         </w:rPr>
-        <w:t>Signature: ……………………</w:t>
+        <w:tab/>
       </w:r>
       <w:r>
         <w:rPr>
@@ -3505,7 +3492,7 @@
           <w:sz w:val="28"/>
           <w:szCs w:val="28"/>
         </w:rPr>
-        <w:t>.</w:t>
+        <w:t>Signature:……………………</w:t>
       </w:r>
       <w:r>
         <w:rPr>
@@ -3514,7 +3501,7 @@
           <w:sz w:val="28"/>
           <w:szCs w:val="28"/>
         </w:rPr>
-        <w:tab/>
+        <w:t>.</w:t>
       </w:r>
       <w:r>
         <w:rPr>
@@ -3523,64 +3510,16 @@
           <w:sz w:val="28"/>
           <w:szCs w:val="28"/>
         </w:rPr>
-        <w:tab/>
-      </w:r>
-      <w:r>
-        <w:rPr>
-          <w:b/>
-          <w:bCs/>
+        <w:br/>
+      </w:r>
+    </w:p>
+    <w:p>
+      <w:pPr>
+        <w:rPr>
           <w:sz w:val="28"/>
           <w:szCs w:val="28"/>
         </w:rPr>
-        <w:tab/>
-      </w:r>
-      <w:r>
-        <w:rPr>
-          <w:b/>
-          <w:bCs/>
-          <w:sz w:val="28"/>
-          <w:szCs w:val="28"/>
-        </w:rPr>
-        <w:tab/>
-      </w:r>
-      <w:proofErr w:type="gramStart"/>
-      <w:r>
-        <w:rPr>
-          <w:b/>
-          <w:bCs/>
-          <w:sz w:val="28"/>
-          <w:szCs w:val="28"/>
-        </w:rPr>
-        <w:t>Signature:…</w:t>
-      </w:r>
-      <w:proofErr w:type="gramEnd"/>
-      <w:r>
-        <w:rPr>
-          <w:b/>
-          <w:bCs/>
-          <w:sz w:val="28"/>
-          <w:szCs w:val="28"/>
-        </w:rPr>
-        <w:t>…………………</w:t>
-      </w:r>
-      <w:r>
-        <w:rPr>
-          <w:b/>
-          <w:bCs/>
-          <w:sz w:val="28"/>
-          <w:szCs w:val="28"/>
-        </w:rPr>
-        <w:t>.</w:t>
-      </w:r>
-      <w:r>
-        <w:rPr>
-          <w:b/>
-          <w:bCs/>
-          <w:sz w:val="28"/>
-          <w:szCs w:val="28"/>
-        </w:rPr>
-        <w:br/>
-      </w:r>
+      </w:pPr>
       <w:r>
         <w:rPr>
           <w:sz w:val="28"/>
@@ -4840,6 +4779,7 @@
   <w:style w:type="character" w:default="1" w:styleId="DefaultParagraphFont">
     <w:name w:val="Default Paragraph Font"/>
     <w:uiPriority w:val="1"/>
+    <w:semiHidden/>
     <w:unhideWhenUsed/>
   </w:style>
   <w:style w:type="table" w:default="1" w:styleId="TableNormal">

--- a/Rent_Template.docx
+++ b/Rent_Template.docx
@@ -520,16 +520,36 @@
           <w:sz w:val="36"/>
           <w:szCs w:val="36"/>
         </w:rPr>
-        <w:t>{{PERCENT_INC}}</w:t>
-      </w:r>
-      <w:r>
-        <w:rPr>
-          <w:b/>
-          <w:bCs/>
-          <w:sz w:val="36"/>
-          <w:szCs w:val="36"/>
-        </w:rPr>
-        <w:t>% increase in the rent</w:t>
+        <w:t>{{PERCENT_INC</w:t>
+      </w:r>
+      <w:proofErr w:type="gramStart"/>
+      <w:r>
+        <w:rPr>
+          <w:b/>
+          <w:bCs/>
+          <w:sz w:val="36"/>
+          <w:szCs w:val="36"/>
+        </w:rPr>
+        <w:t>}}</w:t>
+      </w:r>
+      <w:r>
+        <w:rPr>
+          <w:b/>
+          <w:bCs/>
+          <w:sz w:val="36"/>
+          <w:szCs w:val="36"/>
+        </w:rPr>
+        <w:t>%</w:t>
+      </w:r>
+      <w:proofErr w:type="gramEnd"/>
+      <w:r>
+        <w:rPr>
+          <w:b/>
+          <w:bCs/>
+          <w:sz w:val="36"/>
+          <w:szCs w:val="36"/>
+        </w:rPr>
+        <w:t xml:space="preserve"> increase in the rent</w:t>
       </w:r>
       <w:r>
         <w:rPr>
@@ -1238,112 +1258,91 @@
       <w:pPr>
         <w:jc w:val="both"/>
         <w:rPr>
-          <w:sz w:val="24"/>
-          <w:szCs w:val="24"/>
-        </w:rPr>
-      </w:pPr>
-      <w:r>
-        <w:rPr>
-          <w:sz w:val="24"/>
-          <w:szCs w:val="24"/>
+          <w:sz w:val="8"/>
+          <w:szCs w:val="8"/>
+        </w:rPr>
+      </w:pPr>
+      <w:r>
+        <w:rPr>
+          <w:sz w:val="8"/>
+          <w:szCs w:val="8"/>
         </w:rPr>
         <w:lastRenderedPageBreak/>
         <w:t>{%p if SHOW_ANNEXURE %}</w:t>
       </w:r>
     </w:p>
+    <w:p>
+      <w:pPr>
+        <w:jc w:val="center"/>
+        <w:rPr>
+          <w:sz w:val="8"/>
+          <w:szCs w:val="8"/>
+        </w:rPr>
+      </w:pPr>
+      <w:r>
+        <w:rPr>
+          <w:b/>
+          <w:bCs/>
+          <w:sz w:val="36"/>
+          <w:szCs w:val="36"/>
+          <w:u w:val="single"/>
+        </w:rPr>
+        <w:t>ANNEXURE-A</w:t>
+      </w:r>
+    </w:p>
     <w:tbl>
       <w:tblPr>
-        <w:tblpPr w:leftFromText="180" w:rightFromText="180" w:vertAnchor="page" w:horzAnchor="margin" w:tblpXSpec="center" w:tblpY="2181"/>
-        <w:tblW w:w="7975" w:type="dxa"/>
-        <w:tblCellSpacing w:w="15" w:type="dxa"/>
-        <w:tblCellMar>
-          <w:left w:w="0" w:type="dxa"/>
-          <w:right w:w="0" w:type="dxa"/>
-        </w:tblCellMar>
+        <w:tblStyle w:val="TableGrid"/>
+        <w:tblW w:w="0" w:type="auto"/>
         <w:tblLook w:val="04A0" w:firstRow="1" w:lastRow="0" w:firstColumn="1" w:lastColumn="0" w:noHBand="0" w:noVBand="1"/>
       </w:tblPr>
       <w:tblGrid>
-        <w:gridCol w:w="1477"/>
-        <w:gridCol w:w="5344"/>
-        <w:gridCol w:w="1154"/>
+        <w:gridCol w:w="988"/>
+        <w:gridCol w:w="7654"/>
+        <w:gridCol w:w="708"/>
       </w:tblGrid>
       <w:tr>
-        <w:trPr>
-          <w:trHeight w:val="17"/>
-          <w:tblHeader/>
-          <w:tblCellSpacing w:w="15" w:type="dxa"/>
-        </w:trPr>
-        <w:tc>
-          <w:tcPr>
-            <w:tcW w:w="1432" w:type="dxa"/>
-            <w:tcBorders>
-              <w:top w:val="single" w:sz="6" w:space="0" w:color="auto"/>
-              <w:left w:val="single" w:sz="6" w:space="0" w:color="auto"/>
-              <w:bottom w:val="single" w:sz="6" w:space="0" w:color="auto"/>
-              <w:right w:val="single" w:sz="6" w:space="0" w:color="auto"/>
-            </w:tcBorders>
-            <w:tcMar>
-              <w:top w:w="120" w:type="dxa"/>
-              <w:left w:w="180" w:type="dxa"/>
-              <w:bottom w:w="120" w:type="dxa"/>
-              <w:right w:w="180" w:type="dxa"/>
-            </w:tcMar>
-            <w:vAlign w:val="center"/>
-            <w:hideMark/>
-          </w:tcPr>
-          <w:p>
-            <w:pPr>
-              <w:rPr>
-                <w:b/>
-                <w:bCs/>
-                <w:sz w:val="26"/>
-                <w:szCs w:val="26"/>
+        <w:tc>
+          <w:tcPr>
+            <w:tcW w:w="988" w:type="dxa"/>
+          </w:tcPr>
+          <w:p>
+            <w:pPr>
+              <w:jc w:val="center"/>
+              <w:rPr>
+                <w:rFonts w:cstheme="minorHAnsi"/>
+                <w:sz w:val="28"/>
+                <w:szCs w:val="28"/>
               </w:rPr>
             </w:pPr>
             <w:r>
               <w:rPr>
-                <w:b/>
-                <w:bCs/>
-                <w:sz w:val="26"/>
-                <w:szCs w:val="26"/>
-              </w:rPr>
-              <w:t>Sr. No.</w:t>
+                <w:rFonts w:cstheme="minorHAnsi"/>
+                <w:sz w:val="28"/>
+                <w:szCs w:val="28"/>
+              </w:rPr>
+              <w:t>Sr no.</w:t>
             </w:r>
           </w:p>
         </w:tc>
         <w:tc>
           <w:tcPr>
-            <w:tcW w:w="5314" w:type="dxa"/>
-            <w:tcBorders>
-              <w:top w:val="single" w:sz="6" w:space="0" w:color="auto"/>
-              <w:left w:val="single" w:sz="6" w:space="0" w:color="auto"/>
-              <w:bottom w:val="single" w:sz="6" w:space="0" w:color="auto"/>
-              <w:right w:val="single" w:sz="6" w:space="0" w:color="auto"/>
-            </w:tcBorders>
-            <w:tcMar>
-              <w:top w:w="120" w:type="dxa"/>
-              <w:left w:w="180" w:type="dxa"/>
-              <w:bottom w:w="120" w:type="dxa"/>
-              <w:right w:w="180" w:type="dxa"/>
-            </w:tcMar>
-            <w:vAlign w:val="center"/>
-            <w:hideMark/>
-          </w:tcPr>
-          <w:p>
-            <w:pPr>
-              <w:rPr>
-                <w:b/>
-                <w:bCs/>
-                <w:sz w:val="26"/>
-                <w:szCs w:val="26"/>
+            <w:tcW w:w="7654" w:type="dxa"/>
+          </w:tcPr>
+          <w:p>
+            <w:pPr>
+              <w:jc w:val="center"/>
+              <w:rPr>
+                <w:rFonts w:cstheme="minorHAnsi"/>
+                <w:sz w:val="28"/>
+                <w:szCs w:val="28"/>
               </w:rPr>
             </w:pPr>
             <w:r>
               <w:rPr>
-                <w:b/>
-                <w:bCs/>
-                <w:sz w:val="26"/>
-                <w:szCs w:val="26"/>
+                <w:rFonts w:cstheme="minorHAnsi"/>
+                <w:sz w:val="28"/>
+                <w:szCs w:val="28"/>
               </w:rPr>
               <w:t>Particulars</w:t>
             </w:r>
@@ -1351,140 +1350,79 @@
         </w:tc>
         <w:tc>
           <w:tcPr>
-            <w:tcW w:w="1109" w:type="dxa"/>
-            <w:tcBorders>
-              <w:top w:val="single" w:sz="6" w:space="0" w:color="auto"/>
-              <w:left w:val="single" w:sz="6" w:space="0" w:color="auto"/>
-              <w:bottom w:val="single" w:sz="6" w:space="0" w:color="auto"/>
-              <w:right w:val="single" w:sz="6" w:space="0" w:color="auto"/>
-            </w:tcBorders>
-            <w:tcMar>
-              <w:top w:w="120" w:type="dxa"/>
-              <w:left w:w="180" w:type="dxa"/>
-              <w:bottom w:w="120" w:type="dxa"/>
-              <w:right w:w="180" w:type="dxa"/>
-            </w:tcMar>
-            <w:vAlign w:val="center"/>
-            <w:hideMark/>
-          </w:tcPr>
-          <w:p>
-            <w:pPr>
-              <w:rPr>
-                <w:b/>
-                <w:bCs/>
-                <w:sz w:val="26"/>
-                <w:szCs w:val="26"/>
+            <w:tcW w:w="708" w:type="dxa"/>
+          </w:tcPr>
+          <w:p>
+            <w:pPr>
+              <w:jc w:val="center"/>
+              <w:rPr>
+                <w:rFonts w:cstheme="minorHAnsi"/>
+                <w:sz w:val="28"/>
+                <w:szCs w:val="28"/>
               </w:rPr>
             </w:pPr>
             <w:r>
               <w:rPr>
-                <w:b/>
-                <w:bCs/>
-                <w:sz w:val="26"/>
-                <w:szCs w:val="26"/>
-              </w:rPr>
-              <w:t>Qty</w:t>
+                <w:rFonts w:cstheme="minorHAnsi"/>
+                <w:sz w:val="28"/>
+                <w:szCs w:val="28"/>
+              </w:rPr>
+              <w:t>Qty.</w:t>
             </w:r>
           </w:p>
         </w:tc>
       </w:tr>
       <w:tr>
         <w:trPr>
-          <w:trHeight w:val="16"/>
-          <w:tblCellSpacing w:w="15" w:type="dxa"/>
+          <w:trHeight w:val="680"/>
         </w:trPr>
         <w:tc>
           <w:tcPr>
-            <w:tcW w:w="1432" w:type="dxa"/>
-            <w:tcBorders>
-              <w:top w:val="single" w:sz="6" w:space="0" w:color="auto"/>
-              <w:left w:val="single" w:sz="6" w:space="0" w:color="auto"/>
-              <w:bottom w:val="single" w:sz="6" w:space="0" w:color="auto"/>
-              <w:right w:val="single" w:sz="6" w:space="0" w:color="auto"/>
-            </w:tcBorders>
-            <w:tcMar>
-              <w:top w:w="120" w:type="dxa"/>
-              <w:left w:w="180" w:type="dxa"/>
-              <w:bottom w:w="120" w:type="dxa"/>
-              <w:right w:w="180" w:type="dxa"/>
-            </w:tcMar>
-            <w:vAlign w:val="center"/>
-            <w:hideMark/>
-          </w:tcPr>
-          <w:p>
-            <w:pPr>
-              <w:rPr>
-                <w:b/>
-                <w:bCs/>
-                <w:sz w:val="26"/>
-                <w:szCs w:val="26"/>
-              </w:rPr>
-            </w:pPr>
-            <w:r>
-              <w:rPr>
-                <w:b/>
-                <w:bCs/>
-                <w:sz w:val="26"/>
-                <w:szCs w:val="26"/>
-              </w:rPr>
-              <w:t>1.</w:t>
-            </w:r>
-          </w:p>
-        </w:tc>
-        <w:tc>
-          <w:tcPr>
-            <w:tcW w:w="5314" w:type="dxa"/>
-            <w:tcBorders>
-              <w:top w:val="single" w:sz="6" w:space="0" w:color="auto"/>
-              <w:left w:val="single" w:sz="6" w:space="0" w:color="auto"/>
-              <w:bottom w:val="single" w:sz="6" w:space="0" w:color="auto"/>
-              <w:right w:val="single" w:sz="6" w:space="0" w:color="auto"/>
-            </w:tcBorders>
-            <w:tcMar>
-              <w:top w:w="120" w:type="dxa"/>
-              <w:left w:w="180" w:type="dxa"/>
-              <w:bottom w:w="120" w:type="dxa"/>
-              <w:right w:w="180" w:type="dxa"/>
-            </w:tcMar>
-            <w:vAlign w:val="center"/>
-            <w:hideMark/>
-          </w:tcPr>
-          <w:p>
-            <w:pPr>
-              <w:rPr>
-                <w:b/>
-                <w:bCs/>
-                <w:sz w:val="26"/>
-                <w:szCs w:val="26"/>
-              </w:rPr>
-            </w:pPr>
-          </w:p>
-        </w:tc>
-        <w:tc>
-          <w:tcPr>
-            <w:tcW w:w="1109" w:type="dxa"/>
-            <w:tcBorders>
-              <w:top w:val="single" w:sz="6" w:space="0" w:color="auto"/>
-              <w:left w:val="single" w:sz="6" w:space="0" w:color="auto"/>
-              <w:bottom w:val="single" w:sz="6" w:space="0" w:color="auto"/>
-              <w:right w:val="single" w:sz="6" w:space="0" w:color="auto"/>
-            </w:tcBorders>
-            <w:tcMar>
-              <w:top w:w="120" w:type="dxa"/>
-              <w:left w:w="180" w:type="dxa"/>
-              <w:bottom w:w="120" w:type="dxa"/>
-              <w:right w:w="180" w:type="dxa"/>
-            </w:tcMar>
-            <w:vAlign w:val="center"/>
-            <w:hideMark/>
-          </w:tcPr>
-          <w:p>
-            <w:pPr>
-              <w:rPr>
-                <w:b/>
-                <w:bCs/>
-                <w:sz w:val="26"/>
-                <w:szCs w:val="26"/>
+            <w:tcW w:w="988" w:type="dxa"/>
+          </w:tcPr>
+          <w:p>
+            <w:pPr>
+              <w:jc w:val="center"/>
+              <w:rPr>
+                <w:b/>
+                <w:bCs/>
+                <w:sz w:val="36"/>
+                <w:szCs w:val="36"/>
+                <w:u w:val="single"/>
+              </w:rPr>
+            </w:pPr>
+          </w:p>
+        </w:tc>
+        <w:tc>
+          <w:tcPr>
+            <w:tcW w:w="7654" w:type="dxa"/>
+          </w:tcPr>
+          <w:p>
+            <w:pPr>
+              <w:jc w:val="center"/>
+              <w:rPr>
+                <w:b/>
+                <w:bCs/>
+                <w:sz w:val="36"/>
+                <w:szCs w:val="36"/>
+                <w:u w:val="single"/>
+              </w:rPr>
+            </w:pPr>
+          </w:p>
+        </w:tc>
+        <w:tc>
+          <w:tcPr>
+            <w:tcW w:w="708" w:type="dxa"/>
+          </w:tcPr>
+          <w:p>
+            <w:pPr>
+              <w:jc w:val="center"/>
+              <w:rPr>
+                <w:b/>
+                <w:bCs/>
+                <w:sz w:val="36"/>
+                <w:szCs w:val="36"/>
+                <w:u w:val="single"/>
               </w:rPr>
             </w:pPr>
           </w:p>
@@ -1492,101 +1430,55 @@
       </w:tr>
       <w:tr>
         <w:trPr>
-          <w:trHeight w:val="444"/>
-          <w:tblCellSpacing w:w="15" w:type="dxa"/>
+          <w:trHeight w:val="680"/>
         </w:trPr>
         <w:tc>
           <w:tcPr>
-            <w:tcW w:w="1432" w:type="dxa"/>
-            <w:tcBorders>
-              <w:top w:val="single" w:sz="6" w:space="0" w:color="auto"/>
-              <w:left w:val="single" w:sz="6" w:space="0" w:color="auto"/>
-              <w:bottom w:val="single" w:sz="6" w:space="0" w:color="auto"/>
-              <w:right w:val="single" w:sz="6" w:space="0" w:color="auto"/>
-            </w:tcBorders>
-            <w:tcMar>
-              <w:top w:w="120" w:type="dxa"/>
-              <w:left w:w="180" w:type="dxa"/>
-              <w:bottom w:w="120" w:type="dxa"/>
-              <w:right w:w="180" w:type="dxa"/>
-            </w:tcMar>
-            <w:vAlign w:val="center"/>
-            <w:hideMark/>
-          </w:tcPr>
-          <w:p>
-            <w:pPr>
-              <w:rPr>
-                <w:b/>
-                <w:bCs/>
-                <w:sz w:val="26"/>
-                <w:szCs w:val="26"/>
-              </w:rPr>
-            </w:pPr>
-            <w:r>
-              <w:rPr>
-                <w:b/>
-                <w:bCs/>
-                <w:sz w:val="26"/>
-                <w:szCs w:val="26"/>
-              </w:rPr>
-              <w:t>2.</w:t>
-            </w:r>
-          </w:p>
-        </w:tc>
-        <w:tc>
-          <w:tcPr>
-            <w:tcW w:w="5314" w:type="dxa"/>
-            <w:tcBorders>
-              <w:top w:val="single" w:sz="6" w:space="0" w:color="auto"/>
-              <w:left w:val="single" w:sz="6" w:space="0" w:color="auto"/>
-              <w:bottom w:val="single" w:sz="6" w:space="0" w:color="auto"/>
-              <w:right w:val="single" w:sz="6" w:space="0" w:color="auto"/>
-            </w:tcBorders>
-            <w:tcMar>
-              <w:top w:w="120" w:type="dxa"/>
-              <w:left w:w="180" w:type="dxa"/>
-              <w:bottom w:w="120" w:type="dxa"/>
-              <w:right w:w="180" w:type="dxa"/>
-            </w:tcMar>
-            <w:vAlign w:val="center"/>
-            <w:hideMark/>
-          </w:tcPr>
-          <w:p>
-            <w:pPr>
-              <w:rPr>
-                <w:b/>
-                <w:bCs/>
-                <w:sz w:val="26"/>
-                <w:szCs w:val="26"/>
-              </w:rPr>
-            </w:pPr>
-          </w:p>
-        </w:tc>
-        <w:tc>
-          <w:tcPr>
-            <w:tcW w:w="1109" w:type="dxa"/>
-            <w:tcBorders>
-              <w:top w:val="single" w:sz="6" w:space="0" w:color="auto"/>
-              <w:left w:val="single" w:sz="6" w:space="0" w:color="auto"/>
-              <w:bottom w:val="single" w:sz="6" w:space="0" w:color="auto"/>
-              <w:right w:val="single" w:sz="6" w:space="0" w:color="auto"/>
-            </w:tcBorders>
-            <w:tcMar>
-              <w:top w:w="120" w:type="dxa"/>
-              <w:left w:w="180" w:type="dxa"/>
-              <w:bottom w:w="120" w:type="dxa"/>
-              <w:right w:w="180" w:type="dxa"/>
-            </w:tcMar>
-            <w:vAlign w:val="center"/>
-            <w:hideMark/>
-          </w:tcPr>
-          <w:p>
-            <w:pPr>
-              <w:rPr>
-                <w:b/>
-                <w:bCs/>
-                <w:sz w:val="26"/>
-                <w:szCs w:val="26"/>
+            <w:tcW w:w="988" w:type="dxa"/>
+          </w:tcPr>
+          <w:p>
+            <w:pPr>
+              <w:jc w:val="center"/>
+              <w:rPr>
+                <w:b/>
+                <w:bCs/>
+                <w:sz w:val="36"/>
+                <w:szCs w:val="36"/>
+                <w:u w:val="single"/>
+              </w:rPr>
+            </w:pPr>
+          </w:p>
+        </w:tc>
+        <w:tc>
+          <w:tcPr>
+            <w:tcW w:w="7654" w:type="dxa"/>
+          </w:tcPr>
+          <w:p>
+            <w:pPr>
+              <w:jc w:val="center"/>
+              <w:rPr>
+                <w:b/>
+                <w:bCs/>
+                <w:sz w:val="36"/>
+                <w:szCs w:val="36"/>
+                <w:u w:val="single"/>
+              </w:rPr>
+            </w:pPr>
+          </w:p>
+        </w:tc>
+        <w:tc>
+          <w:tcPr>
+            <w:tcW w:w="708" w:type="dxa"/>
+          </w:tcPr>
+          <w:p>
+            <w:pPr>
+              <w:jc w:val="center"/>
+              <w:rPr>
+                <w:b/>
+                <w:bCs/>
+                <w:sz w:val="36"/>
+                <w:szCs w:val="36"/>
+                <w:u w:val="single"/>
               </w:rPr>
             </w:pPr>
           </w:p>
@@ -1594,101 +1486,55 @@
       </w:tr>
       <w:tr>
         <w:trPr>
-          <w:trHeight w:val="444"/>
-          <w:tblCellSpacing w:w="15" w:type="dxa"/>
+          <w:trHeight w:val="680"/>
         </w:trPr>
         <w:tc>
           <w:tcPr>
-            <w:tcW w:w="1432" w:type="dxa"/>
-            <w:tcBorders>
-              <w:top w:val="single" w:sz="6" w:space="0" w:color="auto"/>
-              <w:left w:val="single" w:sz="6" w:space="0" w:color="auto"/>
-              <w:bottom w:val="single" w:sz="6" w:space="0" w:color="auto"/>
-              <w:right w:val="single" w:sz="6" w:space="0" w:color="auto"/>
-            </w:tcBorders>
-            <w:tcMar>
-              <w:top w:w="120" w:type="dxa"/>
-              <w:left w:w="180" w:type="dxa"/>
-              <w:bottom w:w="120" w:type="dxa"/>
-              <w:right w:w="180" w:type="dxa"/>
-            </w:tcMar>
-            <w:vAlign w:val="center"/>
-            <w:hideMark/>
-          </w:tcPr>
-          <w:p>
-            <w:pPr>
-              <w:rPr>
-                <w:b/>
-                <w:bCs/>
-                <w:sz w:val="26"/>
-                <w:szCs w:val="26"/>
-              </w:rPr>
-            </w:pPr>
-            <w:r>
-              <w:rPr>
-                <w:b/>
-                <w:bCs/>
-                <w:sz w:val="26"/>
-                <w:szCs w:val="26"/>
-              </w:rPr>
-              <w:t>3.</w:t>
-            </w:r>
-          </w:p>
-        </w:tc>
-        <w:tc>
-          <w:tcPr>
-            <w:tcW w:w="5314" w:type="dxa"/>
-            <w:tcBorders>
-              <w:top w:val="single" w:sz="6" w:space="0" w:color="auto"/>
-              <w:left w:val="single" w:sz="6" w:space="0" w:color="auto"/>
-              <w:bottom w:val="single" w:sz="6" w:space="0" w:color="auto"/>
-              <w:right w:val="single" w:sz="6" w:space="0" w:color="auto"/>
-            </w:tcBorders>
-            <w:tcMar>
-              <w:top w:w="120" w:type="dxa"/>
-              <w:left w:w="180" w:type="dxa"/>
-              <w:bottom w:w="120" w:type="dxa"/>
-              <w:right w:w="180" w:type="dxa"/>
-            </w:tcMar>
-            <w:vAlign w:val="center"/>
-            <w:hideMark/>
-          </w:tcPr>
-          <w:p>
-            <w:pPr>
-              <w:rPr>
-                <w:b/>
-                <w:bCs/>
-                <w:sz w:val="26"/>
-                <w:szCs w:val="26"/>
-              </w:rPr>
-            </w:pPr>
-          </w:p>
-        </w:tc>
-        <w:tc>
-          <w:tcPr>
-            <w:tcW w:w="1109" w:type="dxa"/>
-            <w:tcBorders>
-              <w:top w:val="single" w:sz="6" w:space="0" w:color="auto"/>
-              <w:left w:val="single" w:sz="6" w:space="0" w:color="auto"/>
-              <w:bottom w:val="single" w:sz="6" w:space="0" w:color="auto"/>
-              <w:right w:val="single" w:sz="6" w:space="0" w:color="auto"/>
-            </w:tcBorders>
-            <w:tcMar>
-              <w:top w:w="120" w:type="dxa"/>
-              <w:left w:w="180" w:type="dxa"/>
-              <w:bottom w:w="120" w:type="dxa"/>
-              <w:right w:w="180" w:type="dxa"/>
-            </w:tcMar>
-            <w:vAlign w:val="center"/>
-            <w:hideMark/>
-          </w:tcPr>
-          <w:p>
-            <w:pPr>
-              <w:rPr>
-                <w:b/>
-                <w:bCs/>
-                <w:sz w:val="26"/>
-                <w:szCs w:val="26"/>
+            <w:tcW w:w="988" w:type="dxa"/>
+          </w:tcPr>
+          <w:p>
+            <w:pPr>
+              <w:jc w:val="center"/>
+              <w:rPr>
+                <w:b/>
+                <w:bCs/>
+                <w:sz w:val="36"/>
+                <w:szCs w:val="36"/>
+                <w:u w:val="single"/>
+              </w:rPr>
+            </w:pPr>
+          </w:p>
+        </w:tc>
+        <w:tc>
+          <w:tcPr>
+            <w:tcW w:w="7654" w:type="dxa"/>
+          </w:tcPr>
+          <w:p>
+            <w:pPr>
+              <w:jc w:val="center"/>
+              <w:rPr>
+                <w:b/>
+                <w:bCs/>
+                <w:sz w:val="36"/>
+                <w:szCs w:val="36"/>
+                <w:u w:val="single"/>
+              </w:rPr>
+            </w:pPr>
+          </w:p>
+        </w:tc>
+        <w:tc>
+          <w:tcPr>
+            <w:tcW w:w="708" w:type="dxa"/>
+          </w:tcPr>
+          <w:p>
+            <w:pPr>
+              <w:jc w:val="center"/>
+              <w:rPr>
+                <w:b/>
+                <w:bCs/>
+                <w:sz w:val="36"/>
+                <w:szCs w:val="36"/>
+                <w:u w:val="single"/>
               </w:rPr>
             </w:pPr>
           </w:p>
@@ -1696,101 +1542,55 @@
       </w:tr>
       <w:tr>
         <w:trPr>
-          <w:trHeight w:val="444"/>
-          <w:tblCellSpacing w:w="15" w:type="dxa"/>
+          <w:trHeight w:val="680"/>
         </w:trPr>
         <w:tc>
           <w:tcPr>
-            <w:tcW w:w="1432" w:type="dxa"/>
-            <w:tcBorders>
-              <w:top w:val="single" w:sz="6" w:space="0" w:color="auto"/>
-              <w:left w:val="single" w:sz="6" w:space="0" w:color="auto"/>
-              <w:bottom w:val="single" w:sz="6" w:space="0" w:color="auto"/>
-              <w:right w:val="single" w:sz="6" w:space="0" w:color="auto"/>
-            </w:tcBorders>
-            <w:tcMar>
-              <w:top w:w="120" w:type="dxa"/>
-              <w:left w:w="180" w:type="dxa"/>
-              <w:bottom w:w="120" w:type="dxa"/>
-              <w:right w:w="180" w:type="dxa"/>
-            </w:tcMar>
-            <w:vAlign w:val="center"/>
-            <w:hideMark/>
-          </w:tcPr>
-          <w:p>
-            <w:pPr>
-              <w:rPr>
-                <w:b/>
-                <w:bCs/>
-                <w:sz w:val="26"/>
-                <w:szCs w:val="26"/>
-              </w:rPr>
-            </w:pPr>
-            <w:r>
-              <w:rPr>
-                <w:b/>
-                <w:bCs/>
-                <w:sz w:val="26"/>
-                <w:szCs w:val="26"/>
-              </w:rPr>
-              <w:t>4.</w:t>
-            </w:r>
-          </w:p>
-        </w:tc>
-        <w:tc>
-          <w:tcPr>
-            <w:tcW w:w="5314" w:type="dxa"/>
-            <w:tcBorders>
-              <w:top w:val="single" w:sz="6" w:space="0" w:color="auto"/>
-              <w:left w:val="single" w:sz="6" w:space="0" w:color="auto"/>
-              <w:bottom w:val="single" w:sz="6" w:space="0" w:color="auto"/>
-              <w:right w:val="single" w:sz="6" w:space="0" w:color="auto"/>
-            </w:tcBorders>
-            <w:tcMar>
-              <w:top w:w="120" w:type="dxa"/>
-              <w:left w:w="180" w:type="dxa"/>
-              <w:bottom w:w="120" w:type="dxa"/>
-              <w:right w:w="180" w:type="dxa"/>
-            </w:tcMar>
-            <w:vAlign w:val="center"/>
-            <w:hideMark/>
-          </w:tcPr>
-          <w:p>
-            <w:pPr>
-              <w:rPr>
-                <w:b/>
-                <w:bCs/>
-                <w:sz w:val="26"/>
-                <w:szCs w:val="26"/>
-              </w:rPr>
-            </w:pPr>
-          </w:p>
-        </w:tc>
-        <w:tc>
-          <w:tcPr>
-            <w:tcW w:w="1109" w:type="dxa"/>
-            <w:tcBorders>
-              <w:top w:val="single" w:sz="6" w:space="0" w:color="auto"/>
-              <w:left w:val="single" w:sz="6" w:space="0" w:color="auto"/>
-              <w:bottom w:val="single" w:sz="6" w:space="0" w:color="auto"/>
-              <w:right w:val="single" w:sz="6" w:space="0" w:color="auto"/>
-            </w:tcBorders>
-            <w:tcMar>
-              <w:top w:w="120" w:type="dxa"/>
-              <w:left w:w="180" w:type="dxa"/>
-              <w:bottom w:w="120" w:type="dxa"/>
-              <w:right w:w="180" w:type="dxa"/>
-            </w:tcMar>
-            <w:vAlign w:val="center"/>
-            <w:hideMark/>
-          </w:tcPr>
-          <w:p>
-            <w:pPr>
-              <w:rPr>
-                <w:b/>
-                <w:bCs/>
-                <w:sz w:val="26"/>
-                <w:szCs w:val="26"/>
+            <w:tcW w:w="988" w:type="dxa"/>
+          </w:tcPr>
+          <w:p>
+            <w:pPr>
+              <w:jc w:val="center"/>
+              <w:rPr>
+                <w:b/>
+                <w:bCs/>
+                <w:sz w:val="36"/>
+                <w:szCs w:val="36"/>
+                <w:u w:val="single"/>
+              </w:rPr>
+            </w:pPr>
+          </w:p>
+        </w:tc>
+        <w:tc>
+          <w:tcPr>
+            <w:tcW w:w="7654" w:type="dxa"/>
+          </w:tcPr>
+          <w:p>
+            <w:pPr>
+              <w:jc w:val="center"/>
+              <w:rPr>
+                <w:b/>
+                <w:bCs/>
+                <w:sz w:val="36"/>
+                <w:szCs w:val="36"/>
+                <w:u w:val="single"/>
+              </w:rPr>
+            </w:pPr>
+          </w:p>
+        </w:tc>
+        <w:tc>
+          <w:tcPr>
+            <w:tcW w:w="708" w:type="dxa"/>
+          </w:tcPr>
+          <w:p>
+            <w:pPr>
+              <w:jc w:val="center"/>
+              <w:rPr>
+                <w:b/>
+                <w:bCs/>
+                <w:sz w:val="36"/>
+                <w:szCs w:val="36"/>
+                <w:u w:val="single"/>
               </w:rPr>
             </w:pPr>
           </w:p>
@@ -1798,101 +1598,55 @@
       </w:tr>
       <w:tr>
         <w:trPr>
-          <w:trHeight w:val="430"/>
-          <w:tblCellSpacing w:w="15" w:type="dxa"/>
+          <w:trHeight w:val="680"/>
         </w:trPr>
         <w:tc>
           <w:tcPr>
-            <w:tcW w:w="1432" w:type="dxa"/>
-            <w:tcBorders>
-              <w:top w:val="single" w:sz="6" w:space="0" w:color="auto"/>
-              <w:left w:val="single" w:sz="6" w:space="0" w:color="auto"/>
-              <w:bottom w:val="single" w:sz="6" w:space="0" w:color="auto"/>
-              <w:right w:val="single" w:sz="6" w:space="0" w:color="auto"/>
-            </w:tcBorders>
-            <w:tcMar>
-              <w:top w:w="120" w:type="dxa"/>
-              <w:left w:w="180" w:type="dxa"/>
-              <w:bottom w:w="120" w:type="dxa"/>
-              <w:right w:w="180" w:type="dxa"/>
-            </w:tcMar>
-            <w:vAlign w:val="center"/>
-            <w:hideMark/>
-          </w:tcPr>
-          <w:p>
-            <w:pPr>
-              <w:rPr>
-                <w:b/>
-                <w:bCs/>
-                <w:sz w:val="26"/>
-                <w:szCs w:val="26"/>
-              </w:rPr>
-            </w:pPr>
-            <w:r>
-              <w:rPr>
-                <w:b/>
-                <w:bCs/>
-                <w:sz w:val="26"/>
-                <w:szCs w:val="26"/>
-              </w:rPr>
-              <w:t>5.</w:t>
-            </w:r>
-          </w:p>
-        </w:tc>
-        <w:tc>
-          <w:tcPr>
-            <w:tcW w:w="5314" w:type="dxa"/>
-            <w:tcBorders>
-              <w:top w:val="single" w:sz="6" w:space="0" w:color="auto"/>
-              <w:left w:val="single" w:sz="6" w:space="0" w:color="auto"/>
-              <w:bottom w:val="single" w:sz="6" w:space="0" w:color="auto"/>
-              <w:right w:val="single" w:sz="6" w:space="0" w:color="auto"/>
-            </w:tcBorders>
-            <w:tcMar>
-              <w:top w:w="120" w:type="dxa"/>
-              <w:left w:w="180" w:type="dxa"/>
-              <w:bottom w:w="120" w:type="dxa"/>
-              <w:right w:w="180" w:type="dxa"/>
-            </w:tcMar>
-            <w:vAlign w:val="center"/>
-            <w:hideMark/>
-          </w:tcPr>
-          <w:p>
-            <w:pPr>
-              <w:rPr>
-                <w:b/>
-                <w:bCs/>
-                <w:sz w:val="26"/>
-                <w:szCs w:val="26"/>
-              </w:rPr>
-            </w:pPr>
-          </w:p>
-        </w:tc>
-        <w:tc>
-          <w:tcPr>
-            <w:tcW w:w="1109" w:type="dxa"/>
-            <w:tcBorders>
-              <w:top w:val="single" w:sz="6" w:space="0" w:color="auto"/>
-              <w:left w:val="single" w:sz="6" w:space="0" w:color="auto"/>
-              <w:bottom w:val="single" w:sz="6" w:space="0" w:color="auto"/>
-              <w:right w:val="single" w:sz="6" w:space="0" w:color="auto"/>
-            </w:tcBorders>
-            <w:tcMar>
-              <w:top w:w="120" w:type="dxa"/>
-              <w:left w:w="180" w:type="dxa"/>
-              <w:bottom w:w="120" w:type="dxa"/>
-              <w:right w:w="180" w:type="dxa"/>
-            </w:tcMar>
-            <w:vAlign w:val="center"/>
-            <w:hideMark/>
-          </w:tcPr>
-          <w:p>
-            <w:pPr>
-              <w:rPr>
-                <w:b/>
-                <w:bCs/>
-                <w:sz w:val="26"/>
-                <w:szCs w:val="26"/>
+            <w:tcW w:w="988" w:type="dxa"/>
+          </w:tcPr>
+          <w:p>
+            <w:pPr>
+              <w:jc w:val="center"/>
+              <w:rPr>
+                <w:b/>
+                <w:bCs/>
+                <w:sz w:val="36"/>
+                <w:szCs w:val="36"/>
+                <w:u w:val="single"/>
+              </w:rPr>
+            </w:pPr>
+          </w:p>
+        </w:tc>
+        <w:tc>
+          <w:tcPr>
+            <w:tcW w:w="7654" w:type="dxa"/>
+          </w:tcPr>
+          <w:p>
+            <w:pPr>
+              <w:jc w:val="center"/>
+              <w:rPr>
+                <w:b/>
+                <w:bCs/>
+                <w:sz w:val="36"/>
+                <w:szCs w:val="36"/>
+                <w:u w:val="single"/>
+              </w:rPr>
+            </w:pPr>
+          </w:p>
+        </w:tc>
+        <w:tc>
+          <w:tcPr>
+            <w:tcW w:w="708" w:type="dxa"/>
+          </w:tcPr>
+          <w:p>
+            <w:pPr>
+              <w:jc w:val="center"/>
+              <w:rPr>
+                <w:b/>
+                <w:bCs/>
+                <w:sz w:val="36"/>
+                <w:szCs w:val="36"/>
+                <w:u w:val="single"/>
               </w:rPr>
             </w:pPr>
           </w:p>
@@ -1900,101 +1654,55 @@
       </w:tr>
       <w:tr>
         <w:trPr>
-          <w:trHeight w:val="444"/>
-          <w:tblCellSpacing w:w="15" w:type="dxa"/>
+          <w:trHeight w:val="680"/>
         </w:trPr>
         <w:tc>
           <w:tcPr>
-            <w:tcW w:w="1432" w:type="dxa"/>
-            <w:tcBorders>
-              <w:top w:val="single" w:sz="6" w:space="0" w:color="auto"/>
-              <w:left w:val="single" w:sz="6" w:space="0" w:color="auto"/>
-              <w:bottom w:val="single" w:sz="6" w:space="0" w:color="auto"/>
-              <w:right w:val="single" w:sz="6" w:space="0" w:color="auto"/>
-            </w:tcBorders>
-            <w:tcMar>
-              <w:top w:w="120" w:type="dxa"/>
-              <w:left w:w="180" w:type="dxa"/>
-              <w:bottom w:w="120" w:type="dxa"/>
-              <w:right w:w="180" w:type="dxa"/>
-            </w:tcMar>
-            <w:vAlign w:val="center"/>
-            <w:hideMark/>
-          </w:tcPr>
-          <w:p>
-            <w:pPr>
-              <w:rPr>
-                <w:b/>
-                <w:bCs/>
-                <w:sz w:val="26"/>
-                <w:szCs w:val="26"/>
-              </w:rPr>
-            </w:pPr>
-            <w:r>
-              <w:rPr>
-                <w:b/>
-                <w:bCs/>
-                <w:sz w:val="26"/>
-                <w:szCs w:val="26"/>
-              </w:rPr>
-              <w:t>6.</w:t>
-            </w:r>
-          </w:p>
-        </w:tc>
-        <w:tc>
-          <w:tcPr>
-            <w:tcW w:w="5314" w:type="dxa"/>
-            <w:tcBorders>
-              <w:top w:val="single" w:sz="6" w:space="0" w:color="auto"/>
-              <w:left w:val="single" w:sz="6" w:space="0" w:color="auto"/>
-              <w:bottom w:val="single" w:sz="6" w:space="0" w:color="auto"/>
-              <w:right w:val="single" w:sz="6" w:space="0" w:color="auto"/>
-            </w:tcBorders>
-            <w:tcMar>
-              <w:top w:w="120" w:type="dxa"/>
-              <w:left w:w="180" w:type="dxa"/>
-              <w:bottom w:w="120" w:type="dxa"/>
-              <w:right w:w="180" w:type="dxa"/>
-            </w:tcMar>
-            <w:vAlign w:val="center"/>
-            <w:hideMark/>
-          </w:tcPr>
-          <w:p>
-            <w:pPr>
-              <w:rPr>
-                <w:b/>
-                <w:bCs/>
-                <w:sz w:val="26"/>
-                <w:szCs w:val="26"/>
-              </w:rPr>
-            </w:pPr>
-          </w:p>
-        </w:tc>
-        <w:tc>
-          <w:tcPr>
-            <w:tcW w:w="1109" w:type="dxa"/>
-            <w:tcBorders>
-              <w:top w:val="single" w:sz="6" w:space="0" w:color="auto"/>
-              <w:left w:val="single" w:sz="6" w:space="0" w:color="auto"/>
-              <w:bottom w:val="single" w:sz="6" w:space="0" w:color="auto"/>
-              <w:right w:val="single" w:sz="6" w:space="0" w:color="auto"/>
-            </w:tcBorders>
-            <w:tcMar>
-              <w:top w:w="120" w:type="dxa"/>
-              <w:left w:w="180" w:type="dxa"/>
-              <w:bottom w:w="120" w:type="dxa"/>
-              <w:right w:w="180" w:type="dxa"/>
-            </w:tcMar>
-            <w:vAlign w:val="center"/>
-            <w:hideMark/>
-          </w:tcPr>
-          <w:p>
-            <w:pPr>
-              <w:rPr>
-                <w:b/>
-                <w:bCs/>
-                <w:sz w:val="26"/>
-                <w:szCs w:val="26"/>
+            <w:tcW w:w="988" w:type="dxa"/>
+          </w:tcPr>
+          <w:p>
+            <w:pPr>
+              <w:jc w:val="center"/>
+              <w:rPr>
+                <w:b/>
+                <w:bCs/>
+                <w:sz w:val="36"/>
+                <w:szCs w:val="36"/>
+                <w:u w:val="single"/>
+              </w:rPr>
+            </w:pPr>
+          </w:p>
+        </w:tc>
+        <w:tc>
+          <w:tcPr>
+            <w:tcW w:w="7654" w:type="dxa"/>
+          </w:tcPr>
+          <w:p>
+            <w:pPr>
+              <w:jc w:val="center"/>
+              <w:rPr>
+                <w:b/>
+                <w:bCs/>
+                <w:sz w:val="36"/>
+                <w:szCs w:val="36"/>
+                <w:u w:val="single"/>
+              </w:rPr>
+            </w:pPr>
+          </w:p>
+        </w:tc>
+        <w:tc>
+          <w:tcPr>
+            <w:tcW w:w="708" w:type="dxa"/>
+          </w:tcPr>
+          <w:p>
+            <w:pPr>
+              <w:jc w:val="center"/>
+              <w:rPr>
+                <w:b/>
+                <w:bCs/>
+                <w:sz w:val="36"/>
+                <w:szCs w:val="36"/>
+                <w:u w:val="single"/>
               </w:rPr>
             </w:pPr>
           </w:p>
@@ -2002,101 +1710,55 @@
       </w:tr>
       <w:tr>
         <w:trPr>
-          <w:trHeight w:val="444"/>
-          <w:tblCellSpacing w:w="15" w:type="dxa"/>
+          <w:trHeight w:val="680"/>
         </w:trPr>
         <w:tc>
           <w:tcPr>
-            <w:tcW w:w="1432" w:type="dxa"/>
-            <w:tcBorders>
-              <w:top w:val="single" w:sz="6" w:space="0" w:color="auto"/>
-              <w:left w:val="single" w:sz="6" w:space="0" w:color="auto"/>
-              <w:bottom w:val="single" w:sz="6" w:space="0" w:color="auto"/>
-              <w:right w:val="single" w:sz="6" w:space="0" w:color="auto"/>
-            </w:tcBorders>
-            <w:tcMar>
-              <w:top w:w="120" w:type="dxa"/>
-              <w:left w:w="180" w:type="dxa"/>
-              <w:bottom w:w="120" w:type="dxa"/>
-              <w:right w:w="180" w:type="dxa"/>
-            </w:tcMar>
-            <w:vAlign w:val="center"/>
-            <w:hideMark/>
-          </w:tcPr>
-          <w:p>
-            <w:pPr>
-              <w:rPr>
-                <w:b/>
-                <w:bCs/>
-                <w:sz w:val="26"/>
-                <w:szCs w:val="26"/>
-              </w:rPr>
-            </w:pPr>
-            <w:r>
-              <w:rPr>
-                <w:b/>
-                <w:bCs/>
-                <w:sz w:val="26"/>
-                <w:szCs w:val="26"/>
-              </w:rPr>
-              <w:t>7.</w:t>
-            </w:r>
-          </w:p>
-        </w:tc>
-        <w:tc>
-          <w:tcPr>
-            <w:tcW w:w="5314" w:type="dxa"/>
-            <w:tcBorders>
-              <w:top w:val="single" w:sz="6" w:space="0" w:color="auto"/>
-              <w:left w:val="single" w:sz="6" w:space="0" w:color="auto"/>
-              <w:bottom w:val="single" w:sz="6" w:space="0" w:color="auto"/>
-              <w:right w:val="single" w:sz="6" w:space="0" w:color="auto"/>
-            </w:tcBorders>
-            <w:tcMar>
-              <w:top w:w="120" w:type="dxa"/>
-              <w:left w:w="180" w:type="dxa"/>
-              <w:bottom w:w="120" w:type="dxa"/>
-              <w:right w:w="180" w:type="dxa"/>
-            </w:tcMar>
-            <w:vAlign w:val="center"/>
-            <w:hideMark/>
-          </w:tcPr>
-          <w:p>
-            <w:pPr>
-              <w:rPr>
-                <w:b/>
-                <w:bCs/>
-                <w:sz w:val="26"/>
-                <w:szCs w:val="26"/>
-              </w:rPr>
-            </w:pPr>
-          </w:p>
-        </w:tc>
-        <w:tc>
-          <w:tcPr>
-            <w:tcW w:w="1109" w:type="dxa"/>
-            <w:tcBorders>
-              <w:top w:val="single" w:sz="6" w:space="0" w:color="auto"/>
-              <w:left w:val="single" w:sz="6" w:space="0" w:color="auto"/>
-              <w:bottom w:val="single" w:sz="6" w:space="0" w:color="auto"/>
-              <w:right w:val="single" w:sz="6" w:space="0" w:color="auto"/>
-            </w:tcBorders>
-            <w:tcMar>
-              <w:top w:w="120" w:type="dxa"/>
-              <w:left w:w="180" w:type="dxa"/>
-              <w:bottom w:w="120" w:type="dxa"/>
-              <w:right w:w="180" w:type="dxa"/>
-            </w:tcMar>
-            <w:vAlign w:val="center"/>
-            <w:hideMark/>
-          </w:tcPr>
-          <w:p>
-            <w:pPr>
-              <w:rPr>
-                <w:b/>
-                <w:bCs/>
-                <w:sz w:val="26"/>
-                <w:szCs w:val="26"/>
+            <w:tcW w:w="988" w:type="dxa"/>
+          </w:tcPr>
+          <w:p>
+            <w:pPr>
+              <w:jc w:val="center"/>
+              <w:rPr>
+                <w:b/>
+                <w:bCs/>
+                <w:sz w:val="36"/>
+                <w:szCs w:val="36"/>
+                <w:u w:val="single"/>
+              </w:rPr>
+            </w:pPr>
+          </w:p>
+        </w:tc>
+        <w:tc>
+          <w:tcPr>
+            <w:tcW w:w="7654" w:type="dxa"/>
+          </w:tcPr>
+          <w:p>
+            <w:pPr>
+              <w:jc w:val="center"/>
+              <w:rPr>
+                <w:b/>
+                <w:bCs/>
+                <w:sz w:val="36"/>
+                <w:szCs w:val="36"/>
+                <w:u w:val="single"/>
+              </w:rPr>
+            </w:pPr>
+          </w:p>
+        </w:tc>
+        <w:tc>
+          <w:tcPr>
+            <w:tcW w:w="708" w:type="dxa"/>
+          </w:tcPr>
+          <w:p>
+            <w:pPr>
+              <w:jc w:val="center"/>
+              <w:rPr>
+                <w:b/>
+                <w:bCs/>
+                <w:sz w:val="36"/>
+                <w:szCs w:val="36"/>
+                <w:u w:val="single"/>
               </w:rPr>
             </w:pPr>
           </w:p>
@@ -2104,101 +1766,55 @@
       </w:tr>
       <w:tr>
         <w:trPr>
-          <w:trHeight w:val="444"/>
-          <w:tblCellSpacing w:w="15" w:type="dxa"/>
+          <w:trHeight w:val="680"/>
         </w:trPr>
         <w:tc>
           <w:tcPr>
-            <w:tcW w:w="1432" w:type="dxa"/>
-            <w:tcBorders>
-              <w:top w:val="single" w:sz="6" w:space="0" w:color="auto"/>
-              <w:left w:val="single" w:sz="6" w:space="0" w:color="auto"/>
-              <w:bottom w:val="single" w:sz="6" w:space="0" w:color="auto"/>
-              <w:right w:val="single" w:sz="6" w:space="0" w:color="auto"/>
-            </w:tcBorders>
-            <w:tcMar>
-              <w:top w:w="120" w:type="dxa"/>
-              <w:left w:w="180" w:type="dxa"/>
-              <w:bottom w:w="120" w:type="dxa"/>
-              <w:right w:w="180" w:type="dxa"/>
-            </w:tcMar>
-            <w:vAlign w:val="center"/>
-            <w:hideMark/>
-          </w:tcPr>
-          <w:p>
-            <w:pPr>
-              <w:rPr>
-                <w:b/>
-                <w:bCs/>
-                <w:sz w:val="26"/>
-                <w:szCs w:val="26"/>
-              </w:rPr>
-            </w:pPr>
-            <w:r>
-              <w:rPr>
-                <w:b/>
-                <w:bCs/>
-                <w:sz w:val="26"/>
-                <w:szCs w:val="26"/>
-              </w:rPr>
-              <w:t>8.</w:t>
-            </w:r>
-          </w:p>
-        </w:tc>
-        <w:tc>
-          <w:tcPr>
-            <w:tcW w:w="5314" w:type="dxa"/>
-            <w:tcBorders>
-              <w:top w:val="single" w:sz="6" w:space="0" w:color="auto"/>
-              <w:left w:val="single" w:sz="6" w:space="0" w:color="auto"/>
-              <w:bottom w:val="single" w:sz="6" w:space="0" w:color="auto"/>
-              <w:right w:val="single" w:sz="6" w:space="0" w:color="auto"/>
-            </w:tcBorders>
-            <w:tcMar>
-              <w:top w:w="120" w:type="dxa"/>
-              <w:left w:w="180" w:type="dxa"/>
-              <w:bottom w:w="120" w:type="dxa"/>
-              <w:right w:w="180" w:type="dxa"/>
-            </w:tcMar>
-            <w:vAlign w:val="center"/>
-            <w:hideMark/>
-          </w:tcPr>
-          <w:p>
-            <w:pPr>
-              <w:rPr>
-                <w:b/>
-                <w:bCs/>
-                <w:sz w:val="26"/>
-                <w:szCs w:val="26"/>
-              </w:rPr>
-            </w:pPr>
-          </w:p>
-        </w:tc>
-        <w:tc>
-          <w:tcPr>
-            <w:tcW w:w="1109" w:type="dxa"/>
-            <w:tcBorders>
-              <w:top w:val="single" w:sz="6" w:space="0" w:color="auto"/>
-              <w:left w:val="single" w:sz="6" w:space="0" w:color="auto"/>
-              <w:bottom w:val="single" w:sz="6" w:space="0" w:color="auto"/>
-              <w:right w:val="single" w:sz="6" w:space="0" w:color="auto"/>
-            </w:tcBorders>
-            <w:tcMar>
-              <w:top w:w="120" w:type="dxa"/>
-              <w:left w:w="180" w:type="dxa"/>
-              <w:bottom w:w="120" w:type="dxa"/>
-              <w:right w:w="180" w:type="dxa"/>
-            </w:tcMar>
-            <w:vAlign w:val="center"/>
-            <w:hideMark/>
-          </w:tcPr>
-          <w:p>
-            <w:pPr>
-              <w:rPr>
-                <w:b/>
-                <w:bCs/>
-                <w:sz w:val="26"/>
-                <w:szCs w:val="26"/>
+            <w:tcW w:w="988" w:type="dxa"/>
+          </w:tcPr>
+          <w:p>
+            <w:pPr>
+              <w:jc w:val="center"/>
+              <w:rPr>
+                <w:b/>
+                <w:bCs/>
+                <w:sz w:val="36"/>
+                <w:szCs w:val="36"/>
+                <w:u w:val="single"/>
+              </w:rPr>
+            </w:pPr>
+          </w:p>
+        </w:tc>
+        <w:tc>
+          <w:tcPr>
+            <w:tcW w:w="7654" w:type="dxa"/>
+          </w:tcPr>
+          <w:p>
+            <w:pPr>
+              <w:jc w:val="center"/>
+              <w:rPr>
+                <w:b/>
+                <w:bCs/>
+                <w:sz w:val="36"/>
+                <w:szCs w:val="36"/>
+                <w:u w:val="single"/>
+              </w:rPr>
+            </w:pPr>
+          </w:p>
+        </w:tc>
+        <w:tc>
+          <w:tcPr>
+            <w:tcW w:w="708" w:type="dxa"/>
+          </w:tcPr>
+          <w:p>
+            <w:pPr>
+              <w:jc w:val="center"/>
+              <w:rPr>
+                <w:b/>
+                <w:bCs/>
+                <w:sz w:val="36"/>
+                <w:szCs w:val="36"/>
+                <w:u w:val="single"/>
               </w:rPr>
             </w:pPr>
           </w:p>
@@ -2206,101 +1822,55 @@
       </w:tr>
       <w:tr>
         <w:trPr>
-          <w:trHeight w:val="444"/>
-          <w:tblCellSpacing w:w="15" w:type="dxa"/>
+          <w:trHeight w:val="680"/>
         </w:trPr>
         <w:tc>
           <w:tcPr>
-            <w:tcW w:w="1432" w:type="dxa"/>
-            <w:tcBorders>
-              <w:top w:val="single" w:sz="6" w:space="0" w:color="auto"/>
-              <w:left w:val="single" w:sz="6" w:space="0" w:color="auto"/>
-              <w:bottom w:val="single" w:sz="6" w:space="0" w:color="auto"/>
-              <w:right w:val="single" w:sz="6" w:space="0" w:color="auto"/>
-            </w:tcBorders>
-            <w:tcMar>
-              <w:top w:w="120" w:type="dxa"/>
-              <w:left w:w="180" w:type="dxa"/>
-              <w:bottom w:w="120" w:type="dxa"/>
-              <w:right w:w="180" w:type="dxa"/>
-            </w:tcMar>
-            <w:vAlign w:val="center"/>
-            <w:hideMark/>
-          </w:tcPr>
-          <w:p>
-            <w:pPr>
-              <w:rPr>
-                <w:b/>
-                <w:bCs/>
-                <w:sz w:val="26"/>
-                <w:szCs w:val="26"/>
-              </w:rPr>
-            </w:pPr>
-            <w:r>
-              <w:rPr>
-                <w:b/>
-                <w:bCs/>
-                <w:sz w:val="26"/>
-                <w:szCs w:val="26"/>
-              </w:rPr>
-              <w:t>9.</w:t>
-            </w:r>
-          </w:p>
-        </w:tc>
-        <w:tc>
-          <w:tcPr>
-            <w:tcW w:w="5314" w:type="dxa"/>
-            <w:tcBorders>
-              <w:top w:val="single" w:sz="6" w:space="0" w:color="auto"/>
-              <w:left w:val="single" w:sz="6" w:space="0" w:color="auto"/>
-              <w:bottom w:val="single" w:sz="6" w:space="0" w:color="auto"/>
-              <w:right w:val="single" w:sz="6" w:space="0" w:color="auto"/>
-            </w:tcBorders>
-            <w:tcMar>
-              <w:top w:w="120" w:type="dxa"/>
-              <w:left w:w="180" w:type="dxa"/>
-              <w:bottom w:w="120" w:type="dxa"/>
-              <w:right w:w="180" w:type="dxa"/>
-            </w:tcMar>
-            <w:vAlign w:val="center"/>
-            <w:hideMark/>
-          </w:tcPr>
-          <w:p>
-            <w:pPr>
-              <w:rPr>
-                <w:b/>
-                <w:bCs/>
-                <w:sz w:val="26"/>
-                <w:szCs w:val="26"/>
-              </w:rPr>
-            </w:pPr>
-          </w:p>
-        </w:tc>
-        <w:tc>
-          <w:tcPr>
-            <w:tcW w:w="1109" w:type="dxa"/>
-            <w:tcBorders>
-              <w:top w:val="single" w:sz="6" w:space="0" w:color="auto"/>
-              <w:left w:val="single" w:sz="6" w:space="0" w:color="auto"/>
-              <w:bottom w:val="single" w:sz="6" w:space="0" w:color="auto"/>
-              <w:right w:val="single" w:sz="6" w:space="0" w:color="auto"/>
-            </w:tcBorders>
-            <w:tcMar>
-              <w:top w:w="120" w:type="dxa"/>
-              <w:left w:w="180" w:type="dxa"/>
-              <w:bottom w:w="120" w:type="dxa"/>
-              <w:right w:w="180" w:type="dxa"/>
-            </w:tcMar>
-            <w:vAlign w:val="center"/>
-            <w:hideMark/>
-          </w:tcPr>
-          <w:p>
-            <w:pPr>
-              <w:rPr>
-                <w:b/>
-                <w:bCs/>
-                <w:sz w:val="26"/>
-                <w:szCs w:val="26"/>
+            <w:tcW w:w="988" w:type="dxa"/>
+          </w:tcPr>
+          <w:p>
+            <w:pPr>
+              <w:jc w:val="center"/>
+              <w:rPr>
+                <w:b/>
+                <w:bCs/>
+                <w:sz w:val="36"/>
+                <w:szCs w:val="36"/>
+                <w:u w:val="single"/>
+              </w:rPr>
+            </w:pPr>
+          </w:p>
+        </w:tc>
+        <w:tc>
+          <w:tcPr>
+            <w:tcW w:w="7654" w:type="dxa"/>
+          </w:tcPr>
+          <w:p>
+            <w:pPr>
+              <w:jc w:val="center"/>
+              <w:rPr>
+                <w:b/>
+                <w:bCs/>
+                <w:sz w:val="36"/>
+                <w:szCs w:val="36"/>
+                <w:u w:val="single"/>
+              </w:rPr>
+            </w:pPr>
+          </w:p>
+        </w:tc>
+        <w:tc>
+          <w:tcPr>
+            <w:tcW w:w="708" w:type="dxa"/>
+          </w:tcPr>
+          <w:p>
+            <w:pPr>
+              <w:jc w:val="center"/>
+              <w:rPr>
+                <w:b/>
+                <w:bCs/>
+                <w:sz w:val="36"/>
+                <w:szCs w:val="36"/>
+                <w:u w:val="single"/>
               </w:rPr>
             </w:pPr>
           </w:p>
@@ -2308,101 +1878,55 @@
       </w:tr>
       <w:tr>
         <w:trPr>
-          <w:trHeight w:val="444"/>
-          <w:tblCellSpacing w:w="15" w:type="dxa"/>
+          <w:trHeight w:val="680"/>
         </w:trPr>
         <w:tc>
           <w:tcPr>
-            <w:tcW w:w="1432" w:type="dxa"/>
-            <w:tcBorders>
-              <w:top w:val="single" w:sz="6" w:space="0" w:color="auto"/>
-              <w:left w:val="single" w:sz="6" w:space="0" w:color="auto"/>
-              <w:bottom w:val="single" w:sz="6" w:space="0" w:color="auto"/>
-              <w:right w:val="single" w:sz="6" w:space="0" w:color="auto"/>
-            </w:tcBorders>
-            <w:tcMar>
-              <w:top w:w="120" w:type="dxa"/>
-              <w:left w:w="180" w:type="dxa"/>
-              <w:bottom w:w="120" w:type="dxa"/>
-              <w:right w:w="180" w:type="dxa"/>
-            </w:tcMar>
-            <w:vAlign w:val="center"/>
-            <w:hideMark/>
-          </w:tcPr>
-          <w:p>
-            <w:pPr>
-              <w:rPr>
-                <w:b/>
-                <w:bCs/>
-                <w:sz w:val="26"/>
-                <w:szCs w:val="26"/>
-              </w:rPr>
-            </w:pPr>
-            <w:r>
-              <w:rPr>
-                <w:b/>
-                <w:bCs/>
-                <w:sz w:val="26"/>
-                <w:szCs w:val="26"/>
-              </w:rPr>
-              <w:t>10.</w:t>
-            </w:r>
-          </w:p>
-        </w:tc>
-        <w:tc>
-          <w:tcPr>
-            <w:tcW w:w="5314" w:type="dxa"/>
-            <w:tcBorders>
-              <w:top w:val="single" w:sz="6" w:space="0" w:color="auto"/>
-              <w:left w:val="single" w:sz="6" w:space="0" w:color="auto"/>
-              <w:bottom w:val="single" w:sz="6" w:space="0" w:color="auto"/>
-              <w:right w:val="single" w:sz="6" w:space="0" w:color="auto"/>
-            </w:tcBorders>
-            <w:tcMar>
-              <w:top w:w="120" w:type="dxa"/>
-              <w:left w:w="180" w:type="dxa"/>
-              <w:bottom w:w="120" w:type="dxa"/>
-              <w:right w:w="180" w:type="dxa"/>
-            </w:tcMar>
-            <w:vAlign w:val="center"/>
-            <w:hideMark/>
-          </w:tcPr>
-          <w:p>
-            <w:pPr>
-              <w:rPr>
-                <w:b/>
-                <w:bCs/>
-                <w:sz w:val="26"/>
-                <w:szCs w:val="26"/>
-              </w:rPr>
-            </w:pPr>
-          </w:p>
-        </w:tc>
-        <w:tc>
-          <w:tcPr>
-            <w:tcW w:w="1109" w:type="dxa"/>
-            <w:tcBorders>
-              <w:top w:val="single" w:sz="6" w:space="0" w:color="auto"/>
-              <w:left w:val="single" w:sz="6" w:space="0" w:color="auto"/>
-              <w:bottom w:val="single" w:sz="6" w:space="0" w:color="auto"/>
-              <w:right w:val="single" w:sz="6" w:space="0" w:color="auto"/>
-            </w:tcBorders>
-            <w:tcMar>
-              <w:top w:w="120" w:type="dxa"/>
-              <w:left w:w="180" w:type="dxa"/>
-              <w:bottom w:w="120" w:type="dxa"/>
-              <w:right w:w="180" w:type="dxa"/>
-            </w:tcMar>
-            <w:vAlign w:val="center"/>
-            <w:hideMark/>
-          </w:tcPr>
-          <w:p>
-            <w:pPr>
-              <w:rPr>
-                <w:b/>
-                <w:bCs/>
-                <w:sz w:val="26"/>
-                <w:szCs w:val="26"/>
+            <w:tcW w:w="988" w:type="dxa"/>
+          </w:tcPr>
+          <w:p>
+            <w:pPr>
+              <w:jc w:val="center"/>
+              <w:rPr>
+                <w:b/>
+                <w:bCs/>
+                <w:sz w:val="36"/>
+                <w:szCs w:val="36"/>
+                <w:u w:val="single"/>
+              </w:rPr>
+            </w:pPr>
+          </w:p>
+        </w:tc>
+        <w:tc>
+          <w:tcPr>
+            <w:tcW w:w="7654" w:type="dxa"/>
+          </w:tcPr>
+          <w:p>
+            <w:pPr>
+              <w:jc w:val="center"/>
+              <w:rPr>
+                <w:b/>
+                <w:bCs/>
+                <w:sz w:val="36"/>
+                <w:szCs w:val="36"/>
+                <w:u w:val="single"/>
+              </w:rPr>
+            </w:pPr>
+          </w:p>
+        </w:tc>
+        <w:tc>
+          <w:tcPr>
+            <w:tcW w:w="708" w:type="dxa"/>
+          </w:tcPr>
+          <w:p>
+            <w:pPr>
+              <w:jc w:val="center"/>
+              <w:rPr>
+                <w:b/>
+                <w:bCs/>
+                <w:sz w:val="36"/>
+                <w:szCs w:val="36"/>
+                <w:u w:val="single"/>
               </w:rPr>
             </w:pPr>
           </w:p>
@@ -2410,101 +1934,55 @@
       </w:tr>
       <w:tr>
         <w:trPr>
-          <w:trHeight w:val="444"/>
-          <w:tblCellSpacing w:w="15" w:type="dxa"/>
+          <w:trHeight w:val="680"/>
         </w:trPr>
         <w:tc>
           <w:tcPr>
-            <w:tcW w:w="1432" w:type="dxa"/>
-            <w:tcBorders>
-              <w:top w:val="single" w:sz="6" w:space="0" w:color="auto"/>
-              <w:left w:val="single" w:sz="6" w:space="0" w:color="auto"/>
-              <w:bottom w:val="single" w:sz="6" w:space="0" w:color="auto"/>
-              <w:right w:val="single" w:sz="6" w:space="0" w:color="auto"/>
-            </w:tcBorders>
-            <w:tcMar>
-              <w:top w:w="120" w:type="dxa"/>
-              <w:left w:w="180" w:type="dxa"/>
-              <w:bottom w:w="120" w:type="dxa"/>
-              <w:right w:w="180" w:type="dxa"/>
-            </w:tcMar>
-            <w:vAlign w:val="center"/>
-            <w:hideMark/>
-          </w:tcPr>
-          <w:p>
-            <w:pPr>
-              <w:rPr>
-                <w:b/>
-                <w:bCs/>
-                <w:sz w:val="26"/>
-                <w:szCs w:val="26"/>
-              </w:rPr>
-            </w:pPr>
-            <w:r>
-              <w:rPr>
-                <w:b/>
-                <w:bCs/>
-                <w:sz w:val="26"/>
-                <w:szCs w:val="26"/>
-              </w:rPr>
-              <w:t>11.</w:t>
-            </w:r>
-          </w:p>
-        </w:tc>
-        <w:tc>
-          <w:tcPr>
-            <w:tcW w:w="5314" w:type="dxa"/>
-            <w:tcBorders>
-              <w:top w:val="single" w:sz="6" w:space="0" w:color="auto"/>
-              <w:left w:val="single" w:sz="6" w:space="0" w:color="auto"/>
-              <w:bottom w:val="single" w:sz="6" w:space="0" w:color="auto"/>
-              <w:right w:val="single" w:sz="6" w:space="0" w:color="auto"/>
-            </w:tcBorders>
-            <w:tcMar>
-              <w:top w:w="120" w:type="dxa"/>
-              <w:left w:w="180" w:type="dxa"/>
-              <w:bottom w:w="120" w:type="dxa"/>
-              <w:right w:w="180" w:type="dxa"/>
-            </w:tcMar>
-            <w:vAlign w:val="center"/>
-            <w:hideMark/>
-          </w:tcPr>
-          <w:p>
-            <w:pPr>
-              <w:rPr>
-                <w:b/>
-                <w:bCs/>
-                <w:sz w:val="26"/>
-                <w:szCs w:val="26"/>
-              </w:rPr>
-            </w:pPr>
-          </w:p>
-        </w:tc>
-        <w:tc>
-          <w:tcPr>
-            <w:tcW w:w="1109" w:type="dxa"/>
-            <w:tcBorders>
-              <w:top w:val="single" w:sz="6" w:space="0" w:color="auto"/>
-              <w:left w:val="single" w:sz="6" w:space="0" w:color="auto"/>
-              <w:bottom w:val="single" w:sz="6" w:space="0" w:color="auto"/>
-              <w:right w:val="single" w:sz="6" w:space="0" w:color="auto"/>
-            </w:tcBorders>
-            <w:tcMar>
-              <w:top w:w="120" w:type="dxa"/>
-              <w:left w:w="180" w:type="dxa"/>
-              <w:bottom w:w="120" w:type="dxa"/>
-              <w:right w:w="180" w:type="dxa"/>
-            </w:tcMar>
-            <w:vAlign w:val="center"/>
-            <w:hideMark/>
-          </w:tcPr>
-          <w:p>
-            <w:pPr>
-              <w:rPr>
-                <w:b/>
-                <w:bCs/>
-                <w:sz w:val="26"/>
-                <w:szCs w:val="26"/>
+            <w:tcW w:w="988" w:type="dxa"/>
+          </w:tcPr>
+          <w:p>
+            <w:pPr>
+              <w:jc w:val="center"/>
+              <w:rPr>
+                <w:b/>
+                <w:bCs/>
+                <w:sz w:val="36"/>
+                <w:szCs w:val="36"/>
+                <w:u w:val="single"/>
+              </w:rPr>
+            </w:pPr>
+          </w:p>
+        </w:tc>
+        <w:tc>
+          <w:tcPr>
+            <w:tcW w:w="7654" w:type="dxa"/>
+          </w:tcPr>
+          <w:p>
+            <w:pPr>
+              <w:jc w:val="center"/>
+              <w:rPr>
+                <w:b/>
+                <w:bCs/>
+                <w:sz w:val="36"/>
+                <w:szCs w:val="36"/>
+                <w:u w:val="single"/>
+              </w:rPr>
+            </w:pPr>
+          </w:p>
+        </w:tc>
+        <w:tc>
+          <w:tcPr>
+            <w:tcW w:w="708" w:type="dxa"/>
+          </w:tcPr>
+          <w:p>
+            <w:pPr>
+              <w:jc w:val="center"/>
+              <w:rPr>
+                <w:b/>
+                <w:bCs/>
+                <w:sz w:val="36"/>
+                <w:szCs w:val="36"/>
+                <w:u w:val="single"/>
               </w:rPr>
             </w:pPr>
           </w:p>
@@ -2512,101 +1990,55 @@
       </w:tr>
       <w:tr>
         <w:trPr>
-          <w:trHeight w:val="444"/>
-          <w:tblCellSpacing w:w="15" w:type="dxa"/>
+          <w:trHeight w:val="680"/>
         </w:trPr>
         <w:tc>
           <w:tcPr>
-            <w:tcW w:w="1432" w:type="dxa"/>
-            <w:tcBorders>
-              <w:top w:val="single" w:sz="6" w:space="0" w:color="auto"/>
-              <w:left w:val="single" w:sz="6" w:space="0" w:color="auto"/>
-              <w:bottom w:val="single" w:sz="6" w:space="0" w:color="auto"/>
-              <w:right w:val="single" w:sz="6" w:space="0" w:color="auto"/>
-            </w:tcBorders>
-            <w:tcMar>
-              <w:top w:w="120" w:type="dxa"/>
-              <w:left w:w="180" w:type="dxa"/>
-              <w:bottom w:w="120" w:type="dxa"/>
-              <w:right w:w="180" w:type="dxa"/>
-            </w:tcMar>
-            <w:vAlign w:val="center"/>
-            <w:hideMark/>
-          </w:tcPr>
-          <w:p>
-            <w:pPr>
-              <w:rPr>
-                <w:b/>
-                <w:bCs/>
-                <w:sz w:val="26"/>
-                <w:szCs w:val="26"/>
-              </w:rPr>
-            </w:pPr>
-            <w:r>
-              <w:rPr>
-                <w:b/>
-                <w:bCs/>
-                <w:sz w:val="26"/>
-                <w:szCs w:val="26"/>
-              </w:rPr>
-              <w:t>12.</w:t>
-            </w:r>
-          </w:p>
-        </w:tc>
-        <w:tc>
-          <w:tcPr>
-            <w:tcW w:w="5314" w:type="dxa"/>
-            <w:tcBorders>
-              <w:top w:val="single" w:sz="6" w:space="0" w:color="auto"/>
-              <w:left w:val="single" w:sz="6" w:space="0" w:color="auto"/>
-              <w:bottom w:val="single" w:sz="6" w:space="0" w:color="auto"/>
-              <w:right w:val="single" w:sz="6" w:space="0" w:color="auto"/>
-            </w:tcBorders>
-            <w:tcMar>
-              <w:top w:w="120" w:type="dxa"/>
-              <w:left w:w="180" w:type="dxa"/>
-              <w:bottom w:w="120" w:type="dxa"/>
-              <w:right w:w="180" w:type="dxa"/>
-            </w:tcMar>
-            <w:vAlign w:val="center"/>
-            <w:hideMark/>
-          </w:tcPr>
-          <w:p>
-            <w:pPr>
-              <w:rPr>
-                <w:b/>
-                <w:bCs/>
-                <w:sz w:val="26"/>
-                <w:szCs w:val="26"/>
-              </w:rPr>
-            </w:pPr>
-          </w:p>
-        </w:tc>
-        <w:tc>
-          <w:tcPr>
-            <w:tcW w:w="1109" w:type="dxa"/>
-            <w:tcBorders>
-              <w:top w:val="single" w:sz="6" w:space="0" w:color="auto"/>
-              <w:left w:val="single" w:sz="6" w:space="0" w:color="auto"/>
-              <w:bottom w:val="single" w:sz="6" w:space="0" w:color="auto"/>
-              <w:right w:val="single" w:sz="6" w:space="0" w:color="auto"/>
-            </w:tcBorders>
-            <w:tcMar>
-              <w:top w:w="120" w:type="dxa"/>
-              <w:left w:w="180" w:type="dxa"/>
-              <w:bottom w:w="120" w:type="dxa"/>
-              <w:right w:w="180" w:type="dxa"/>
-            </w:tcMar>
-            <w:vAlign w:val="center"/>
-            <w:hideMark/>
-          </w:tcPr>
-          <w:p>
-            <w:pPr>
-              <w:rPr>
-                <w:b/>
-                <w:bCs/>
-                <w:sz w:val="26"/>
-                <w:szCs w:val="26"/>
+            <w:tcW w:w="988" w:type="dxa"/>
+          </w:tcPr>
+          <w:p>
+            <w:pPr>
+              <w:jc w:val="center"/>
+              <w:rPr>
+                <w:b/>
+                <w:bCs/>
+                <w:sz w:val="36"/>
+                <w:szCs w:val="36"/>
+                <w:u w:val="single"/>
+              </w:rPr>
+            </w:pPr>
+          </w:p>
+        </w:tc>
+        <w:tc>
+          <w:tcPr>
+            <w:tcW w:w="7654" w:type="dxa"/>
+          </w:tcPr>
+          <w:p>
+            <w:pPr>
+              <w:jc w:val="center"/>
+              <w:rPr>
+                <w:b/>
+                <w:bCs/>
+                <w:sz w:val="36"/>
+                <w:szCs w:val="36"/>
+                <w:u w:val="single"/>
+              </w:rPr>
+            </w:pPr>
+          </w:p>
+        </w:tc>
+        <w:tc>
+          <w:tcPr>
+            <w:tcW w:w="708" w:type="dxa"/>
+          </w:tcPr>
+          <w:p>
+            <w:pPr>
+              <w:jc w:val="center"/>
+              <w:rPr>
+                <w:b/>
+                <w:bCs/>
+                <w:sz w:val="36"/>
+                <w:szCs w:val="36"/>
+                <w:u w:val="single"/>
               </w:rPr>
             </w:pPr>
           </w:p>
@@ -2614,101 +2046,55 @@
       </w:tr>
       <w:tr>
         <w:trPr>
-          <w:trHeight w:val="444"/>
-          <w:tblCellSpacing w:w="15" w:type="dxa"/>
+          <w:trHeight w:val="680"/>
         </w:trPr>
         <w:tc>
           <w:tcPr>
-            <w:tcW w:w="1432" w:type="dxa"/>
-            <w:tcBorders>
-              <w:top w:val="single" w:sz="6" w:space="0" w:color="auto"/>
-              <w:left w:val="single" w:sz="6" w:space="0" w:color="auto"/>
-              <w:bottom w:val="single" w:sz="6" w:space="0" w:color="auto"/>
-              <w:right w:val="single" w:sz="6" w:space="0" w:color="auto"/>
-            </w:tcBorders>
-            <w:tcMar>
-              <w:top w:w="120" w:type="dxa"/>
-              <w:left w:w="180" w:type="dxa"/>
-              <w:bottom w:w="120" w:type="dxa"/>
-              <w:right w:w="180" w:type="dxa"/>
-            </w:tcMar>
-            <w:vAlign w:val="center"/>
-            <w:hideMark/>
-          </w:tcPr>
-          <w:p>
-            <w:pPr>
-              <w:rPr>
-                <w:b/>
-                <w:bCs/>
-                <w:sz w:val="26"/>
-                <w:szCs w:val="26"/>
-              </w:rPr>
-            </w:pPr>
-            <w:r>
-              <w:rPr>
-                <w:b/>
-                <w:bCs/>
-                <w:sz w:val="26"/>
-                <w:szCs w:val="26"/>
-              </w:rPr>
-              <w:t>13.</w:t>
-            </w:r>
-          </w:p>
-        </w:tc>
-        <w:tc>
-          <w:tcPr>
-            <w:tcW w:w="5314" w:type="dxa"/>
-            <w:tcBorders>
-              <w:top w:val="single" w:sz="6" w:space="0" w:color="auto"/>
-              <w:left w:val="single" w:sz="6" w:space="0" w:color="auto"/>
-              <w:bottom w:val="single" w:sz="6" w:space="0" w:color="auto"/>
-              <w:right w:val="single" w:sz="6" w:space="0" w:color="auto"/>
-            </w:tcBorders>
-            <w:tcMar>
-              <w:top w:w="120" w:type="dxa"/>
-              <w:left w:w="180" w:type="dxa"/>
-              <w:bottom w:w="120" w:type="dxa"/>
-              <w:right w:w="180" w:type="dxa"/>
-            </w:tcMar>
-            <w:vAlign w:val="center"/>
-            <w:hideMark/>
-          </w:tcPr>
-          <w:p>
-            <w:pPr>
-              <w:rPr>
-                <w:b/>
-                <w:bCs/>
-                <w:sz w:val="26"/>
-                <w:szCs w:val="26"/>
-              </w:rPr>
-            </w:pPr>
-          </w:p>
-        </w:tc>
-        <w:tc>
-          <w:tcPr>
-            <w:tcW w:w="1109" w:type="dxa"/>
-            <w:tcBorders>
-              <w:top w:val="single" w:sz="6" w:space="0" w:color="auto"/>
-              <w:left w:val="single" w:sz="6" w:space="0" w:color="auto"/>
-              <w:bottom w:val="single" w:sz="6" w:space="0" w:color="auto"/>
-              <w:right w:val="single" w:sz="6" w:space="0" w:color="auto"/>
-            </w:tcBorders>
-            <w:tcMar>
-              <w:top w:w="120" w:type="dxa"/>
-              <w:left w:w="180" w:type="dxa"/>
-              <w:bottom w:w="120" w:type="dxa"/>
-              <w:right w:w="180" w:type="dxa"/>
-            </w:tcMar>
-            <w:vAlign w:val="center"/>
-            <w:hideMark/>
-          </w:tcPr>
-          <w:p>
-            <w:pPr>
-              <w:rPr>
-                <w:b/>
-                <w:bCs/>
-                <w:sz w:val="26"/>
-                <w:szCs w:val="26"/>
+            <w:tcW w:w="988" w:type="dxa"/>
+          </w:tcPr>
+          <w:p>
+            <w:pPr>
+              <w:jc w:val="center"/>
+              <w:rPr>
+                <w:b/>
+                <w:bCs/>
+                <w:sz w:val="36"/>
+                <w:szCs w:val="36"/>
+                <w:u w:val="single"/>
+              </w:rPr>
+            </w:pPr>
+          </w:p>
+        </w:tc>
+        <w:tc>
+          <w:tcPr>
+            <w:tcW w:w="7654" w:type="dxa"/>
+          </w:tcPr>
+          <w:p>
+            <w:pPr>
+              <w:jc w:val="center"/>
+              <w:rPr>
+                <w:b/>
+                <w:bCs/>
+                <w:sz w:val="36"/>
+                <w:szCs w:val="36"/>
+                <w:u w:val="single"/>
+              </w:rPr>
+            </w:pPr>
+          </w:p>
+        </w:tc>
+        <w:tc>
+          <w:tcPr>
+            <w:tcW w:w="708" w:type="dxa"/>
+          </w:tcPr>
+          <w:p>
+            <w:pPr>
+              <w:jc w:val="center"/>
+              <w:rPr>
+                <w:b/>
+                <w:bCs/>
+                <w:sz w:val="36"/>
+                <w:szCs w:val="36"/>
+                <w:u w:val="single"/>
               </w:rPr>
             </w:pPr>
           </w:p>
@@ -2716,101 +2102,55 @@
       </w:tr>
       <w:tr>
         <w:trPr>
-          <w:trHeight w:val="444"/>
-          <w:tblCellSpacing w:w="15" w:type="dxa"/>
+          <w:trHeight w:val="680"/>
         </w:trPr>
         <w:tc>
           <w:tcPr>
-            <w:tcW w:w="1432" w:type="dxa"/>
-            <w:tcBorders>
-              <w:top w:val="single" w:sz="6" w:space="0" w:color="auto"/>
-              <w:left w:val="single" w:sz="6" w:space="0" w:color="auto"/>
-              <w:bottom w:val="single" w:sz="6" w:space="0" w:color="auto"/>
-              <w:right w:val="single" w:sz="6" w:space="0" w:color="auto"/>
-            </w:tcBorders>
-            <w:tcMar>
-              <w:top w:w="120" w:type="dxa"/>
-              <w:left w:w="180" w:type="dxa"/>
-              <w:bottom w:w="120" w:type="dxa"/>
-              <w:right w:w="180" w:type="dxa"/>
-            </w:tcMar>
-            <w:vAlign w:val="center"/>
-            <w:hideMark/>
-          </w:tcPr>
-          <w:p>
-            <w:pPr>
-              <w:rPr>
-                <w:b/>
-                <w:bCs/>
-                <w:sz w:val="26"/>
-                <w:szCs w:val="26"/>
-              </w:rPr>
-            </w:pPr>
-            <w:r>
-              <w:rPr>
-                <w:b/>
-                <w:bCs/>
-                <w:sz w:val="26"/>
-                <w:szCs w:val="26"/>
-              </w:rPr>
-              <w:t>14.</w:t>
-            </w:r>
-          </w:p>
-        </w:tc>
-        <w:tc>
-          <w:tcPr>
-            <w:tcW w:w="5314" w:type="dxa"/>
-            <w:tcBorders>
-              <w:top w:val="single" w:sz="6" w:space="0" w:color="auto"/>
-              <w:left w:val="single" w:sz="6" w:space="0" w:color="auto"/>
-              <w:bottom w:val="single" w:sz="6" w:space="0" w:color="auto"/>
-              <w:right w:val="single" w:sz="6" w:space="0" w:color="auto"/>
-            </w:tcBorders>
-            <w:tcMar>
-              <w:top w:w="120" w:type="dxa"/>
-              <w:left w:w="180" w:type="dxa"/>
-              <w:bottom w:w="120" w:type="dxa"/>
-              <w:right w:w="180" w:type="dxa"/>
-            </w:tcMar>
-            <w:vAlign w:val="center"/>
-            <w:hideMark/>
-          </w:tcPr>
-          <w:p>
-            <w:pPr>
-              <w:rPr>
-                <w:b/>
-                <w:bCs/>
-                <w:sz w:val="26"/>
-                <w:szCs w:val="26"/>
-              </w:rPr>
-            </w:pPr>
-          </w:p>
-        </w:tc>
-        <w:tc>
-          <w:tcPr>
-            <w:tcW w:w="1109" w:type="dxa"/>
-            <w:tcBorders>
-              <w:top w:val="single" w:sz="6" w:space="0" w:color="auto"/>
-              <w:left w:val="single" w:sz="6" w:space="0" w:color="auto"/>
-              <w:bottom w:val="single" w:sz="6" w:space="0" w:color="auto"/>
-              <w:right w:val="single" w:sz="6" w:space="0" w:color="auto"/>
-            </w:tcBorders>
-            <w:tcMar>
-              <w:top w:w="120" w:type="dxa"/>
-              <w:left w:w="180" w:type="dxa"/>
-              <w:bottom w:w="120" w:type="dxa"/>
-              <w:right w:w="180" w:type="dxa"/>
-            </w:tcMar>
-            <w:vAlign w:val="center"/>
-            <w:hideMark/>
-          </w:tcPr>
-          <w:p>
-            <w:pPr>
-              <w:rPr>
-                <w:b/>
-                <w:bCs/>
-                <w:sz w:val="26"/>
-                <w:szCs w:val="26"/>
+            <w:tcW w:w="988" w:type="dxa"/>
+          </w:tcPr>
+          <w:p>
+            <w:pPr>
+              <w:jc w:val="center"/>
+              <w:rPr>
+                <w:b/>
+                <w:bCs/>
+                <w:sz w:val="36"/>
+                <w:szCs w:val="36"/>
+                <w:u w:val="single"/>
+              </w:rPr>
+            </w:pPr>
+          </w:p>
+        </w:tc>
+        <w:tc>
+          <w:tcPr>
+            <w:tcW w:w="7654" w:type="dxa"/>
+          </w:tcPr>
+          <w:p>
+            <w:pPr>
+              <w:jc w:val="center"/>
+              <w:rPr>
+                <w:b/>
+                <w:bCs/>
+                <w:sz w:val="36"/>
+                <w:szCs w:val="36"/>
+                <w:u w:val="single"/>
+              </w:rPr>
+            </w:pPr>
+          </w:p>
+        </w:tc>
+        <w:tc>
+          <w:tcPr>
+            <w:tcW w:w="708" w:type="dxa"/>
+          </w:tcPr>
+          <w:p>
+            <w:pPr>
+              <w:jc w:val="center"/>
+              <w:rPr>
+                <w:b/>
+                <w:bCs/>
+                <w:sz w:val="36"/>
+                <w:szCs w:val="36"/>
+                <w:u w:val="single"/>
               </w:rPr>
             </w:pPr>
           </w:p>
@@ -2818,101 +2158,55 @@
       </w:tr>
       <w:tr>
         <w:trPr>
-          <w:trHeight w:val="444"/>
-          <w:tblCellSpacing w:w="15" w:type="dxa"/>
+          <w:trHeight w:val="680"/>
         </w:trPr>
         <w:tc>
           <w:tcPr>
-            <w:tcW w:w="1432" w:type="dxa"/>
-            <w:tcBorders>
-              <w:top w:val="single" w:sz="6" w:space="0" w:color="auto"/>
-              <w:left w:val="single" w:sz="6" w:space="0" w:color="auto"/>
-              <w:bottom w:val="single" w:sz="6" w:space="0" w:color="auto"/>
-              <w:right w:val="single" w:sz="6" w:space="0" w:color="auto"/>
-            </w:tcBorders>
-            <w:tcMar>
-              <w:top w:w="120" w:type="dxa"/>
-              <w:left w:w="180" w:type="dxa"/>
-              <w:bottom w:w="120" w:type="dxa"/>
-              <w:right w:w="180" w:type="dxa"/>
-            </w:tcMar>
-            <w:vAlign w:val="center"/>
-            <w:hideMark/>
-          </w:tcPr>
-          <w:p>
-            <w:pPr>
-              <w:rPr>
-                <w:b/>
-                <w:bCs/>
-                <w:sz w:val="26"/>
-                <w:szCs w:val="26"/>
-              </w:rPr>
-            </w:pPr>
-            <w:r>
-              <w:rPr>
-                <w:b/>
-                <w:bCs/>
-                <w:sz w:val="26"/>
-                <w:szCs w:val="26"/>
-              </w:rPr>
-              <w:t>15.</w:t>
-            </w:r>
-          </w:p>
-        </w:tc>
-        <w:tc>
-          <w:tcPr>
-            <w:tcW w:w="5314" w:type="dxa"/>
-            <w:tcBorders>
-              <w:top w:val="single" w:sz="6" w:space="0" w:color="auto"/>
-              <w:left w:val="single" w:sz="6" w:space="0" w:color="auto"/>
-              <w:bottom w:val="single" w:sz="6" w:space="0" w:color="auto"/>
-              <w:right w:val="single" w:sz="6" w:space="0" w:color="auto"/>
-            </w:tcBorders>
-            <w:tcMar>
-              <w:top w:w="120" w:type="dxa"/>
-              <w:left w:w="180" w:type="dxa"/>
-              <w:bottom w:w="120" w:type="dxa"/>
-              <w:right w:w="180" w:type="dxa"/>
-            </w:tcMar>
-            <w:vAlign w:val="center"/>
-            <w:hideMark/>
-          </w:tcPr>
-          <w:p>
-            <w:pPr>
-              <w:rPr>
-                <w:b/>
-                <w:bCs/>
-                <w:sz w:val="26"/>
-                <w:szCs w:val="26"/>
-              </w:rPr>
-            </w:pPr>
-          </w:p>
-        </w:tc>
-        <w:tc>
-          <w:tcPr>
-            <w:tcW w:w="1109" w:type="dxa"/>
-            <w:tcBorders>
-              <w:top w:val="single" w:sz="6" w:space="0" w:color="auto"/>
-              <w:left w:val="single" w:sz="6" w:space="0" w:color="auto"/>
-              <w:bottom w:val="single" w:sz="6" w:space="0" w:color="auto"/>
-              <w:right w:val="single" w:sz="6" w:space="0" w:color="auto"/>
-            </w:tcBorders>
-            <w:tcMar>
-              <w:top w:w="120" w:type="dxa"/>
-              <w:left w:w="180" w:type="dxa"/>
-              <w:bottom w:w="120" w:type="dxa"/>
-              <w:right w:w="180" w:type="dxa"/>
-            </w:tcMar>
-            <w:vAlign w:val="center"/>
-            <w:hideMark/>
-          </w:tcPr>
-          <w:p>
-            <w:pPr>
-              <w:rPr>
-                <w:b/>
-                <w:bCs/>
-                <w:sz w:val="26"/>
-                <w:szCs w:val="26"/>
+            <w:tcW w:w="988" w:type="dxa"/>
+          </w:tcPr>
+          <w:p>
+            <w:pPr>
+              <w:jc w:val="center"/>
+              <w:rPr>
+                <w:b/>
+                <w:bCs/>
+                <w:sz w:val="36"/>
+                <w:szCs w:val="36"/>
+                <w:u w:val="single"/>
+              </w:rPr>
+            </w:pPr>
+          </w:p>
+        </w:tc>
+        <w:tc>
+          <w:tcPr>
+            <w:tcW w:w="7654" w:type="dxa"/>
+          </w:tcPr>
+          <w:p>
+            <w:pPr>
+              <w:jc w:val="center"/>
+              <w:rPr>
+                <w:b/>
+                <w:bCs/>
+                <w:sz w:val="36"/>
+                <w:szCs w:val="36"/>
+                <w:u w:val="single"/>
+              </w:rPr>
+            </w:pPr>
+          </w:p>
+        </w:tc>
+        <w:tc>
+          <w:tcPr>
+            <w:tcW w:w="708" w:type="dxa"/>
+          </w:tcPr>
+          <w:p>
+            <w:pPr>
+              <w:jc w:val="center"/>
+              <w:rPr>
+                <w:b/>
+                <w:bCs/>
+                <w:sz w:val="36"/>
+                <w:szCs w:val="36"/>
+                <w:u w:val="single"/>
               </w:rPr>
             </w:pPr>
           </w:p>
@@ -2920,101 +2214,111 @@
       </w:tr>
       <w:tr>
         <w:trPr>
-          <w:trHeight w:val="444"/>
-          <w:tblCellSpacing w:w="15" w:type="dxa"/>
+          <w:trHeight w:val="680"/>
         </w:trPr>
         <w:tc>
           <w:tcPr>
-            <w:tcW w:w="1432" w:type="dxa"/>
-            <w:tcBorders>
-              <w:top w:val="single" w:sz="6" w:space="0" w:color="auto"/>
-              <w:left w:val="single" w:sz="6" w:space="0" w:color="auto"/>
-              <w:bottom w:val="single" w:sz="6" w:space="0" w:color="auto"/>
-              <w:right w:val="single" w:sz="6" w:space="0" w:color="auto"/>
-            </w:tcBorders>
-            <w:tcMar>
-              <w:top w:w="120" w:type="dxa"/>
-              <w:left w:w="180" w:type="dxa"/>
-              <w:bottom w:w="120" w:type="dxa"/>
-              <w:right w:w="180" w:type="dxa"/>
-            </w:tcMar>
-            <w:vAlign w:val="center"/>
-            <w:hideMark/>
-          </w:tcPr>
-          <w:p>
-            <w:pPr>
-              <w:rPr>
-                <w:b/>
-                <w:bCs/>
-                <w:sz w:val="26"/>
-                <w:szCs w:val="26"/>
-              </w:rPr>
-            </w:pPr>
-            <w:r>
-              <w:rPr>
-                <w:b/>
-                <w:bCs/>
-                <w:sz w:val="26"/>
-                <w:szCs w:val="26"/>
-              </w:rPr>
-              <w:t>16.</w:t>
-            </w:r>
-          </w:p>
-        </w:tc>
-        <w:tc>
-          <w:tcPr>
-            <w:tcW w:w="5314" w:type="dxa"/>
-            <w:tcBorders>
-              <w:top w:val="single" w:sz="6" w:space="0" w:color="auto"/>
-              <w:left w:val="single" w:sz="6" w:space="0" w:color="auto"/>
-              <w:bottom w:val="single" w:sz="6" w:space="0" w:color="auto"/>
-              <w:right w:val="single" w:sz="6" w:space="0" w:color="auto"/>
-            </w:tcBorders>
-            <w:tcMar>
-              <w:top w:w="120" w:type="dxa"/>
-              <w:left w:w="180" w:type="dxa"/>
-              <w:bottom w:w="120" w:type="dxa"/>
-              <w:right w:w="180" w:type="dxa"/>
-            </w:tcMar>
-            <w:vAlign w:val="center"/>
-            <w:hideMark/>
-          </w:tcPr>
-          <w:p>
-            <w:pPr>
-              <w:rPr>
-                <w:b/>
-                <w:bCs/>
-                <w:sz w:val="26"/>
-                <w:szCs w:val="26"/>
-              </w:rPr>
-            </w:pPr>
-          </w:p>
-        </w:tc>
-        <w:tc>
-          <w:tcPr>
-            <w:tcW w:w="1109" w:type="dxa"/>
-            <w:tcBorders>
-              <w:top w:val="single" w:sz="6" w:space="0" w:color="auto"/>
-              <w:left w:val="single" w:sz="6" w:space="0" w:color="auto"/>
-              <w:bottom w:val="single" w:sz="6" w:space="0" w:color="auto"/>
-              <w:right w:val="single" w:sz="6" w:space="0" w:color="auto"/>
-            </w:tcBorders>
-            <w:tcMar>
-              <w:top w:w="120" w:type="dxa"/>
-              <w:left w:w="180" w:type="dxa"/>
-              <w:bottom w:w="120" w:type="dxa"/>
-              <w:right w:w="180" w:type="dxa"/>
-            </w:tcMar>
-            <w:vAlign w:val="center"/>
-            <w:hideMark/>
-          </w:tcPr>
-          <w:p>
-            <w:pPr>
-              <w:rPr>
-                <w:b/>
-                <w:bCs/>
-                <w:sz w:val="26"/>
-                <w:szCs w:val="26"/>
+            <w:tcW w:w="988" w:type="dxa"/>
+          </w:tcPr>
+          <w:p>
+            <w:pPr>
+              <w:jc w:val="center"/>
+              <w:rPr>
+                <w:b/>
+                <w:bCs/>
+                <w:sz w:val="36"/>
+                <w:szCs w:val="36"/>
+                <w:u w:val="single"/>
+              </w:rPr>
+            </w:pPr>
+          </w:p>
+        </w:tc>
+        <w:tc>
+          <w:tcPr>
+            <w:tcW w:w="7654" w:type="dxa"/>
+          </w:tcPr>
+          <w:p>
+            <w:pPr>
+              <w:jc w:val="center"/>
+              <w:rPr>
+                <w:b/>
+                <w:bCs/>
+                <w:sz w:val="36"/>
+                <w:szCs w:val="36"/>
+                <w:u w:val="single"/>
+              </w:rPr>
+            </w:pPr>
+          </w:p>
+        </w:tc>
+        <w:tc>
+          <w:tcPr>
+            <w:tcW w:w="708" w:type="dxa"/>
+          </w:tcPr>
+          <w:p>
+            <w:pPr>
+              <w:jc w:val="center"/>
+              <w:rPr>
+                <w:b/>
+                <w:bCs/>
+                <w:sz w:val="36"/>
+                <w:szCs w:val="36"/>
+                <w:u w:val="single"/>
+              </w:rPr>
+            </w:pPr>
+          </w:p>
+        </w:tc>
+      </w:tr>
+      <w:tr>
+        <w:trPr>
+          <w:trHeight w:val="680"/>
+        </w:trPr>
+        <w:tc>
+          <w:tcPr>
+            <w:tcW w:w="988" w:type="dxa"/>
+          </w:tcPr>
+          <w:p>
+            <w:pPr>
+              <w:jc w:val="center"/>
+              <w:rPr>
+                <w:b/>
+                <w:bCs/>
+                <w:sz w:val="36"/>
+                <w:szCs w:val="36"/>
+                <w:u w:val="single"/>
+              </w:rPr>
+            </w:pPr>
+          </w:p>
+        </w:tc>
+        <w:tc>
+          <w:tcPr>
+            <w:tcW w:w="7654" w:type="dxa"/>
+          </w:tcPr>
+          <w:p>
+            <w:pPr>
+              <w:jc w:val="center"/>
+              <w:rPr>
+                <w:b/>
+                <w:bCs/>
+                <w:sz w:val="36"/>
+                <w:szCs w:val="36"/>
+                <w:u w:val="single"/>
+              </w:rPr>
+            </w:pPr>
+          </w:p>
+        </w:tc>
+        <w:tc>
+          <w:tcPr>
+            <w:tcW w:w="708" w:type="dxa"/>
+          </w:tcPr>
+          <w:p>
+            <w:pPr>
+              <w:jc w:val="center"/>
+              <w:rPr>
+                <w:b/>
+                <w:bCs/>
+                <w:sz w:val="36"/>
+                <w:szCs w:val="36"/>
+                <w:u w:val="single"/>
               </w:rPr>
             </w:pPr>
           </w:p>
@@ -3023,28 +2327,6 @@
     </w:tbl>
     <w:p>
       <w:pPr>
-        <w:jc w:val="center"/>
-        <w:rPr>
-          <w:b/>
-          <w:bCs/>
-          <w:sz w:val="40"/>
-          <w:szCs w:val="40"/>
-          <w:u w:val="single"/>
-        </w:rPr>
-      </w:pPr>
-      <w:r>
-        <w:rPr>
-          <w:b/>
-          <w:bCs/>
-          <w:sz w:val="40"/>
-          <w:szCs w:val="40"/>
-          <w:u w:val="single"/>
-        </w:rPr>
-        <w:t>ANNEXURE-A</w:t>
-      </w:r>
-    </w:p>
-    <w:p>
-      <w:pPr>
         <w:rPr>
           <w:b/>
           <w:bCs/>
@@ -3062,46 +2344,60 @@
           <w:szCs w:val="26"/>
         </w:rPr>
       </w:pPr>
-    </w:p>
-    <w:p>
-      <w:pPr>
+      <w:r>
+        <w:rPr>
+          <w:b/>
+          <w:bCs/>
+          <w:sz w:val="28"/>
+          <w:szCs w:val="28"/>
+        </w:rPr>
+        <w:t xml:space="preserve">LANDLORD: </w:t>
+      </w:r>
+      <w:r>
+        <w:rPr>
+          <w:b/>
+          <w:bCs/>
+          <w:sz w:val="28"/>
+          <w:szCs w:val="28"/>
+        </w:rPr>
+        <w:t>{{LANDLORD_NAME}}</w:t>
+      </w:r>
+      <w:r>
         <w:rPr>
           <w:b/>
           <w:bCs/>
           <w:sz w:val="26"/>
           <w:szCs w:val="26"/>
         </w:rPr>
-      </w:pPr>
-    </w:p>
-    <w:p>
-      <w:pPr>
+        <w:tab/>
+      </w:r>
+      <w:r>
         <w:rPr>
           <w:b/>
           <w:bCs/>
           <w:sz w:val="26"/>
           <w:szCs w:val="26"/>
         </w:rPr>
-      </w:pPr>
-    </w:p>
-    <w:p>
-      <w:pPr>
+        <w:tab/>
+      </w:r>
+      <w:r>
         <w:rPr>
           <w:b/>
           <w:bCs/>
           <w:sz w:val="26"/>
           <w:szCs w:val="26"/>
         </w:rPr>
-      </w:pPr>
-    </w:p>
-    <w:p>
-      <w:pPr>
+        <w:tab/>
+      </w:r>
+      <w:r>
         <w:rPr>
           <w:b/>
           <w:bCs/>
           <w:sz w:val="26"/>
           <w:szCs w:val="26"/>
         </w:rPr>
-      </w:pPr>
+        <w:tab/>
+      </w:r>
     </w:p>
     <w:p>
       <w:pPr>
@@ -3112,16 +2408,86 @@
           <w:szCs w:val="26"/>
         </w:rPr>
       </w:pPr>
-    </w:p>
-    <w:p>
-      <w:pPr>
+      <w:r>
         <w:rPr>
           <w:b/>
           <w:bCs/>
           <w:sz w:val="26"/>
           <w:szCs w:val="26"/>
         </w:rPr>
-      </w:pPr>
+        <w:br/>
+      </w:r>
+    </w:p>
+    <w:p>
+      <w:pPr>
+        <w:rPr>
+          <w:sz w:val="28"/>
+          <w:szCs w:val="28"/>
+        </w:rPr>
+      </w:pPr>
+      <w:r>
+        <w:rPr>
+          <w:b/>
+          <w:bCs/>
+          <w:sz w:val="28"/>
+          <w:szCs w:val="28"/>
+        </w:rPr>
+        <w:t>Signature: ……………………</w:t>
+      </w:r>
+      <w:r>
+        <w:rPr>
+          <w:b/>
+          <w:bCs/>
+          <w:sz w:val="28"/>
+          <w:szCs w:val="28"/>
+        </w:rPr>
+        <w:t>.</w:t>
+      </w:r>
+      <w:r>
+        <w:rPr>
+          <w:b/>
+          <w:bCs/>
+          <w:sz w:val="28"/>
+          <w:szCs w:val="28"/>
+        </w:rPr>
+        <w:tab/>
+      </w:r>
+      <w:r>
+        <w:rPr>
+          <w:b/>
+          <w:bCs/>
+          <w:sz w:val="28"/>
+          <w:szCs w:val="28"/>
+        </w:rPr>
+        <w:tab/>
+      </w:r>
+      <w:r>
+        <w:rPr>
+          <w:b/>
+          <w:bCs/>
+          <w:sz w:val="28"/>
+          <w:szCs w:val="28"/>
+        </w:rPr>
+        <w:tab/>
+      </w:r>
+      <w:r>
+        <w:rPr>
+          <w:b/>
+          <w:bCs/>
+          <w:sz w:val="28"/>
+          <w:szCs w:val="28"/>
+        </w:rPr>
+        <w:tab/>
+      </w:r>
+      <w:r>
+        <w:rPr>
+          <w:b/>
+          <w:bCs/>
+          <w:sz w:val="28"/>
+          <w:szCs w:val="28"/>
+        </w:rPr>
+        <w:br/>
+      </w:r>
     </w:p>
     <w:p>
       <w:pPr>
@@ -3132,6 +2498,24 @@
           <w:szCs w:val="26"/>
         </w:rPr>
       </w:pPr>
+      <w:r>
+        <w:rPr>
+          <w:b/>
+          <w:bCs/>
+          <w:sz w:val="28"/>
+          <w:szCs w:val="28"/>
+        </w:rPr>
+        <w:t xml:space="preserve">TENANT: </w:t>
+      </w:r>
+      <w:r>
+        <w:rPr>
+          <w:b/>
+          <w:bCs/>
+          <w:sz w:val="28"/>
+          <w:szCs w:val="28"/>
+        </w:rPr>
+        <w:t>{{TENANT_NAME}}</w:t>
+      </w:r>
     </w:p>
     <w:p>
       <w:pPr>
@@ -3152,6 +2536,50 @@
           <w:szCs w:val="26"/>
         </w:rPr>
       </w:pPr>
+      <w:proofErr w:type="gramStart"/>
+      <w:r>
+        <w:rPr>
+          <w:b/>
+          <w:bCs/>
+          <w:sz w:val="28"/>
+          <w:szCs w:val="28"/>
+        </w:rPr>
+        <w:t>Signature:…</w:t>
+      </w:r>
+      <w:proofErr w:type="gramEnd"/>
+      <w:r>
+        <w:rPr>
+          <w:b/>
+          <w:bCs/>
+          <w:sz w:val="28"/>
+          <w:szCs w:val="28"/>
+        </w:rPr>
+        <w:t>…………………</w:t>
+      </w:r>
+      <w:r>
+        <w:rPr>
+          <w:b/>
+          <w:bCs/>
+          <w:sz w:val="28"/>
+          <w:szCs w:val="28"/>
+        </w:rPr>
+        <w:t>.</w:t>
+      </w:r>
+    </w:p>
+    <w:p>
+      <w:pPr>
+        <w:rPr>
+          <w:sz w:val="8"/>
+          <w:szCs w:val="8"/>
+        </w:rPr>
+      </w:pPr>
+      <w:r>
+        <w:rPr>
+          <w:sz w:val="8"/>
+          <w:szCs w:val="8"/>
+        </w:rPr>
+        <w:t>{%p endif %}</w:t>
+      </w:r>
     </w:p>
     <w:p>
       <w:pPr>
@@ -3278,6 +2706,66 @@
         <w:rPr>
           <w:b/>
           <w:bCs/>
+          <w:sz w:val="26"/>
+          <w:szCs w:val="26"/>
+        </w:rPr>
+      </w:pPr>
+    </w:p>
+    <w:p>
+      <w:pPr>
+        <w:rPr>
+          <w:b/>
+          <w:bCs/>
+          <w:sz w:val="26"/>
+          <w:szCs w:val="26"/>
+        </w:rPr>
+      </w:pPr>
+    </w:p>
+    <w:p>
+      <w:pPr>
+        <w:rPr>
+          <w:b/>
+          <w:bCs/>
+          <w:sz w:val="26"/>
+          <w:szCs w:val="26"/>
+        </w:rPr>
+      </w:pPr>
+    </w:p>
+    <w:p>
+      <w:pPr>
+        <w:rPr>
+          <w:b/>
+          <w:bCs/>
+          <w:sz w:val="26"/>
+          <w:szCs w:val="26"/>
+        </w:rPr>
+      </w:pPr>
+    </w:p>
+    <w:p>
+      <w:pPr>
+        <w:rPr>
+          <w:b/>
+          <w:bCs/>
+          <w:sz w:val="26"/>
+          <w:szCs w:val="26"/>
+        </w:rPr>
+      </w:pPr>
+    </w:p>
+    <w:p>
+      <w:pPr>
+        <w:rPr>
+          <w:b/>
+          <w:bCs/>
+          <w:sz w:val="26"/>
+          <w:szCs w:val="26"/>
+        </w:rPr>
+      </w:pPr>
+    </w:p>
+    <w:p>
+      <w:pPr>
+        <w:rPr>
+          <w:b/>
+          <w:bCs/>
           <w:sz w:val="28"/>
           <w:szCs w:val="28"/>
         </w:rPr>
@@ -3310,440 +2798,6 @@
           <w:bCs/>
           <w:sz w:val="28"/>
           <w:szCs w:val="28"/>
-        </w:rPr>
-      </w:pPr>
-    </w:p>
-    <w:p>
-      <w:pPr>
-        <w:rPr>
-          <w:b/>
-          <w:bCs/>
-          <w:sz w:val="26"/>
-          <w:szCs w:val="26"/>
-        </w:rPr>
-      </w:pPr>
-      <w:r>
-        <w:rPr>
-          <w:b/>
-          <w:bCs/>
-          <w:sz w:val="28"/>
-          <w:szCs w:val="28"/>
-        </w:rPr>
-        <w:t xml:space="preserve">LANDLORD: </w:t>
-      </w:r>
-      <w:r>
-        <w:rPr>
-          <w:b/>
-          <w:bCs/>
-          <w:sz w:val="28"/>
-          <w:szCs w:val="28"/>
-        </w:rPr>
-        <w:t>{{LANDLORD_NAME}}</w:t>
-      </w:r>
-      <w:r>
-        <w:rPr>
-          <w:b/>
-          <w:bCs/>
-          <w:sz w:val="26"/>
-          <w:szCs w:val="26"/>
-        </w:rPr>
-        <w:tab/>
-      </w:r>
-      <w:r>
-        <w:rPr>
-          <w:b/>
-          <w:bCs/>
-          <w:sz w:val="26"/>
-          <w:szCs w:val="26"/>
-        </w:rPr>
-        <w:tab/>
-      </w:r>
-      <w:r>
-        <w:rPr>
-          <w:b/>
-          <w:bCs/>
-          <w:sz w:val="26"/>
-          <w:szCs w:val="26"/>
-        </w:rPr>
-        <w:tab/>
-      </w:r>
-      <w:r>
-        <w:rPr>
-          <w:b/>
-          <w:bCs/>
-          <w:sz w:val="28"/>
-          <w:szCs w:val="28"/>
-        </w:rPr>
-        <w:t xml:space="preserve">TENANT: </w:t>
-      </w:r>
-      <w:r>
-        <w:rPr>
-          <w:b/>
-          <w:bCs/>
-          <w:sz w:val="28"/>
-          <w:szCs w:val="28"/>
-        </w:rPr>
-        <w:t>{{TENANT_NAME}}</w:t>
-      </w:r>
-      <w:r>
-        <w:rPr>
-          <w:b/>
-          <w:bCs/>
-          <w:sz w:val="26"/>
-          <w:szCs w:val="26"/>
-        </w:rPr>
-        <w:tab/>
-      </w:r>
-    </w:p>
-    <w:p>
-      <w:pPr>
-        <w:rPr>
-          <w:b/>
-          <w:bCs/>
-          <w:sz w:val="26"/>
-          <w:szCs w:val="26"/>
-        </w:rPr>
-      </w:pPr>
-    </w:p>
-    <w:p>
-      <w:pPr>
-        <w:rPr>
-          <w:b/>
-          <w:bCs/>
-          <w:sz w:val="26"/>
-          <w:szCs w:val="26"/>
-        </w:rPr>
-      </w:pPr>
-      <w:r>
-        <w:rPr>
-          <w:b/>
-          <w:bCs/>
-          <w:sz w:val="26"/>
-          <w:szCs w:val="26"/>
-        </w:rPr>
-        <w:tab/>
-      </w:r>
-    </w:p>
-    <w:p>
-      <w:pPr>
-        <w:rPr>
-          <w:sz w:val="28"/>
-          <w:szCs w:val="28"/>
-        </w:rPr>
-      </w:pPr>
-      <w:r>
-        <w:rPr>
-          <w:b/>
-          <w:bCs/>
-          <w:sz w:val="28"/>
-          <w:szCs w:val="28"/>
-        </w:rPr>
-        <w:t>Signature: ……………………</w:t>
-      </w:r>
-      <w:r>
-        <w:rPr>
-          <w:b/>
-          <w:bCs/>
-          <w:sz w:val="28"/>
-          <w:szCs w:val="28"/>
-        </w:rPr>
-        <w:t>.</w:t>
-      </w:r>
-      <w:r>
-        <w:rPr>
-          <w:b/>
-          <w:bCs/>
-          <w:sz w:val="28"/>
-          <w:szCs w:val="28"/>
-        </w:rPr>
-        <w:tab/>
-      </w:r>
-      <w:r>
-        <w:rPr>
-          <w:b/>
-          <w:bCs/>
-          <w:sz w:val="28"/>
-          <w:szCs w:val="28"/>
-        </w:rPr>
-        <w:tab/>
-      </w:r>
-      <w:r>
-        <w:rPr>
-          <w:b/>
-          <w:bCs/>
-          <w:sz w:val="28"/>
-          <w:szCs w:val="28"/>
-        </w:rPr>
-        <w:tab/>
-      </w:r>
-      <w:r>
-        <w:rPr>
-          <w:b/>
-          <w:bCs/>
-          <w:sz w:val="28"/>
-          <w:szCs w:val="28"/>
-        </w:rPr>
-        <w:tab/>
-      </w:r>
-      <w:r>
-        <w:rPr>
-          <w:b/>
-          <w:bCs/>
-          <w:sz w:val="28"/>
-          <w:szCs w:val="28"/>
-        </w:rPr>
-        <w:t>Signature:……………………</w:t>
-      </w:r>
-      <w:r>
-        <w:rPr>
-          <w:b/>
-          <w:bCs/>
-          <w:sz w:val="28"/>
-          <w:szCs w:val="28"/>
-        </w:rPr>
-        <w:t>.</w:t>
-      </w:r>
-      <w:r>
-        <w:rPr>
-          <w:b/>
-          <w:bCs/>
-          <w:sz w:val="28"/>
-          <w:szCs w:val="28"/>
-        </w:rPr>
-        <w:br/>
-      </w:r>
-    </w:p>
-    <w:p>
-      <w:pPr>
-        <w:rPr>
-          <w:sz w:val="28"/>
-          <w:szCs w:val="28"/>
-        </w:rPr>
-      </w:pPr>
-      <w:r>
-        <w:rPr>
-          <w:sz w:val="28"/>
-          <w:szCs w:val="28"/>
-        </w:rPr>
-        <w:t>{%p endif %}</w:t>
-      </w:r>
-    </w:p>
-    <w:p>
-      <w:pPr>
-        <w:jc w:val="both"/>
-        <w:rPr>
-          <w:sz w:val="24"/>
-          <w:szCs w:val="24"/>
-        </w:rPr>
-      </w:pPr>
-      <w:r>
-        <w:rPr>
-          <w:b/>
-          <w:bCs/>
-          <w:sz w:val="28"/>
-          <w:szCs w:val="28"/>
-        </w:rPr>
-        <w:lastRenderedPageBreak/>
-        <w:tab/>
-      </w:r>
-      <w:r>
-        <w:rPr>
-          <w:b/>
-          <w:bCs/>
-          <w:sz w:val="28"/>
-          <w:szCs w:val="28"/>
-        </w:rPr>
-        <w:tab/>
-      </w:r>
-      <w:r>
-        <w:rPr>
-          <w:b/>
-          <w:bCs/>
-          <w:sz w:val="28"/>
-          <w:szCs w:val="28"/>
-        </w:rPr>
-        <w:tab/>
-      </w:r>
-      <w:r>
-        <w:rPr>
-          <w:b/>
-          <w:bCs/>
-          <w:sz w:val="28"/>
-          <w:szCs w:val="28"/>
-        </w:rPr>
-        <w:tab/>
-      </w:r>
-      <w:r>
-        <w:rPr>
-          <w:b/>
-          <w:bCs/>
-          <w:sz w:val="28"/>
-          <w:szCs w:val="28"/>
-        </w:rPr>
-        <w:br/>
-      </w:r>
-    </w:p>
-    <w:p>
-      <w:pPr>
-        <w:jc w:val="both"/>
-        <w:rPr>
-          <w:sz w:val="36"/>
-          <w:szCs w:val="36"/>
-        </w:rPr>
-      </w:pPr>
-    </w:p>
-    <w:p>
-      <w:pPr>
-        <w:jc w:val="center"/>
-        <w:rPr>
-          <w:b/>
-          <w:bCs/>
-          <w:sz w:val="36"/>
-          <w:szCs w:val="36"/>
-          <w:u w:val="single"/>
-        </w:rPr>
-      </w:pPr>
-    </w:p>
-    <w:p>
-      <w:pPr>
-        <w:jc w:val="center"/>
-        <w:rPr>
-          <w:b/>
-          <w:bCs/>
-          <w:sz w:val="36"/>
-          <w:szCs w:val="36"/>
-          <w:u w:val="single"/>
-        </w:rPr>
-      </w:pPr>
-    </w:p>
-    <w:p>
-      <w:pPr>
-        <w:jc w:val="center"/>
-        <w:rPr>
-          <w:b/>
-          <w:bCs/>
-          <w:sz w:val="36"/>
-          <w:szCs w:val="36"/>
-          <w:u w:val="single"/>
-        </w:rPr>
-      </w:pPr>
-    </w:p>
-    <w:p>
-      <w:pPr>
-        <w:jc w:val="center"/>
-        <w:rPr>
-          <w:b/>
-          <w:bCs/>
-          <w:sz w:val="36"/>
-          <w:szCs w:val="36"/>
-          <w:u w:val="single"/>
-        </w:rPr>
-      </w:pPr>
-    </w:p>
-    <w:p>
-      <w:pPr>
-        <w:jc w:val="center"/>
-        <w:rPr>
-          <w:b/>
-          <w:bCs/>
-          <w:sz w:val="36"/>
-          <w:szCs w:val="36"/>
-          <w:u w:val="single"/>
-        </w:rPr>
-      </w:pPr>
-    </w:p>
-    <w:p>
-      <w:pPr>
-        <w:jc w:val="center"/>
-        <w:rPr>
-          <w:b/>
-          <w:bCs/>
-          <w:sz w:val="36"/>
-          <w:szCs w:val="36"/>
-          <w:u w:val="single"/>
-        </w:rPr>
-      </w:pPr>
-    </w:p>
-    <w:p>
-      <w:pPr>
-        <w:jc w:val="center"/>
-        <w:rPr>
-          <w:b/>
-          <w:bCs/>
-          <w:sz w:val="36"/>
-          <w:szCs w:val="36"/>
-          <w:u w:val="single"/>
-        </w:rPr>
-      </w:pPr>
-    </w:p>
-    <w:p>
-      <w:pPr>
-        <w:jc w:val="center"/>
-        <w:rPr>
-          <w:b/>
-          <w:bCs/>
-          <w:sz w:val="36"/>
-          <w:szCs w:val="36"/>
-          <w:u w:val="single"/>
-        </w:rPr>
-      </w:pPr>
-    </w:p>
-    <w:p>
-      <w:pPr>
-        <w:jc w:val="center"/>
-        <w:rPr>
-          <w:b/>
-          <w:bCs/>
-          <w:sz w:val="36"/>
-          <w:szCs w:val="36"/>
-          <w:u w:val="single"/>
-        </w:rPr>
-      </w:pPr>
-    </w:p>
-    <w:p>
-      <w:pPr>
-        <w:jc w:val="center"/>
-        <w:rPr>
-          <w:b/>
-          <w:bCs/>
-          <w:sz w:val="36"/>
-          <w:szCs w:val="36"/>
-          <w:u w:val="single"/>
-        </w:rPr>
-      </w:pPr>
-    </w:p>
-    <w:p>
-      <w:pPr>
-        <w:jc w:val="center"/>
-        <w:rPr>
-          <w:b/>
-          <w:bCs/>
-          <w:sz w:val="36"/>
-          <w:szCs w:val="36"/>
-          <w:u w:val="single"/>
-        </w:rPr>
-      </w:pPr>
-    </w:p>
-    <w:p>
-      <w:pPr>
-        <w:jc w:val="center"/>
-        <w:rPr>
-          <w:b/>
-          <w:bCs/>
-          <w:sz w:val="36"/>
-          <w:szCs w:val="36"/>
-          <w:u w:val="single"/>
-        </w:rPr>
-      </w:pPr>
-    </w:p>
-    <w:p>
-      <w:pPr>
-        <w:rPr>
-          <w:b/>
-          <w:bCs/>
-          <w:sz w:val="36"/>
-          <w:szCs w:val="36"/>
-          <w:u w:val="single"/>
         </w:rPr>
       </w:pPr>
     </w:p>
@@ -5137,6 +4191,25 @@
     <w:uiPriority w:val="99"/>
     <w:rsid w:val="006C4530"/>
   </w:style>
+  <w:style w:type="table" w:styleId="TableGrid">
+    <w:name w:val="Table Grid"/>
+    <w:basedOn w:val="TableNormal"/>
+    <w:uiPriority w:val="39"/>
+    <w:rsid w:val="00C277F4"/>
+    <w:pPr>
+      <w:spacing w:after="0" w:line="240" w:lineRule="auto"/>
+    </w:pPr>
+    <w:tblPr>
+      <w:tblBorders>
+        <w:top w:val="single" w:sz="4" w:space="0" w:color="auto"/>
+        <w:left w:val="single" w:sz="4" w:space="0" w:color="auto"/>
+        <w:bottom w:val="single" w:sz="4" w:space="0" w:color="auto"/>
+        <w:right w:val="single" w:sz="4" w:space="0" w:color="auto"/>
+        <w:insideH w:val="single" w:sz="4" w:space="0" w:color="auto"/>
+        <w:insideV w:val="single" w:sz="4" w:space="0" w:color="auto"/>
+      </w:tblBorders>
+    </w:tblPr>
+  </w:style>
 </w:styles>
 </file>
 
@@ -5433,4 +4506,16 @@
     </a:ext>
   </a:extLst>
 </a:theme>
+</file>
+
+<file path=customXml/item1.xml><?xml version="1.0" encoding="utf-8"?>
+<b:Sources xmlns:b="http://schemas.openxmlformats.org/officeDocument/2006/bibliography" xmlns="http://schemas.openxmlformats.org/officeDocument/2006/bibliography" SelectedStyle="\APASixthEditionOfficeOnline.xsl" StyleName="APA" Version="6"/>
+</file>
+
+<file path=customXml/itemProps1.xml><?xml version="1.0" encoding="utf-8"?>
+<ds:datastoreItem xmlns:ds="http://schemas.openxmlformats.org/officeDocument/2006/customXml" ds:itemID="{FDAE41E9-928A-493F-912B-22BB46D51885}">
+  <ds:schemaRefs>
+    <ds:schemaRef ds:uri="http://schemas.openxmlformats.org/officeDocument/2006/bibliography"/>
+  </ds:schemaRefs>
+</ds:datastoreItem>
 </file>
--- a/Rent_Template.docx
+++ b/Rent_Template.docx
@@ -1374,7 +1374,7 @@
       </w:tr>
       <w:tr>
         <w:trPr>
-          <w:trHeight w:val="680"/>
+          <w:trHeight w:val="624"/>
         </w:trPr>
         <w:tc>
           <w:tcPr>
@@ -1430,7 +1430,7 @@
       </w:tr>
       <w:tr>
         <w:trPr>
-          <w:trHeight w:val="680"/>
+          <w:trHeight w:val="624"/>
         </w:trPr>
         <w:tc>
           <w:tcPr>
@@ -1486,7 +1486,7 @@
       </w:tr>
       <w:tr>
         <w:trPr>
-          <w:trHeight w:val="680"/>
+          <w:trHeight w:val="624"/>
         </w:trPr>
         <w:tc>
           <w:tcPr>
@@ -1542,7 +1542,7 @@
       </w:tr>
       <w:tr>
         <w:trPr>
-          <w:trHeight w:val="680"/>
+          <w:trHeight w:val="624"/>
         </w:trPr>
         <w:tc>
           <w:tcPr>
@@ -1598,7 +1598,7 @@
       </w:tr>
       <w:tr>
         <w:trPr>
-          <w:trHeight w:val="680"/>
+          <w:trHeight w:val="624"/>
         </w:trPr>
         <w:tc>
           <w:tcPr>
@@ -1654,7 +1654,7 @@
       </w:tr>
       <w:tr>
         <w:trPr>
-          <w:trHeight w:val="680"/>
+          <w:trHeight w:val="624"/>
         </w:trPr>
         <w:tc>
           <w:tcPr>
@@ -1710,7 +1710,7 @@
       </w:tr>
       <w:tr>
         <w:trPr>
-          <w:trHeight w:val="680"/>
+          <w:trHeight w:val="624"/>
         </w:trPr>
         <w:tc>
           <w:tcPr>
@@ -1766,7 +1766,7 @@
       </w:tr>
       <w:tr>
         <w:trPr>
-          <w:trHeight w:val="680"/>
+          <w:trHeight w:val="624"/>
         </w:trPr>
         <w:tc>
           <w:tcPr>
@@ -1822,7 +1822,7 @@
       </w:tr>
       <w:tr>
         <w:trPr>
-          <w:trHeight w:val="680"/>
+          <w:trHeight w:val="624"/>
         </w:trPr>
         <w:tc>
           <w:tcPr>
@@ -1878,7 +1878,7 @@
       </w:tr>
       <w:tr>
         <w:trPr>
-          <w:trHeight w:val="680"/>
+          <w:trHeight w:val="624"/>
         </w:trPr>
         <w:tc>
           <w:tcPr>
@@ -1934,7 +1934,7 @@
       </w:tr>
       <w:tr>
         <w:trPr>
-          <w:trHeight w:val="680"/>
+          <w:trHeight w:val="624"/>
         </w:trPr>
         <w:tc>
           <w:tcPr>
@@ -1990,7 +1990,7 @@
       </w:tr>
       <w:tr>
         <w:trPr>
-          <w:trHeight w:val="680"/>
+          <w:trHeight w:val="624"/>
         </w:trPr>
         <w:tc>
           <w:tcPr>
@@ -2046,7 +2046,7 @@
       </w:tr>
       <w:tr>
         <w:trPr>
-          <w:trHeight w:val="680"/>
+          <w:trHeight w:val="624"/>
         </w:trPr>
         <w:tc>
           <w:tcPr>
@@ -2102,7 +2102,7 @@
       </w:tr>
       <w:tr>
         <w:trPr>
-          <w:trHeight w:val="680"/>
+          <w:trHeight w:val="624"/>
         </w:trPr>
         <w:tc>
           <w:tcPr>
@@ -2158,7 +2158,7 @@
       </w:tr>
       <w:tr>
         <w:trPr>
-          <w:trHeight w:val="680"/>
+          <w:trHeight w:val="624"/>
         </w:trPr>
         <w:tc>
           <w:tcPr>
@@ -2214,63 +2214,7 @@
       </w:tr>
       <w:tr>
         <w:trPr>
-          <w:trHeight w:val="680"/>
-        </w:trPr>
-        <w:tc>
-          <w:tcPr>
-            <w:tcW w:w="988" w:type="dxa"/>
-          </w:tcPr>
-          <w:p>
-            <w:pPr>
-              <w:jc w:val="center"/>
-              <w:rPr>
-                <w:b/>
-                <w:bCs/>
-                <w:sz w:val="36"/>
-                <w:szCs w:val="36"/>
-                <w:u w:val="single"/>
-              </w:rPr>
-            </w:pPr>
-          </w:p>
-        </w:tc>
-        <w:tc>
-          <w:tcPr>
-            <w:tcW w:w="7654" w:type="dxa"/>
-          </w:tcPr>
-          <w:p>
-            <w:pPr>
-              <w:jc w:val="center"/>
-              <w:rPr>
-                <w:b/>
-                <w:bCs/>
-                <w:sz w:val="36"/>
-                <w:szCs w:val="36"/>
-                <w:u w:val="single"/>
-              </w:rPr>
-            </w:pPr>
-          </w:p>
-        </w:tc>
-        <w:tc>
-          <w:tcPr>
-            <w:tcW w:w="708" w:type="dxa"/>
-          </w:tcPr>
-          <w:p>
-            <w:pPr>
-              <w:jc w:val="center"/>
-              <w:rPr>
-                <w:b/>
-                <w:bCs/>
-                <w:sz w:val="36"/>
-                <w:szCs w:val="36"/>
-                <w:u w:val="single"/>
-              </w:rPr>
-            </w:pPr>
-          </w:p>
-        </w:tc>
-      </w:tr>
-      <w:tr>
-        <w:trPr>
-          <w:trHeight w:val="680"/>
+          <w:trHeight w:val="624"/>
         </w:trPr>
         <w:tc>
           <w:tcPr>
@@ -2573,233 +2517,69 @@
           <w:szCs w:val="8"/>
         </w:rPr>
       </w:pPr>
-      <w:r>
+    </w:p>
+    <w:p>
+      <w:pPr>
         <w:rPr>
           <w:sz w:val="8"/>
           <w:szCs w:val="8"/>
         </w:rPr>
+      </w:pPr>
+    </w:p>
+    <w:p>
+      <w:pPr>
+        <w:rPr>
+          <w:sz w:val="8"/>
+          <w:szCs w:val="8"/>
+        </w:rPr>
+      </w:pPr>
+    </w:p>
+    <w:p>
+      <w:pPr>
+        <w:rPr>
+          <w:sz w:val="8"/>
+          <w:szCs w:val="8"/>
+        </w:rPr>
+      </w:pPr>
+    </w:p>
+    <w:p>
+      <w:pPr>
+        <w:rPr>
+          <w:sz w:val="8"/>
+          <w:szCs w:val="8"/>
+        </w:rPr>
+      </w:pPr>
+    </w:p>
+    <w:p>
+      <w:pPr>
+        <w:rPr>
+          <w:sz w:val="8"/>
+          <w:szCs w:val="8"/>
+        </w:rPr>
+      </w:pPr>
+    </w:p>
+    <w:p>
+      <w:pPr>
+        <w:rPr>
+          <w:sz w:val="8"/>
+          <w:szCs w:val="8"/>
+        </w:rPr>
+      </w:pPr>
+    </w:p>
+    <w:p>
+      <w:pPr>
+        <w:rPr>
+          <w:sz w:val="8"/>
+          <w:szCs w:val="8"/>
+        </w:rPr>
+      </w:pPr>
+      <w:r>
+        <w:rPr>
+          <w:sz w:val="8"/>
+          <w:szCs w:val="8"/>
+        </w:rPr>
         <w:t>{%p endif %}</w:t>
       </w:r>
-    </w:p>
-    <w:p>
-      <w:pPr>
-        <w:rPr>
-          <w:b/>
-          <w:bCs/>
-          <w:sz w:val="26"/>
-          <w:szCs w:val="26"/>
-        </w:rPr>
-      </w:pPr>
-    </w:p>
-    <w:p>
-      <w:pPr>
-        <w:rPr>
-          <w:b/>
-          <w:bCs/>
-          <w:sz w:val="26"/>
-          <w:szCs w:val="26"/>
-        </w:rPr>
-      </w:pPr>
-    </w:p>
-    <w:p>
-      <w:pPr>
-        <w:rPr>
-          <w:b/>
-          <w:bCs/>
-          <w:sz w:val="26"/>
-          <w:szCs w:val="26"/>
-        </w:rPr>
-      </w:pPr>
-    </w:p>
-    <w:p>
-      <w:pPr>
-        <w:rPr>
-          <w:b/>
-          <w:bCs/>
-          <w:sz w:val="26"/>
-          <w:szCs w:val="26"/>
-        </w:rPr>
-      </w:pPr>
-    </w:p>
-    <w:p>
-      <w:pPr>
-        <w:rPr>
-          <w:b/>
-          <w:bCs/>
-          <w:sz w:val="26"/>
-          <w:szCs w:val="26"/>
-        </w:rPr>
-      </w:pPr>
-    </w:p>
-    <w:p>
-      <w:pPr>
-        <w:rPr>
-          <w:b/>
-          <w:bCs/>
-          <w:sz w:val="26"/>
-          <w:szCs w:val="26"/>
-        </w:rPr>
-      </w:pPr>
-    </w:p>
-    <w:p>
-      <w:pPr>
-        <w:rPr>
-          <w:b/>
-          <w:bCs/>
-          <w:sz w:val="26"/>
-          <w:szCs w:val="26"/>
-        </w:rPr>
-      </w:pPr>
-    </w:p>
-    <w:p>
-      <w:pPr>
-        <w:rPr>
-          <w:b/>
-          <w:bCs/>
-          <w:sz w:val="26"/>
-          <w:szCs w:val="26"/>
-        </w:rPr>
-      </w:pPr>
-    </w:p>
-    <w:p>
-      <w:pPr>
-        <w:rPr>
-          <w:b/>
-          <w:bCs/>
-          <w:sz w:val="26"/>
-          <w:szCs w:val="26"/>
-        </w:rPr>
-      </w:pPr>
-    </w:p>
-    <w:p>
-      <w:pPr>
-        <w:rPr>
-          <w:b/>
-          <w:bCs/>
-          <w:sz w:val="26"/>
-          <w:szCs w:val="26"/>
-        </w:rPr>
-      </w:pPr>
-    </w:p>
-    <w:p>
-      <w:pPr>
-        <w:rPr>
-          <w:b/>
-          <w:bCs/>
-          <w:sz w:val="26"/>
-          <w:szCs w:val="26"/>
-        </w:rPr>
-      </w:pPr>
-    </w:p>
-    <w:p>
-      <w:pPr>
-        <w:rPr>
-          <w:b/>
-          <w:bCs/>
-          <w:sz w:val="26"/>
-          <w:szCs w:val="26"/>
-        </w:rPr>
-      </w:pPr>
-    </w:p>
-    <w:p>
-      <w:pPr>
-        <w:rPr>
-          <w:b/>
-          <w:bCs/>
-          <w:sz w:val="26"/>
-          <w:szCs w:val="26"/>
-        </w:rPr>
-      </w:pPr>
-    </w:p>
-    <w:p>
-      <w:pPr>
-        <w:rPr>
-          <w:b/>
-          <w:bCs/>
-          <w:sz w:val="26"/>
-          <w:szCs w:val="26"/>
-        </w:rPr>
-      </w:pPr>
-    </w:p>
-    <w:p>
-      <w:pPr>
-        <w:rPr>
-          <w:b/>
-          <w:bCs/>
-          <w:sz w:val="26"/>
-          <w:szCs w:val="26"/>
-        </w:rPr>
-      </w:pPr>
-    </w:p>
-    <w:p>
-      <w:pPr>
-        <w:rPr>
-          <w:b/>
-          <w:bCs/>
-          <w:sz w:val="26"/>
-          <w:szCs w:val="26"/>
-        </w:rPr>
-      </w:pPr>
-    </w:p>
-    <w:p>
-      <w:pPr>
-        <w:rPr>
-          <w:b/>
-          <w:bCs/>
-          <w:sz w:val="26"/>
-          <w:szCs w:val="26"/>
-        </w:rPr>
-      </w:pPr>
-    </w:p>
-    <w:p>
-      <w:pPr>
-        <w:rPr>
-          <w:b/>
-          <w:bCs/>
-          <w:sz w:val="26"/>
-          <w:szCs w:val="26"/>
-        </w:rPr>
-      </w:pPr>
-    </w:p>
-    <w:p>
-      <w:pPr>
-        <w:rPr>
-          <w:b/>
-          <w:bCs/>
-          <w:sz w:val="28"/>
-          <w:szCs w:val="28"/>
-        </w:rPr>
-      </w:pPr>
-    </w:p>
-    <w:p>
-      <w:pPr>
-        <w:rPr>
-          <w:b/>
-          <w:bCs/>
-          <w:sz w:val="28"/>
-          <w:szCs w:val="28"/>
-        </w:rPr>
-      </w:pPr>
-    </w:p>
-    <w:p>
-      <w:pPr>
-        <w:rPr>
-          <w:b/>
-          <w:bCs/>
-          <w:sz w:val="28"/>
-          <w:szCs w:val="28"/>
-        </w:rPr>
-      </w:pPr>
-    </w:p>
-    <w:p>
-      <w:pPr>
-        <w:rPr>
-          <w:b/>
-          <w:bCs/>
-          <w:sz w:val="28"/>
-          <w:szCs w:val="28"/>
-        </w:rPr>
-      </w:pPr>
     </w:p>
     <w:sectPr>
       <w:pgSz w:w="12240" w:h="20160" w:code="5"/>

--- a/Rent_Template.docx
+++ b/Rent_Template.docx
@@ -1154,6 +1154,62 @@
           <w:szCs w:val="36"/>
         </w:rPr>
       </w:pPr>
+      <w:r>
+        <w:rPr>
+          <w:sz w:val="36"/>
+          <w:szCs w:val="36"/>
+        </w:rPr>
+        <w:br/>
+      </w:r>
+      <w:r>
+        <w:rPr>
+          <w:sz w:val="36"/>
+          <w:szCs w:val="36"/>
+        </w:rPr>
+        <w:br/>
+      </w:r>
+      <w:r>
+        <w:rPr>
+          <w:sz w:val="36"/>
+          <w:szCs w:val="36"/>
+        </w:rPr>
+        <w:br/>
+      </w:r>
+      <w:r>
+        <w:rPr>
+          <w:sz w:val="36"/>
+          <w:szCs w:val="36"/>
+        </w:rPr>
+        <w:br/>
+      </w:r>
+      <w:r>
+        <w:rPr>
+          <w:sz w:val="36"/>
+          <w:szCs w:val="36"/>
+        </w:rPr>
+        <w:br/>
+      </w:r>
+      <w:r>
+        <w:rPr>
+          <w:sz w:val="36"/>
+          <w:szCs w:val="36"/>
+        </w:rPr>
+        <w:br/>
+      </w:r>
+      <w:r>
+        <w:rPr>
+          <w:sz w:val="36"/>
+          <w:szCs w:val="36"/>
+        </w:rPr>
+        <w:br/>
+      </w:r>
+      <w:r>
+        <w:rPr>
+          <w:sz w:val="36"/>
+          <w:szCs w:val="36"/>
+        </w:rPr>
+        <w:br/>
+      </w:r>
     </w:p>
     <w:p>
       <w:pPr>
@@ -1238,28 +1294,87 @@
     </w:p>
     <w:p>
       <w:pPr>
-        <w:jc w:val="both"/>
-        <w:rPr>
-          <w:sz w:val="36"/>
-          <w:szCs w:val="36"/>
-        </w:rPr>
-      </w:pPr>
-    </w:p>
-    <w:p>
-      <w:pPr>
-        <w:jc w:val="both"/>
-        <w:rPr>
-          <w:sz w:val="24"/>
-          <w:szCs w:val="24"/>
-        </w:rPr>
-      </w:pPr>
-    </w:p>
-    <w:p>
-      <w:pPr>
-        <w:jc w:val="both"/>
-        <w:rPr>
-          <w:sz w:val="8"/>
-          <w:szCs w:val="8"/>
+        <w:ind w:left="4320"/>
+        <w:rPr>
+          <w:sz w:val="36"/>
+          <w:szCs w:val="36"/>
+        </w:rPr>
+      </w:pPr>
+    </w:p>
+    <w:p>
+      <w:pPr>
+        <w:ind w:left="4320"/>
+        <w:rPr>
+          <w:sz w:val="36"/>
+          <w:szCs w:val="36"/>
+        </w:rPr>
+      </w:pPr>
+    </w:p>
+    <w:p>
+      <w:pPr>
+        <w:ind w:left="4320"/>
+        <w:rPr>
+          <w:sz w:val="36"/>
+          <w:szCs w:val="36"/>
+        </w:rPr>
+      </w:pPr>
+    </w:p>
+    <w:p>
+      <w:pPr>
+        <w:ind w:left="4320"/>
+        <w:rPr>
+          <w:sz w:val="36"/>
+          <w:szCs w:val="36"/>
+        </w:rPr>
+      </w:pPr>
+    </w:p>
+    <w:p>
+      <w:pPr>
+        <w:ind w:left="4320"/>
+        <w:rPr>
+          <w:sz w:val="36"/>
+          <w:szCs w:val="36"/>
+        </w:rPr>
+      </w:pPr>
+    </w:p>
+    <w:p>
+      <w:pPr>
+        <w:ind w:left="4320"/>
+        <w:rPr>
+          <w:sz w:val="36"/>
+          <w:szCs w:val="36"/>
+        </w:rPr>
+      </w:pPr>
+    </w:p>
+    <w:p>
+      <w:pPr>
+        <w:ind w:left="4320"/>
+        <w:rPr>
+          <w:sz w:val="36"/>
+          <w:szCs w:val="36"/>
+        </w:rPr>
+      </w:pPr>
+    </w:p>
+    <w:p>
+      <w:pPr>
+        <w:rPr>
+          <w:sz w:val="36"/>
+          <w:szCs w:val="36"/>
+        </w:rPr>
+      </w:pPr>
+      <w:r>
+        <w:rPr>
+          <w:sz w:val="36"/>
+          <w:szCs w:val="36"/>
+        </w:rPr>
+        <w:br w:type="page"/>
+      </w:r>
+    </w:p>
+    <w:p>
+      <w:pPr>
+        <w:rPr>
+          <w:sz w:val="36"/>
+          <w:szCs w:val="36"/>
         </w:rPr>
       </w:pPr>
       <w:r>

--- a/Rent_Template.docx
+++ b/Rent_Template.docx
@@ -520,36 +520,16 @@
           <w:sz w:val="36"/>
           <w:szCs w:val="36"/>
         </w:rPr>
-        <w:t>{{PERCENT_INC</w:t>
-      </w:r>
-      <w:proofErr w:type="gramStart"/>
-      <w:r>
-        <w:rPr>
-          <w:b/>
-          <w:bCs/>
-          <w:sz w:val="36"/>
-          <w:szCs w:val="36"/>
-        </w:rPr>
-        <w:t>}}</w:t>
-      </w:r>
-      <w:r>
-        <w:rPr>
-          <w:b/>
-          <w:bCs/>
-          <w:sz w:val="36"/>
-          <w:szCs w:val="36"/>
-        </w:rPr>
-        <w:t>%</w:t>
-      </w:r>
-      <w:proofErr w:type="gramEnd"/>
-      <w:r>
-        <w:rPr>
-          <w:b/>
-          <w:bCs/>
-          <w:sz w:val="36"/>
-          <w:szCs w:val="36"/>
-        </w:rPr>
-        <w:t xml:space="preserve"> increase in the rent</w:t>
+        <w:t>{{PERCENT_INC}}</w:t>
+      </w:r>
+      <w:r>
+        <w:rPr>
+          <w:b/>
+          <w:bCs/>
+          <w:sz w:val="36"/>
+          <w:szCs w:val="36"/>
+        </w:rPr>
+        <w:t>% increase in the rent</w:t>
       </w:r>
       <w:r>
         <w:rPr>
@@ -2383,6 +2363,118 @@
           </w:p>
         </w:tc>
       </w:tr>
+      <w:tr>
+        <w:trPr>
+          <w:trHeight w:val="624"/>
+        </w:trPr>
+        <w:tc>
+          <w:tcPr>
+            <w:tcW w:w="988" w:type="dxa"/>
+          </w:tcPr>
+          <w:p>
+            <w:pPr>
+              <w:jc w:val="center"/>
+              <w:rPr>
+                <w:b/>
+                <w:bCs/>
+                <w:sz w:val="36"/>
+                <w:szCs w:val="36"/>
+                <w:u w:val="single"/>
+              </w:rPr>
+            </w:pPr>
+          </w:p>
+        </w:tc>
+        <w:tc>
+          <w:tcPr>
+            <w:tcW w:w="7654" w:type="dxa"/>
+          </w:tcPr>
+          <w:p>
+            <w:pPr>
+              <w:jc w:val="center"/>
+              <w:rPr>
+                <w:b/>
+                <w:bCs/>
+                <w:sz w:val="36"/>
+                <w:szCs w:val="36"/>
+                <w:u w:val="single"/>
+              </w:rPr>
+            </w:pPr>
+          </w:p>
+        </w:tc>
+        <w:tc>
+          <w:tcPr>
+            <w:tcW w:w="708" w:type="dxa"/>
+          </w:tcPr>
+          <w:p>
+            <w:pPr>
+              <w:jc w:val="center"/>
+              <w:rPr>
+                <w:b/>
+                <w:bCs/>
+                <w:sz w:val="36"/>
+                <w:szCs w:val="36"/>
+                <w:u w:val="single"/>
+              </w:rPr>
+            </w:pPr>
+          </w:p>
+        </w:tc>
+      </w:tr>
+      <w:tr>
+        <w:trPr>
+          <w:trHeight w:val="624"/>
+        </w:trPr>
+        <w:tc>
+          <w:tcPr>
+            <w:tcW w:w="988" w:type="dxa"/>
+          </w:tcPr>
+          <w:p>
+            <w:pPr>
+              <w:jc w:val="center"/>
+              <w:rPr>
+                <w:b/>
+                <w:bCs/>
+                <w:sz w:val="36"/>
+                <w:szCs w:val="36"/>
+                <w:u w:val="single"/>
+              </w:rPr>
+            </w:pPr>
+          </w:p>
+        </w:tc>
+        <w:tc>
+          <w:tcPr>
+            <w:tcW w:w="7654" w:type="dxa"/>
+          </w:tcPr>
+          <w:p>
+            <w:pPr>
+              <w:jc w:val="center"/>
+              <w:rPr>
+                <w:b/>
+                <w:bCs/>
+                <w:sz w:val="36"/>
+                <w:szCs w:val="36"/>
+                <w:u w:val="single"/>
+              </w:rPr>
+            </w:pPr>
+          </w:p>
+        </w:tc>
+        <w:tc>
+          <w:tcPr>
+            <w:tcW w:w="708" w:type="dxa"/>
+          </w:tcPr>
+          <w:p>
+            <w:pPr>
+              <w:jc w:val="center"/>
+              <w:rPr>
+                <w:b/>
+                <w:bCs/>
+                <w:sz w:val="36"/>
+                <w:szCs w:val="36"/>
+                <w:u w:val="single"/>
+              </w:rPr>
+            </w:pPr>
+          </w:p>
+        </w:tc>
+      </w:tr>
     </w:tbl>
     <w:p>
       <w:pPr>
@@ -2595,7 +2687,6 @@
           <w:szCs w:val="26"/>
         </w:rPr>
       </w:pPr>
-      <w:proofErr w:type="gramStart"/>
       <w:r>
         <w:rPr>
           <w:b/>
@@ -2603,9 +2694,8 @@
           <w:sz w:val="28"/>
           <w:szCs w:val="28"/>
         </w:rPr>
-        <w:t>Signature:…</w:t>
-      </w:r>
-      <w:proofErr w:type="gramEnd"/>
+        <w:t>Signature:……………………</w:t>
+      </w:r>
       <w:r>
         <w:rPr>
           <w:b/>
@@ -2613,57 +2703,8 @@
           <w:sz w:val="28"/>
           <w:szCs w:val="28"/>
         </w:rPr>
-        <w:t>…………………</w:t>
-      </w:r>
-      <w:r>
-        <w:rPr>
-          <w:b/>
-          <w:bCs/>
-          <w:sz w:val="28"/>
-          <w:szCs w:val="28"/>
-        </w:rPr>
         <w:t>.</w:t>
       </w:r>
-    </w:p>
-    <w:p>
-      <w:pPr>
-        <w:rPr>
-          <w:sz w:val="8"/>
-          <w:szCs w:val="8"/>
-        </w:rPr>
-      </w:pPr>
-    </w:p>
-    <w:p>
-      <w:pPr>
-        <w:rPr>
-          <w:sz w:val="8"/>
-          <w:szCs w:val="8"/>
-        </w:rPr>
-      </w:pPr>
-    </w:p>
-    <w:p>
-      <w:pPr>
-        <w:rPr>
-          <w:sz w:val="8"/>
-          <w:szCs w:val="8"/>
-        </w:rPr>
-      </w:pPr>
-    </w:p>
-    <w:p>
-      <w:pPr>
-        <w:rPr>
-          <w:sz w:val="8"/>
-          <w:szCs w:val="8"/>
-        </w:rPr>
-      </w:pPr>
-    </w:p>
-    <w:p>
-      <w:pPr>
-        <w:rPr>
-          <w:sz w:val="8"/>
-          <w:szCs w:val="8"/>
-        </w:rPr>
-      </w:pPr>
     </w:p>
     <w:p>
       <w:pPr>
